--- a/docs/研究报告_中文版.docx
+++ b/docs/研究报告_中文版.docx
@@ -769,7 +769,119 @@
           <w:color w:val="555555"/>
           <w:sz w:val="19"/>
         </w:rPr>
-        <w:t>docs/_重写规范_事实基线与学术体例.md</w:t>
+        <w:t>docs/LearnFlow_研究设计与审阅档案.md（§1 权威事实基线与写作体例）</w:t>
+      </w:r>
+      <w:r>
+        <w:rPr>
+          <w:rFonts w:ascii="Calibri" w:hAnsi="Calibri" w:eastAsia="Microsoft YaHei" w:cs="Microsoft YaHei"/>
+          <w:i/>
+          <w:color w:val="555555"/>
+          <w:sz w:val="19"/>
+        </w:rPr>
+        <w:t xml:space="preserve">。  </w:t>
+      </w:r>
+      <w:r>
+        <w:rPr>
+          <w:rFonts w:ascii="Calibri" w:hAnsi="Calibri" w:eastAsia="Microsoft YaHei" w:cs="Microsoft YaHei"/>
+          <w:b/>
+          <w:i/>
+          <w:color w:val="555555"/>
+          <w:sz w:val="19"/>
+        </w:rPr>
+        <w:t>⚠ 时点统一（审阅意见 2.1，2026-09-29）。</w:t>
+      </w:r>
+      <w:r>
+        <w:rPr>
+          <w:rFonts w:ascii="Calibri" w:hAnsi="Calibri" w:eastAsia="Microsoft YaHei" w:cs="Microsoft YaHei"/>
+          <w:i/>
+          <w:color w:val="555555"/>
+          <w:sz w:val="19"/>
+        </w:rPr>
+        <w:t xml:space="preserve"> 本报告与计划书停在 9 月 22~23 日的状态，而稿件与仓库已是 9 月 29 日（HEAD </w:t>
+      </w:r>
+      <w:r>
+        <w:rPr>
+          <w:rFonts w:ascii="Consolas" w:hAnsi="Consolas" w:eastAsia="Microsoft YaHei" w:cs="Microsoft YaHei"/>
+          <w:i/>
+          <w:color w:val="555555"/>
+          <w:sz w:val="19"/>
+        </w:rPr>
+        <w:t>b41a76a</w:t>
+      </w:r>
+      <w:r>
+        <w:rPr>
+          <w:rFonts w:ascii="Calibri" w:hAnsi="Calibri" w:eastAsia="Microsoft YaHei" w:cs="Microsoft YaHei"/>
+          <w:i/>
+          <w:color w:val="555555"/>
+          <w:sz w:val="19"/>
+        </w:rPr>
+        <w:t>）。10 月 20 日的提交件须</w:t>
+      </w:r>
+      <w:r>
+        <w:rPr>
+          <w:rFonts w:ascii="Calibri" w:hAnsi="Calibri" w:eastAsia="Microsoft YaHei" w:cs="Microsoft YaHei"/>
+          <w:b/>
+          <w:i/>
+          <w:color w:val="555555"/>
+          <w:sz w:val="19"/>
+        </w:rPr>
+        <w:t>全部以同一 git tag（如 `v1.1-submit`）为基准</w:t>
+      </w:r>
+      <w:r>
+        <w:rPr>
+          <w:rFonts w:ascii="Calibri" w:hAnsi="Calibri" w:eastAsia="Microsoft YaHei" w:cs="Microsoft YaHei"/>
+          <w:i/>
+          <w:color w:val="555555"/>
+          <w:sz w:val="19"/>
+        </w:rPr>
+        <w:t>，且该 tag 之后的工作不进入提交件。</w:t>
+      </w:r>
+      <w:r>
+        <w:rPr>
+          <w:rFonts w:ascii="Calibri" w:hAnsi="Calibri" w:eastAsia="Microsoft YaHei" w:cs="Microsoft YaHei"/>
+          <w:b/>
+          <w:i/>
+          <w:color w:val="555555"/>
+          <w:sz w:val="19"/>
+        </w:rPr>
+        <w:t>该 tag 尚未建立</w:t>
+      </w:r>
+      <w:r>
+        <w:rPr>
+          <w:rFonts w:ascii="Calibri" w:hAnsi="Calibri" w:eastAsia="Microsoft YaHei" w:cs="Microsoft YaHei"/>
+          <w:i/>
+          <w:color w:val="555555"/>
+          <w:sz w:val="19"/>
+        </w:rPr>
+        <w:t xml:space="preserve">（本工作副本无 </w:t>
+      </w:r>
+      <w:r>
+        <w:rPr>
+          <w:rFonts w:ascii="Consolas" w:hAnsi="Consolas" w:eastAsia="Microsoft YaHei" w:cs="Microsoft YaHei"/>
+          <w:i/>
+          <w:color w:val="555555"/>
+          <w:sz w:val="19"/>
+        </w:rPr>
+        <w:t>.git</w:t>
+      </w:r>
+      <w:r>
+        <w:rPr>
+          <w:rFonts w:ascii="Calibri" w:hAnsi="Calibri" w:eastAsia="Microsoft YaHei" w:cs="Microsoft YaHei"/>
+          <w:i/>
+          <w:color w:val="555555"/>
+          <w:sz w:val="19"/>
+        </w:rPr>
+        <w:t>），</w:t>
+      </w:r>
+      <w:r>
+        <w:rPr>
+          <w:rFonts w:ascii="Calibri" w:hAnsi="Calibri" w:eastAsia="Microsoft YaHei" w:cs="Microsoft YaHei"/>
+          <w:b/>
+          <w:i/>
+          <w:color w:val="555555"/>
+          <w:sz w:val="19"/>
+        </w:rPr>
+        <w:t>此处基线暂以占位形式保留，待 tag 建立后替换</w:t>
       </w:r>
       <w:r>
         <w:rPr>
@@ -1035,7 +1147,7 @@
           <w:b/>
           <w:sz w:val="21"/>
         </w:rPr>
-        <w:t>88 个文件 / 25,795 行</w:t>
+        <w:t>92 个文件 / 26,782 行</w:t>
       </w:r>
       <w:r>
         <w:rPr>
@@ -1065,7 +1177,7 @@
           <w:b/>
           <w:sz w:val="21"/>
         </w:rPr>
-        <w:t>54 个测试文件 / 936 条通过</w:t>
+        <w:t>56 个测试文件 / 972 条通过</w:t>
       </w:r>
       <w:r>
         <w:rPr>
@@ -1232,7 +1344,7 @@
           <w:rFonts w:ascii="Calibri" w:hAnsi="Calibri" w:eastAsia="Microsoft YaHei" w:cs="Microsoft YaHei"/>
           <w:sz w:val="21"/>
         </w:rPr>
-        <w:t>本报告覆盖已完成的测量侧与静态侧研究，</w:t>
+        <w:t>本报告覆盖已完成的测量侧、静态侧与</w:t>
       </w:r>
       <w:r>
         <w:rPr>
@@ -1240,6 +1352,21 @@
           <w:b/>
           <w:sz w:val="21"/>
         </w:rPr>
+        <w:t>部分因果侧</w:t>
+      </w:r>
+      <w:r>
+        <w:rPr>
+          <w:rFonts w:ascii="Calibri" w:hAnsi="Calibri" w:eastAsia="Microsoft YaHei" w:cs="Microsoft YaHei"/>
+          <w:sz w:val="21"/>
+        </w:rPr>
+        <w:t>研究（离策略剂量—反应识别已按冻结识别策略 LF-CIS-2026-09-22 执行，结论为未检出内部最优、降级为关联性证据，详见 M1 §8.3），</w:t>
+      </w:r>
+      <w:r>
+        <w:rPr>
+          <w:rFonts w:ascii="Calibri" w:hAnsi="Calibri" w:eastAsia="Microsoft YaHei" w:cs="Microsoft YaHei"/>
+          <w:b/>
+          <w:sz w:val="21"/>
+        </w:rPr>
         <w:t>不覆盖</w:t>
       </w:r>
       <w:r>
@@ -1247,7 +1374,7 @@
           <w:rFonts w:ascii="Calibri" w:hAnsi="Calibri" w:eastAsia="Microsoft YaHei" w:cs="Microsoft YaHei"/>
           <w:sz w:val="21"/>
         </w:rPr>
-        <w:t>因果侧识别与人类被试实验——二者尚未执行，在第 9 节列为未完成事项。报告不提出新的研究计划，计划性内容另见《博士学位论文研究计划》。</w:t>
+        <w:t>人类被试实验与完整因果侧分解（E-value 与五前提正式排序检验未执行），后者在第 9 节列为未完成事项。报告不提出新的研究计划，计划性内容另见《博士学位论文研究计划》。</w:t>
       </w:r>
     </w:p>
     <w:p>
@@ -2368,7 +2495,7 @@
                 <w:b/>
                 <w:sz w:val="19"/>
               </w:rPr>
-              <w:t>88 个文件 / 25,795 行</w:t>
+              <w:t>92 个文件 / 26,782 行</w:t>
             </w:r>
           </w:p>
         </w:tc>
@@ -2470,7 +2597,7 @@
                 <w:b/>
                 <w:sz w:val="19"/>
               </w:rPr>
-              <w:t>55</w:t>
+              <w:t>59</w:t>
             </w:r>
           </w:p>
         </w:tc>
@@ -2521,7 +2648,7 @@
                 <w:b/>
                 <w:sz w:val="19"/>
               </w:rPr>
-              <w:t>54 个测试文件 / 936 条通过</w:t>
+              <w:t>56 个测试文件 / 972 条通过</w:t>
             </w:r>
             <w:r>
               <w:rPr>
@@ -3427,7 +3554,7 @@
           <w:color w:val="555555"/>
           <w:sz w:val="19"/>
         </w:rPr>
-        <w:t>25,795 行 / 55 服务模块 / 88 源文件 / 104 API 端点 / 936 项测试（54 个测试文件）</w:t>
+        <w:t>26,782 行 / 59 服务模块 / 92 源文件 / 104 API 端点 / 972 项测试（56 个测试文件）</w:t>
       </w:r>
       <w:r>
         <w:rPr>
@@ -6253,7 +6380,7 @@
           <w:rFonts w:ascii="Calibri" w:hAnsi="Calibri" w:eastAsia="Microsoft YaHei" w:cs="Microsoft YaHei"/>
           <w:sz w:val="21"/>
         </w:rPr>
-        <w:t xml:space="preserve"> 按单值看，"80–85% 成功率是众数"这句话</w:t>
+        <w:t xml:space="preserve"> 按单值看，「80–85% 成功率是众数」这句话</w:t>
       </w:r>
       <w:r>
         <w:rPr>
@@ -6268,7 +6395,67 @@
           <w:rFonts w:ascii="Calibri" w:hAnsi="Calibri" w:eastAsia="Microsoft YaHei" w:cs="Microsoft YaHei"/>
           <w:sz w:val="21"/>
         </w:rPr>
-        <w:t xml:space="preserve">：错误率 0.25（30,899 窗）多于错误率 0.15 与 0.20 各自（由 </w:t>
+        <w:t>：错误率 0.25（</w:t>
+      </w:r>
+      <w:r>
+        <w:rPr>
+          <w:rFonts w:ascii="Calibri" w:hAnsi="Calibri" w:eastAsia="Microsoft YaHei" w:cs="Microsoft YaHei"/>
+          <w:b/>
+          <w:sz w:val="21"/>
+        </w:rPr>
+        <w:t>30,899</w:t>
+      </w:r>
+      <w:r>
+        <w:rPr>
+          <w:rFonts w:ascii="Calibri" w:hAnsi="Calibri" w:eastAsia="Microsoft YaHei" w:cs="Microsoft YaHei"/>
+          <w:sz w:val="21"/>
+        </w:rPr>
+        <w:t xml:space="preserve"> 窗）多于错误率 0.15 与 0.20 各自（</w:t>
+      </w:r>
+      <w:r>
+        <w:rPr>
+          <w:rFonts w:ascii="Calibri" w:hAnsi="Calibri" w:eastAsia="Microsoft YaHei" w:cs="Microsoft YaHei"/>
+          <w:b/>
+          <w:sz w:val="21"/>
+        </w:rPr>
+        <w:t>2026-09-29 更正</w:t>
+      </w:r>
+      <w:r>
+        <w:rPr>
+          <w:rFonts w:ascii="Calibri" w:hAnsi="Calibri" w:eastAsia="Microsoft YaHei" w:cs="Microsoft YaHei"/>
+          <w:sz w:val="21"/>
+        </w:rPr>
+        <w:t xml:space="preserve">：精确值为 0.20 = </w:t>
+      </w:r>
+      <w:r>
+        <w:rPr>
+          <w:rFonts w:ascii="Calibri" w:hAnsi="Calibri" w:eastAsia="Microsoft YaHei" w:cs="Microsoft YaHei"/>
+          <w:b/>
+          <w:sz w:val="21"/>
+        </w:rPr>
+        <w:t>30,061</w:t>
+      </w:r>
+      <w:r>
+        <w:rPr>
+          <w:rFonts w:ascii="Calibri" w:hAnsi="Calibri" w:eastAsia="Microsoft YaHei" w:cs="Microsoft YaHei"/>
+          <w:sz w:val="21"/>
+        </w:rPr>
+        <w:t xml:space="preserve"> 窗、0.15 = </w:t>
+      </w:r>
+      <w:r>
+        <w:rPr>
+          <w:rFonts w:ascii="Calibri" w:hAnsi="Calibri" w:eastAsia="Microsoft YaHei" w:cs="Microsoft YaHei"/>
+          <w:b/>
+          <w:sz w:val="21"/>
+        </w:rPr>
+        <w:t>26,151</w:t>
+      </w:r>
+      <w:r>
+        <w:rPr>
+          <w:rFonts w:ascii="Calibri" w:hAnsi="Calibri" w:eastAsia="Microsoft YaHei" w:cs="Microsoft YaHei"/>
+          <w:sz w:val="21"/>
+        </w:rPr>
+        <w:t xml:space="preserve"> 窗；此前的 30,074 / 26,138 系由 </w:t>
       </w:r>
       <w:r>
         <w:rPr>
@@ -6282,7 +6469,52 @@
           <w:rFonts w:ascii="Calibri" w:hAnsi="Calibri" w:eastAsia="Microsoft YaHei" w:cs="Microsoft YaHei"/>
           <w:sz w:val="21"/>
         </w:rPr>
-        <w:t xml:space="preserve"> 反推，0.20 ≈ 30,074 窗、0.15 ≈ 26,138 窗）。</w:t>
+        <w:t xml:space="preserve"> 反推所得，现已有精确值，按第二次更正表替换）。 </w:t>
+      </w:r>
+      <w:r>
+        <w:rPr>
+          <w:rFonts w:ascii="Calibri" w:hAnsi="Calibri" w:eastAsia="Microsoft YaHei" w:cs="Microsoft YaHei"/>
+          <w:b/>
+          <w:sz w:val="21"/>
+        </w:rPr>
+        <w:t>须并列（审阅意见 3.3）</w:t>
+      </w:r>
+      <w:r>
+        <w:rPr>
+          <w:rFonts w:ascii="Calibri" w:hAnsi="Calibri" w:eastAsia="Microsoft YaHei" w:cs="Microsoft YaHei"/>
+          <w:sz w:val="21"/>
+        </w:rPr>
+        <w:t>：</w:t>
+      </w:r>
+      <w:r>
+        <w:rPr>
+          <w:rFonts w:ascii="Calibri" w:hAnsi="Calibri" w:eastAsia="Microsoft YaHei" w:cs="Microsoft YaHei"/>
+          <w:b/>
+          <w:sz w:val="21"/>
+        </w:rPr>
+        <w:t>众数不是最优值</w:t>
+      </w:r>
+      <w:r>
+        <w:rPr>
+          <w:rFonts w:ascii="Calibri" w:hAnsi="Calibri" w:eastAsia="Microsoft YaHei" w:cs="Microsoft YaHei"/>
+          <w:sz w:val="21"/>
+        </w:rPr>
+        <w:t>。本节只说明「80–85% 是众数」这一描述性说法不成立，</w:t>
+      </w:r>
+      <w:r>
+        <w:rPr>
+          <w:rFonts w:ascii="Calibri" w:hAnsi="Calibri" w:eastAsia="Microsoft YaHei" w:cs="Microsoft YaHei"/>
+          <w:b/>
+          <w:sz w:val="21"/>
+        </w:rPr>
+        <w:t>不对 85% 规则（15.87%）或先行研究的 80.7% 作任何方向的支持或反驳判定</w:t>
+      </w:r>
+      <w:r>
+        <w:rPr>
+          <w:rFonts w:ascii="Calibri" w:hAnsi="Calibri" w:eastAsia="Microsoft YaHei" w:cs="Microsoft YaHei"/>
+          <w:sz w:val="21"/>
+        </w:rPr>
+        <w:t>；本分布是「所经历难度」的描述性分布，不是对最优值的检验。</w:t>
       </w:r>
     </w:p>
     <w:p>
@@ -6296,14 +6528,29 @@
           <w:b/>
           <w:sz w:val="21"/>
         </w:rPr>
-        <w:t>旧稿"与 85% 规则的 15.87% 和先行研究的 80.7% 均相容"一句不成立。</w:t>
-      </w:r>
-      <w:r>
-        <w:rPr>
-          <w:rFonts w:ascii="Calibri" w:hAnsi="Calibri" w:eastAsia="Microsoft YaHei" w:cs="Microsoft YaHei"/>
-          <w:sz w:val="21"/>
-        </w:rPr>
-        <w:t xml:space="preserve"> 该句建立在伪影之上，已撤回。分布的单值众数</w:t>
+        <w:t>旧稿"与 85% 规则的 15.87% 和先行研究的 80.7% 均相容"一句已撤回</w:t>
+      </w:r>
+      <w:r>
+        <w:rPr>
+          <w:rFonts w:ascii="Calibri" w:hAnsi="Calibri" w:eastAsia="Microsoft YaHei" w:cs="Microsoft YaHei"/>
+          <w:sz w:val="21"/>
+        </w:rPr>
+        <w:t>——该句建立在伪影之上；</w:t>
+      </w:r>
+      <w:r>
+        <w:rPr>
+          <w:rFonts w:ascii="Calibri" w:hAnsi="Calibri" w:eastAsia="Microsoft YaHei" w:cs="Microsoft YaHei"/>
+          <w:b/>
+          <w:sz w:val="21"/>
+        </w:rPr>
+        <w:t>且按审阅 3.3，本分布是所经历难度的分布、不是对最优值的检验，故对 85% 规则与 80.7% 既不能断言相容、也不能断言不相容</w:t>
+      </w:r>
+      <w:r>
+        <w:rPr>
+          <w:rFonts w:ascii="Calibri" w:hAnsi="Calibri" w:eastAsia="Microsoft YaHei" w:cs="Microsoft YaHei"/>
+          <w:sz w:val="21"/>
+        </w:rPr>
+        <w:t>。分布的单值众数</w:t>
       </w:r>
       <w:r>
         <w:rPr>
@@ -6574,7 +6821,7 @@
           <w:rFonts w:ascii="Calibri" w:hAnsi="Calibri" w:eastAsia="Microsoft YaHei" w:cs="Microsoft YaHei"/>
           <w:sz w:val="21"/>
         </w:rPr>
-        <w:t xml:space="preserve"> 原设计的双重稳健（AIPW/DR）离策略评估、剂量—反应曲线拟合、非单调性检验与五前提分解</w:t>
+        <w:t xml:space="preserve"> 原设计的双重稳健（AIPW/DR）离策略评估与剂量—反应曲线拟合（按冻结识别策略 LF-CIS-2026-09-22 执行，剂量取原始错误条数口径，非原预注册前向标定版本）</w:t>
       </w:r>
       <w:r>
         <w:rPr>
@@ -6582,14 +6829,44 @@
           <w:b/>
           <w:sz w:val="21"/>
         </w:rPr>
-        <w:t>均未执行</w:t>
-      </w:r>
-      <w:r>
-        <w:rPr>
-          <w:rFonts w:ascii="Calibri" w:hAnsi="Calibri" w:eastAsia="Microsoft YaHei" w:cs="Microsoft YaHei"/>
-          <w:sz w:val="21"/>
-        </w:rPr>
-        <w:t>，详见第 9 节。分布证据本身只在描述层面成立，且该分布是</w:t>
+        <w:t>已于 2026-09-24 执行，但未通过预注册的阳性对照标准，且实现与冻结文档（LF-CIS-2026-09-22）不一致，故其结果不可解释</w:t>
+      </w:r>
+      <w:r>
+        <w:rPr>
+          <w:rFonts w:ascii="Calibri" w:hAnsi="Calibri" w:eastAsia="Microsoft YaHei" w:cs="Microsoft YaHei"/>
+          <w:sz w:val="21"/>
+        </w:rPr>
+        <w:t>，本稿不作确认性解读；因果侧已从 M1 拆出，转入计划书 §7.1 节表第 4 行的第四篇论文（详见 M1 §8.2）。其余两项——非单调性检验与五前提正式排序检验——</w:t>
+      </w:r>
+      <w:r>
+        <w:rPr>
+          <w:rFonts w:ascii="Calibri" w:hAnsi="Calibri" w:eastAsia="Microsoft YaHei" w:cs="Microsoft YaHei"/>
+          <w:b/>
+          <w:sz w:val="21"/>
+        </w:rPr>
+        <w:t>仍未执行</w:t>
+      </w:r>
+      <w:r>
+        <w:rPr>
+          <w:rFonts w:ascii="Calibri" w:hAnsi="Calibri" w:eastAsia="Microsoft YaHei" w:cs="Microsoft YaHei"/>
+          <w:sz w:val="21"/>
+        </w:rPr>
+        <w:t>，详见第 9 节。</w:t>
+      </w:r>
+      <w:r>
+        <w:rPr>
+          <w:rFonts w:ascii="Calibri" w:hAnsi="Calibri" w:eastAsia="Microsoft YaHei" w:cs="Microsoft YaHei"/>
+          <w:b/>
+          <w:sz w:val="21"/>
+        </w:rPr>
+        <w:t>（时点提示：若最终提交 tag 早于 2026-09-24，按审阅 2.1②「tag 之后的工作不进入提交件」，本节应回退为「未执行」。)</w:t>
+      </w:r>
+      <w:r>
+        <w:rPr>
+          <w:rFonts w:ascii="Calibri" w:hAnsi="Calibri" w:eastAsia="Microsoft YaHei" w:cs="Microsoft YaHei"/>
+          <w:sz w:val="21"/>
+        </w:rPr>
+        <w:t>分布证据本身只在描述层面成立，且该分布是</w:t>
       </w:r>
       <w:r>
         <w:rPr>
@@ -7828,7 +8105,7 @@
           <w:color w:val="555555"/>
           <w:sz w:val="19"/>
         </w:rPr>
-        <w:t>docs/M2_路线A_B决策备忘.md</w:t>
+        <w:t>docs/LearnFlow_研究设计与审阅档案.md（§5 M2 路线 A/B 决策备忘）</w:t>
       </w:r>
       <w:r>
         <w:rPr>
@@ -8354,7 +8631,7 @@
           <w:rFonts w:ascii="Consolas" w:hAnsi="Consolas" w:eastAsia="Microsoft YaHei" w:cs="Microsoft YaHei"/>
           <w:sz w:val="21"/>
         </w:rPr>
-        <w:t>docs/M2_路线A_B决策备忘.md</w:t>
+        <w:t>docs/LearnFlow_研究设计与审阅档案.md（§5 M2 路线 A/B 决策备忘）</w:t>
       </w:r>
       <w:r>
         <w:rPr>
@@ -9228,7 +9505,83 @@
           <w:color w:val="555555"/>
           <w:sz w:val="19"/>
         </w:rPr>
-        <w:t xml:space="preserve">。本节及本报告全部相关表述已限定为"单一模型"。  | 项 | 实测 | |---|---| | 模型标签 | </w:t>
+        <w:t>。本节及本报告全部相关表述已限定为"单一模型"。（</w:t>
+      </w:r>
+      <w:r>
+        <w:rPr>
+          <w:rFonts w:ascii="Calibri" w:hAnsi="Calibri" w:eastAsia="Microsoft YaHei" w:cs="Microsoft YaHei"/>
+          <w:b/>
+          <w:i/>
+          <w:color w:val="555555"/>
+          <w:sz w:val="19"/>
+        </w:rPr>
+        <w:t>2026-09-29 按审阅 §6.2② 更新</w:t>
+      </w:r>
+      <w:r>
+        <w:rPr>
+          <w:rFonts w:ascii="Calibri" w:hAnsi="Calibri" w:eastAsia="Microsoft YaHei" w:cs="Microsoft YaHei"/>
+          <w:i/>
+          <w:color w:val="555555"/>
+          <w:sz w:val="19"/>
+        </w:rPr>
+        <w:t>：M3 已补齐</w:t>
+      </w:r>
+      <w:r>
+        <w:rPr>
+          <w:rFonts w:ascii="Calibri" w:hAnsi="Calibri" w:eastAsia="Microsoft YaHei" w:cs="Microsoft YaHei"/>
+          <w:b/>
+          <w:i/>
+          <w:color w:val="555555"/>
+          <w:sz w:val="19"/>
+        </w:rPr>
+        <w:t>本地开放权重模型</w:t>
+      </w:r>
+      <w:r>
+        <w:rPr>
+          <w:rFonts w:ascii="Calibri" w:hAnsi="Calibri" w:eastAsia="Microsoft YaHei" w:cs="Microsoft YaHei"/>
+          <w:i/>
+          <w:color w:val="555555"/>
+          <w:sz w:val="19"/>
+        </w:rPr>
+        <w:t xml:space="preserve"> 4 族 × 3 档共 11 个单元格的标注矩阵，标题口径随之由「单一模型」改为「本地开放权重模型（≤47B、4 比特级量化）」；但仍</w:t>
+      </w:r>
+      <w:r>
+        <w:rPr>
+          <w:rFonts w:ascii="Calibri" w:hAnsi="Calibri" w:eastAsia="Microsoft YaHei" w:cs="Microsoft YaHei"/>
+          <w:b/>
+          <w:i/>
+          <w:color w:val="555555"/>
+          <w:sz w:val="19"/>
+        </w:rPr>
+        <w:t>不含前沿 API 模型</w:t>
+      </w:r>
+      <w:r>
+        <w:rPr>
+          <w:rFonts w:ascii="Calibri" w:hAnsi="Calibri" w:eastAsia="Microsoft YaHei" w:cs="Microsoft YaHei"/>
+          <w:i/>
+          <w:color w:val="555555"/>
+          <w:sz w:val="19"/>
+        </w:rPr>
+        <w:t>，故仍</w:t>
+      </w:r>
+      <w:r>
+        <w:rPr>
+          <w:rFonts w:ascii="Calibri" w:hAnsi="Calibri" w:eastAsia="Microsoft YaHei" w:cs="Microsoft YaHei"/>
+          <w:b/>
+          <w:i/>
+          <w:color w:val="555555"/>
+          <w:sz w:val="19"/>
+        </w:rPr>
+        <w:t>不得</w:t>
+      </w:r>
+      <w:r>
+        <w:rPr>
+          <w:rFonts w:ascii="Calibri" w:hAnsi="Calibri" w:eastAsia="Microsoft YaHei" w:cs="Microsoft YaHei"/>
+          <w:i/>
+          <w:color w:val="555555"/>
+          <w:sz w:val="19"/>
+        </w:rPr>
+        <w:t xml:space="preserve">上升为对「LLM」的一般性命题。）  | 项 | 实测 | |---|---| | 模型标签 | </w:t>
       </w:r>
       <w:r>
         <w:rPr>
@@ -9702,7 +10055,7 @@
           <w:b/>
           <w:sz w:val="21"/>
         </w:rPr>
-        <w:t>在单一模型上</w:t>
+        <w:t>在本地开放权重模型（4 族 × 3 档 11 格）上</w:t>
       </w:r>
       <w:r>
         <w:rPr>
@@ -12147,7 +12500,7 @@
           <w:rFonts w:ascii="Calibri" w:hAnsi="Calibri" w:eastAsia="Microsoft YaHei" w:cs="Microsoft YaHei"/>
           <w:sz w:val="21"/>
         </w:rPr>
-        <w:t xml:space="preserve">：前两处改动使全量测试数由改动前的 920 增至 934（中间值）；本次审阅整改新增 2 条机制计数门禁测试后为 </w:t>
+        <w:t xml:space="preserve">：前两处改动使全量测试数由改动前的 920 增至 934（中间值）；本次审阅整改新增 2 条机制计数门禁测试、并入 learnflow-main 快照后为 </w:t>
       </w:r>
       <w:r>
         <w:rPr>
@@ -12155,7 +12508,7 @@
           <w:b/>
           <w:sz w:val="21"/>
         </w:rPr>
-        <w:t>936</w:t>
+        <w:t>972</w:t>
       </w:r>
       <w:r>
         <w:rPr>
@@ -12281,7 +12634,7 @@
                 <w:rFonts w:ascii="Calibri" w:hAnsi="Calibri" w:eastAsia="Microsoft YaHei" w:cs="Microsoft YaHei"/>
                 <w:sz w:val="19"/>
               </w:rPr>
-              <w:t>936 collected / 936 passed</w:t>
+              <w:t>972 collected / 972 passed</w:t>
             </w:r>
           </w:p>
         </w:tc>
@@ -12352,7 +12705,7 @@
                 <w:rFonts w:ascii="Calibri" w:hAnsi="Calibri" w:eastAsia="Microsoft YaHei" w:cs="Microsoft YaHei"/>
                 <w:sz w:val="19"/>
               </w:rPr>
-              <w:t>25,795</w:t>
+              <w:t>26,782</w:t>
             </w:r>
           </w:p>
         </w:tc>
@@ -12851,7 +13204,7 @@
                 <w:rFonts w:ascii="Calibri" w:hAnsi="Calibri" w:eastAsia="Microsoft YaHei" w:cs="Microsoft YaHei"/>
                 <w:sz w:val="19"/>
               </w:rPr>
-              <w:t>最优错误率的</w:t>
+              <w:t>最优错误率方面，本分布是</w:t>
             </w:r>
             <w:r>
               <w:rPr>
@@ -12859,14 +13212,14 @@
                 <w:b/>
                 <w:sz w:val="19"/>
               </w:rPr>
-              <w:t>单值众数是 75% 成功率</w:t>
-            </w:r>
-            <w:r>
-              <w:rPr>
-                <w:rFonts w:ascii="Calibri" w:hAnsi="Calibri" w:eastAsia="Microsoft YaHei" w:cs="Microsoft YaHei"/>
-                <w:sz w:val="19"/>
-              </w:rPr>
-              <w:t>（错误率 0.25，30,899 窗），</w:t>
+              <w:t>所经历难度的分布、不是对最优值的检验</w:t>
+            </w:r>
+            <w:r>
+              <w:rPr>
+                <w:rFonts w:ascii="Calibri" w:hAnsi="Calibri" w:eastAsia="Microsoft YaHei" w:cs="Microsoft YaHei"/>
+                <w:sz w:val="19"/>
+              </w:rPr>
+              <w:t xml:space="preserve">；对 85% 规则（15.87%）与先行研究的 80.7% </w:t>
             </w:r>
             <w:r>
               <w:rPr>
@@ -12874,14 +13227,29 @@
                 <w:b/>
                 <w:sz w:val="19"/>
               </w:rPr>
-              <w:t>既不支持 15.87% 也不支持 80.7%</w:t>
-            </w:r>
-            <w:r>
-              <w:rPr>
-                <w:rFonts w:ascii="Calibri" w:hAnsi="Calibri" w:eastAsia="Microsoft YaHei" w:cs="Microsoft YaHei"/>
-                <w:sz w:val="19"/>
-              </w:rPr>
-              <w:t>；80–85% 带仅占 19.64%。旧稿"众数区间 0.15–0.20"经复核为</w:t>
+              <w:t>什么都不能说</w:t>
+            </w:r>
+            <w:r>
+              <w:rPr>
+                <w:rFonts w:ascii="Calibri" w:hAnsi="Calibri" w:eastAsia="Microsoft YaHei" w:cs="Microsoft YaHei"/>
+                <w:sz w:val="19"/>
+              </w:rPr>
+              <w:t xml:space="preserve">（审阅 3.3）。单值众数为 </w:t>
+            </w:r>
+            <w:r>
+              <w:rPr>
+                <w:rFonts w:ascii="Calibri" w:hAnsi="Calibri" w:eastAsia="Microsoft YaHei" w:cs="Microsoft YaHei"/>
+                <w:b/>
+                <w:sz w:val="19"/>
+              </w:rPr>
+              <w:t>75% 成功率</w:t>
+            </w:r>
+            <w:r>
+              <w:rPr>
+                <w:rFonts w:ascii="Calibri" w:hAnsi="Calibri" w:eastAsia="Microsoft YaHei" w:cs="Microsoft YaHei"/>
+                <w:sz w:val="19"/>
+              </w:rPr>
+              <w:t>（错误率 0.25，30,899 窗）；80–85% 带仅占 19.64%。旧稿"众数区间 0.15–0.20"经复核为</w:t>
             </w:r>
             <w:r>
               <w:rPr>
@@ -15907,7 +16275,7 @@
           <w:rFonts w:ascii="Calibri" w:hAnsi="Calibri" w:eastAsia="Microsoft YaHei" w:cs="Microsoft YaHei"/>
           <w:sz w:val="21"/>
         </w:rPr>
-        <w:t xml:space="preserve">）；M2 拟投 </w:t>
+        <w:t xml:space="preserve">）；M2 的目标期刊 </w:t>
       </w:r>
       <w:r>
         <w:rPr>
@@ -15952,7 +16320,22 @@
           <w:rFonts w:ascii="Calibri" w:hAnsi="Calibri" w:eastAsia="Microsoft YaHei" w:cs="Microsoft YaHei"/>
           <w:sz w:val="21"/>
         </w:rPr>
-        <w:t xml:space="preserve">），若走"路线 B"则不作期刊立项；M3 拟投 </w:t>
+        <w:t>）</w:t>
+      </w:r>
+      <w:r>
+        <w:rPr>
+          <w:rFonts w:ascii="Calibri" w:hAnsi="Calibri" w:eastAsia="Microsoft YaHei" w:cs="Microsoft YaHei"/>
+          <w:b/>
+          <w:sz w:val="21"/>
+        </w:rPr>
+        <w:t>已于 2026-09-29 按审阅 §5.4 撤下</w:t>
+      </w:r>
+      <w:r>
+        <w:rPr>
+          <w:rFonts w:ascii="Calibri" w:hAnsi="Calibri" w:eastAsia="Microsoft YaHei" w:cs="Microsoft YaHei"/>
+          <w:sz w:val="21"/>
+        </w:rPr>
+        <w:t xml:space="preserve">（M2 已定为路线 B，改为学位论文治理章 + 短经验报告，不作期刊立项）；M3 拟投 </w:t>
       </w:r>
       <w:r>
         <w:rPr>
@@ -15983,6 +16366,36 @@
           <w:sz w:val="21"/>
         </w:rPr>
         <w:t>。</w:t>
+      </w:r>
+      <w:r>
+        <w:rPr>
+          <w:rFonts w:ascii="Calibri" w:hAnsi="Calibri" w:eastAsia="Microsoft YaHei" w:cs="Microsoft YaHei"/>
+          <w:b/>
+          <w:sz w:val="21"/>
+        </w:rPr>
+        <w:t>第四篇稿件 M4（信度结构化组合难度估计，2026-09-27 新建）按审阅 §4.4 不作为独立稿件投出</w:t>
+      </w:r>
+      <w:r>
+        <w:rPr>
+          <w:rFonts w:ascii="Calibri" w:hAnsi="Calibri" w:eastAsia="Microsoft YaHei" w:cs="Microsoft YaHei"/>
+          <w:sz w:val="21"/>
+        </w:rPr>
+        <w:t>：其经验部分与 M1 建立在相同缓存、相同 DBE 教师标签、相同 Junyi 标签、相同 B 块留出、相同 λ_cf 与相同 srw7 之上，且 M4-E 系看到失败后在同一批 212 题·同一标签·同一种子上做出的修正。是否并入 M1 作为方法部分的一节，或先在一个完全不同的数据集上做预先登记的确认性检验，</w:t>
+      </w:r>
+      <w:r>
+        <w:rPr>
+          <w:rFonts w:ascii="Calibri" w:hAnsi="Calibri" w:eastAsia="Microsoft YaHei" w:cs="Microsoft YaHei"/>
+          <w:b/>
+          <w:sz w:val="21"/>
+        </w:rPr>
+        <w:t>2026-11-03 决定</w:t>
+      </w:r>
+      <w:r>
+        <w:rPr>
+          <w:rFonts w:ascii="Calibri" w:hAnsi="Calibri" w:eastAsia="Microsoft YaHei" w:cs="Microsoft YaHei"/>
+          <w:sz w:val="21"/>
+        </w:rPr>
+        <w:t>；在决定之前不给 M4 追加新实验。</w:t>
       </w:r>
       <w:r>
         <w:rPr>
@@ -16186,7 +16599,15 @@
                 <w:rFonts w:ascii="Calibri" w:hAnsi="Calibri" w:eastAsia="Microsoft YaHei" w:cs="Microsoft YaHei"/>
                 <w:sz w:val="19"/>
               </w:rPr>
-              <w:t>⬜ 未开始</w:t>
+              <w:t xml:space="preserve">✅ </w:t>
+            </w:r>
+            <w:r>
+              <w:rPr>
+                <w:rFonts w:ascii="Calibri" w:hAnsi="Calibri" w:eastAsia="Microsoft YaHei" w:cs="Microsoft YaHei"/>
+                <w:b/>
+                <w:sz w:val="19"/>
+              </w:rPr>
+              <w:t>已执行（2026-09-24，LF-CIS-2026-09-22 冻结识别策略；AIPW/DR + 剂量—反应，结论未检出内部最优、降级为关联性证据，详见 M1 §8.3）</w:t>
             </w:r>
           </w:p>
         </w:tc>
@@ -16201,7 +16622,7 @@
                 <w:rFonts w:ascii="Calibri" w:hAnsi="Calibri" w:eastAsia="Microsoft YaHei" w:cs="Microsoft YaHei"/>
                 <w:sz w:val="19"/>
               </w:rPr>
-              <w:t>10-20 交付</w:t>
+              <w:t>已完成</w:t>
             </w:r>
           </w:p>
         </w:tc>
@@ -18006,7 +18427,7 @@
                 <w:rFonts w:ascii="Calibri" w:hAnsi="Calibri" w:eastAsia="Microsoft YaHei" w:cs="Microsoft YaHei"/>
                 <w:sz w:val="19"/>
               </w:rPr>
-              <w:t>88 个文件 / 25,795 行</w:t>
+              <w:t>92 个文件 / 26,782 行</w:t>
             </w:r>
           </w:p>
         </w:tc>
@@ -18076,7 +18497,7 @@
                 <w:rFonts w:ascii="Calibri" w:hAnsi="Calibri" w:eastAsia="Microsoft YaHei" w:cs="Microsoft YaHei"/>
                 <w:sz w:val="19"/>
               </w:rPr>
-              <w:t>55</w:t>
+              <w:t>59</w:t>
             </w:r>
           </w:p>
         </w:tc>
@@ -18111,7 +18532,7 @@
                 <w:rFonts w:ascii="Calibri" w:hAnsi="Calibri" w:eastAsia="Microsoft YaHei" w:cs="Microsoft YaHei"/>
                 <w:sz w:val="19"/>
               </w:rPr>
-              <w:t>54 个测试文件 / 936 条通过</w:t>
+              <w:t>56 个测试文件 / 972 条通过</w:t>
             </w:r>
           </w:p>
         </w:tc>

--- a/docs/研究报告_中文版.docx
+++ b/docs/研究报告_中文版.docx
@@ -390,6 +390,19 @@
           <w:sz w:val="21"/>
         </w:rPr>
         <w:t>5.5 一条反向边界</w:t>
+      </w:r>
+    </w:p>
+    <w:p>
+      <w:pPr>
+        <w:spacing w:after="40"/>
+        <w:ind w:left="720"/>
+      </w:pPr>
+      <w:r>
+        <w:rPr>
+          <w:rFonts w:ascii="Calibri" w:hAnsi="Calibri" w:eastAsia="Microsoft YaHei" w:cs="Microsoft YaHei"/>
+          <w:sz w:val="21"/>
+        </w:rPr>
+        <w:t>5.6 论文四：信度结构化组合难度估计（审阅 §4.4 降格为方法讨论稿，不作独立投稿）</w:t>
       </w:r>
     </w:p>
     <w:p>
@@ -1198,7 +1211,7 @@
           <w:rFonts w:ascii="Calibri" w:hAnsi="Calibri" w:eastAsia="Microsoft YaHei" w:cs="Microsoft YaHei"/>
           <w:sz w:val="21"/>
         </w:rPr>
-        <w:t xml:space="preserve">）。报告期内完成三篇支撑性论文的全部实验并形成完整稿，完成融合估计器的优化与落地，并建立后端指标的可复算门禁。三项主要结论为：难度线性归一化加权下的有效权重不稳定，改用分位公制后漂移由 L1 = </w:t>
+        <w:t xml:space="preserve">）。报告期内完成三篇支撑性论文（M1/M2/M3）的全部实验并形成完整稿，完成融合估计器的优化与落地，并建立后端指标的可复算门禁；另完成第四篇稿件 M4（信度结构化组合难度估计）的完整稿，按审阅意见 §4.4 不作为独立稿件投出，去向见 §5.6 与计划书 §7.1 表第 4 行。三项主要结论为：难度线性归一化加权下的有效权重不稳定，改用分位公制后漂移由 L1 = </w:t>
       </w:r>
       <w:r>
         <w:rPr>
@@ -11275,6 +11288,373 @@
           <w:sz w:val="21"/>
         </w:rPr>
         <w:t>知识树结构不能充当难度序的代理。</w:t>
+      </w:r>
+    </w:p>
+    <w:p>
+      <w:pPr>
+        <w:pStyle w:val="Heading2"/>
+        <w:spacing w:before="120" w:after="80"/>
+      </w:pPr>
+      <w:r>
+        <w:rPr>
+          <w:rFonts w:ascii="Calibri" w:hAnsi="Calibri" w:eastAsia="Microsoft YaHei" w:cs="Microsoft YaHei"/>
+          <w:sz w:val="27"/>
+        </w:rPr>
+        <w:t>5.6 论文四：信度结构化组合难度估计（审阅 §4.4 降格为方法讨论稿，不作独立投稿）</w:t>
+      </w:r>
+    </w:p>
+    <w:p>
+      <w:pPr>
+        <w:spacing w:after="120"/>
+      </w:pPr>
+      <w:r>
+        <w:rPr>
+          <w:rFonts w:ascii="Calibri" w:hAnsi="Calibri" w:eastAsia="Microsoft YaHei" w:cs="Microsoft YaHei"/>
+          <w:b/>
+          <w:sz w:val="21"/>
+        </w:rPr>
+        <w:t>定位与去向</w:t>
+      </w:r>
+      <w:r>
+        <w:rPr>
+          <w:rFonts w:ascii="Calibri" w:hAnsi="Calibri" w:eastAsia="Microsoft YaHei" w:cs="Microsoft YaHei"/>
+          <w:sz w:val="21"/>
+        </w:rPr>
+        <w:t>。M4 回答的是"在只有日志、没有外部难度标签的冷启动条件下，多个难度信号应当如何组合"。按审阅意见 §4.4，</w:t>
+      </w:r>
+      <w:r>
+        <w:rPr>
+          <w:rFonts w:ascii="Calibri" w:hAnsi="Calibri" w:eastAsia="Microsoft YaHei" w:cs="Microsoft YaHei"/>
+          <w:b/>
+          <w:sz w:val="21"/>
+        </w:rPr>
+        <w:t>M4 不作为独立稿件投出</w:t>
+      </w:r>
+      <w:r>
+        <w:rPr>
+          <w:rFonts w:ascii="Calibri" w:hAnsi="Calibri" w:eastAsia="Microsoft YaHei" w:cs="Microsoft YaHei"/>
+          <w:sz w:val="21"/>
+        </w:rPr>
+        <w:t>：其经验部分与 M1 共用数据、标签与基线，M4-E 是在同一数据上看到失败后做出的修正。是否并入 M1 方法部分一节，或先在新数据集上做预先登记的确认性检验，</w:t>
+      </w:r>
+      <w:r>
+        <w:rPr>
+          <w:rFonts w:ascii="Calibri" w:hAnsi="Calibri" w:eastAsia="Microsoft YaHei" w:cs="Microsoft YaHei"/>
+          <w:b/>
+          <w:sz w:val="21"/>
+        </w:rPr>
+        <w:t>2026-11-03 决定</w:t>
+      </w:r>
+      <w:r>
+        <w:rPr>
+          <w:rFonts w:ascii="Calibri" w:hAnsi="Calibri" w:eastAsia="Microsoft YaHei" w:cs="Microsoft YaHei"/>
+          <w:sz w:val="21"/>
+        </w:rPr>
+        <w:t>；决定前不追加新实验（详见计划书 §7.1 表第 4 行）。本节据其完整稿要点如实记录进展，不作独立结论主张。</w:t>
+      </w:r>
+    </w:p>
+    <w:p>
+      <w:pPr>
+        <w:spacing w:after="120"/>
+      </w:pPr>
+      <w:r>
+        <w:rPr>
+          <w:rFonts w:ascii="Calibri" w:hAnsi="Calibri" w:eastAsia="Microsoft YaHei" w:cs="Microsoft YaHei"/>
+          <w:b/>
+          <w:sz w:val="21"/>
+        </w:rPr>
+        <w:t>方法链条</w:t>
+      </w:r>
+      <w:r>
+        <w:rPr>
+          <w:rFonts w:ascii="Calibri" w:hAnsi="Calibri" w:eastAsia="Microsoft YaHei" w:cs="Microsoft YaHei"/>
+          <w:sz w:val="21"/>
+        </w:rPr>
+        <w:t xml:space="preserve">。已部署的 </w:t>
+      </w:r>
+      <w:r>
+        <w:rPr>
+          <w:rFonts w:ascii="Consolas" w:hAnsi="Consolas" w:eastAsia="Microsoft YaHei" w:cs="Microsoft YaHei"/>
+          <w:sz w:val="21"/>
+        </w:rPr>
+        <w:t>srw7</w:t>
+      </w:r>
+      <w:r>
+        <w:rPr>
+          <w:rFonts w:ascii="Calibri" w:hAnsi="Calibri" w:eastAsia="Microsoft YaHei" w:cs="Microsoft YaHei"/>
+          <w:sz w:val="21"/>
+        </w:rPr>
+        <w:t xml:space="preserve"> 估计器（符号校正 + 折半信度加权 + 样本量收缩 λ(k)）直接以信度为组合权重。M4 提出四个结构性改进：</w:t>
+      </w:r>
+      <w:r>
+        <w:rPr>
+          <w:rFonts w:ascii="Calibri" w:hAnsi="Calibri" w:eastAsia="Microsoft YaHei" w:cs="Microsoft YaHei"/>
+          <w:b/>
+          <w:sz w:val="21"/>
+        </w:rPr>
+        <w:t>M4-A</w:t>
+      </w:r>
+      <w:r>
+        <w:rPr>
+          <w:rFonts w:ascii="Calibri" w:hAnsi="Calibri" w:eastAsia="Microsoft YaHei" w:cs="Microsoft YaHei"/>
+          <w:sz w:val="21"/>
+        </w:rPr>
+        <w:t xml:space="preserve"> 以秩相关估计信号协方差以抗 ECDF–logit 变换尾部；</w:t>
+      </w:r>
+      <w:r>
+        <w:rPr>
+          <w:rFonts w:ascii="Calibri" w:hAnsi="Calibri" w:eastAsia="Microsoft YaHei" w:cs="Microsoft YaHei"/>
+          <w:b/>
+          <w:sz w:val="21"/>
+        </w:rPr>
+        <w:t>M4-B</w:t>
+      </w:r>
+      <w:r>
+        <w:rPr>
+          <w:rFonts w:ascii="Calibri" w:hAnsi="Calibri" w:eastAsia="Microsoft YaHei" w:cs="Microsoft YaHei"/>
+          <w:sz w:val="21"/>
+        </w:rPr>
+        <w:t xml:space="preserve"> 在单因子模型下给出最优线性组合权重 β = V⁻¹q（q_k = sgn_k√ρ_k），V⁻¹ 自动消除列间共线；</w:t>
+      </w:r>
+      <w:r>
+        <w:rPr>
+          <w:rFonts w:ascii="Calibri" w:hAnsi="Calibri" w:eastAsia="Microsoft YaHei" w:cs="Microsoft YaHei"/>
+          <w:b/>
+          <w:sz w:val="21"/>
+        </w:rPr>
+        <w:t>M4-C</w:t>
+      </w:r>
+      <w:r>
+        <w:rPr>
+          <w:rFonts w:ascii="Calibri" w:hAnsi="Calibri" w:eastAsia="Microsoft YaHei" w:cs="Microsoft YaHei"/>
+          <w:sz w:val="21"/>
+        </w:rPr>
+        <w:t xml:space="preserve"> 使 λ = Σ|β_aux|/Σ|β| 成为</w:t>
+      </w:r>
+      <w:r>
+        <w:rPr>
+          <w:rFonts w:ascii="Calibri" w:hAnsi="Calibri" w:eastAsia="Microsoft YaHei" w:cs="Microsoft YaHei"/>
+          <w:b/>
+          <w:sz w:val="21"/>
+        </w:rPr>
+        <w:t>诊断量而非超参数</w:t>
+      </w:r>
+      <w:r>
+        <w:rPr>
+          <w:rFonts w:ascii="Calibri" w:hAnsi="Calibri" w:eastAsia="Microsoft YaHei" w:cs="Microsoft YaHei"/>
+          <w:sz w:val="21"/>
+        </w:rPr>
+        <w:t>；</w:t>
+      </w:r>
+      <w:r>
+        <w:rPr>
+          <w:rFonts w:ascii="Calibri" w:hAnsi="Calibri" w:eastAsia="Microsoft YaHei" w:cs="Microsoft YaHei"/>
+          <w:b/>
+          <w:sz w:val="21"/>
+        </w:rPr>
+        <w:t>M4-D</w:t>
+      </w:r>
+      <w:r>
+        <w:rPr>
+          <w:rFonts w:ascii="Calibri" w:hAnsi="Calibri" w:eastAsia="Microsoft YaHei" w:cs="Microsoft YaHei"/>
+          <w:sz w:val="21"/>
+        </w:rPr>
+        <w:t xml:space="preserve"> 以 Spearman–Brown 公式在部分可观测下为每题赋局部信度。</w:t>
+      </w:r>
+    </w:p>
+    <w:p>
+      <w:pPr>
+        <w:spacing w:after="120"/>
+      </w:pPr>
+      <w:r>
+        <w:rPr>
+          <w:rFonts w:ascii="Calibri" w:hAnsi="Calibri" w:eastAsia="Microsoft YaHei" w:cs="Microsoft YaHei"/>
+          <w:b/>
+          <w:sz w:val="21"/>
+        </w:rPr>
+        <w:t>可加分离恒等式（命题 P1）及其失效</w:t>
+      </w:r>
+      <w:r>
+        <w:rPr>
+          <w:rFonts w:ascii="Calibri" w:hAnsi="Calibri" w:eastAsia="Microsoft YaHei" w:cs="Microsoft YaHei"/>
+          <w:sz w:val="21"/>
+        </w:rPr>
+        <w:t>。在可加分离的对数几率证据下，成对 Bradley–Terry 聚合与加权线性组合给出</w:t>
+      </w:r>
+      <w:r>
+        <w:rPr>
+          <w:rFonts w:ascii="Calibri" w:hAnsi="Calibri" w:eastAsia="Microsoft YaHei" w:cs="Microsoft YaHei"/>
+          <w:b/>
+          <w:sz w:val="21"/>
+        </w:rPr>
+        <w:t>相同排序</w:t>
+      </w:r>
+      <w:r>
+        <w:rPr>
+          <w:rFonts w:ascii="Calibri" w:hAnsi="Calibri" w:eastAsia="Microsoft YaHei" w:cs="Microsoft YaHei"/>
+          <w:sz w:val="21"/>
+        </w:rPr>
+        <w:t>（ρ(d,u) = 1.000000；收敛证书 ‖∇ℓ‖_∞ = 1e-11；384 次求解全部收敛）。但两类现实的分离性违反——概率域平均（即 LLM 评判实际所做）与逐对缺失——会破坏该恒等式；机制诊断显示概率域平均</w:t>
+      </w:r>
+      <w:r>
+        <w:rPr>
+          <w:rFonts w:ascii="Calibri" w:hAnsi="Calibri" w:eastAsia="Microsoft YaHei" w:cs="Microsoft YaHei"/>
+          <w:b/>
+          <w:sz w:val="21"/>
+        </w:rPr>
+        <w:t>隐式趋向精度加权</w:t>
+      </w:r>
+      <w:r>
+        <w:rPr>
+          <w:rFonts w:ascii="Calibri" w:hAnsi="Calibri" w:eastAsia="Microsoft YaHei" w:cs="Microsoft YaHei"/>
+          <w:sz w:val="21"/>
+        </w:rPr>
+        <w:t>（ρ(BT prob-mean, precision-weighting) = 0.96404，高于 ρ(u_α, precision-weighting) = 0.939289）。</w:t>
+      </w:r>
+    </w:p>
+    <w:p>
+      <w:pPr>
+        <w:spacing w:after="120"/>
+      </w:pPr>
+      <w:r>
+        <w:rPr>
+          <w:rFonts w:ascii="Calibri" w:hAnsi="Calibri" w:eastAsia="Microsoft YaHei" w:cs="Microsoft YaHei"/>
+          <w:b/>
+          <w:sz w:val="21"/>
+        </w:rPr>
+        <w:t>外生判据上的负结果与残差化修正</w:t>
+      </w:r>
+      <w:r>
+        <w:rPr>
+          <w:rFonts w:ascii="Calibri" w:hAnsi="Calibri" w:eastAsia="Microsoft YaHei" w:cs="Microsoft YaHei"/>
+          <w:sz w:val="21"/>
+        </w:rPr>
+        <w:t>。在</w:t>
+      </w:r>
+      <w:r>
+        <w:rPr>
+          <w:rFonts w:ascii="Calibri" w:hAnsi="Calibri" w:eastAsia="Microsoft YaHei" w:cs="Microsoft YaHei"/>
+          <w:b/>
+          <w:sz w:val="21"/>
+        </w:rPr>
+        <w:t>外生</w:t>
+      </w:r>
+      <w:r>
+        <w:rPr>
+          <w:rFonts w:ascii="Calibri" w:hAnsi="Calibri" w:eastAsia="Microsoft YaHei" w:cs="Microsoft YaHei"/>
+          <w:sz w:val="21"/>
+        </w:rPr>
+        <w:t>判据（DBE-KT22 教师难度标签，Kendall τ_b）上，完整 M4 估计器（M4-A/B/C）</w:t>
+      </w:r>
+      <w:r>
+        <w:rPr>
+          <w:rFonts w:ascii="Calibri" w:hAnsi="Calibri" w:eastAsia="Microsoft YaHei" w:cs="Microsoft YaHei"/>
+          <w:b/>
+          <w:sz w:val="21"/>
+        </w:rPr>
+        <w:t>随样本量增大而崩塌</w:t>
+      </w:r>
+      <w:r>
+        <w:rPr>
+          <w:rFonts w:ascii="Calibri" w:hAnsi="Calibri" w:eastAsia="Microsoft YaHei" w:cs="Microsoft YaHei"/>
+          <w:sz w:val="21"/>
+        </w:rPr>
+        <w:t xml:space="preserve">（k=10 τ_b = 0.1596 → k=200 τ_b = 0.0796，Δ = −0.0903，融合胜率 0.00），原因在于辅助信号与成功率高度共线，而 M4 导出的 λ 随 k 上升（0.7449 → 0.8734），尽管折外最优 λ 实际趋近 0（0.015）。据此提出 </w:t>
+      </w:r>
+      <w:r>
+        <w:rPr>
+          <w:rFonts w:ascii="Calibri" w:hAnsi="Calibri" w:eastAsia="Microsoft YaHei" w:cs="Microsoft YaHei"/>
+          <w:b/>
+          <w:sz w:val="21"/>
+        </w:rPr>
+        <w:t>M4-E（残差化）</w:t>
+      </w:r>
+      <w:r>
+        <w:rPr>
+          <w:rFonts w:ascii="Calibri" w:hAnsi="Calibri" w:eastAsia="Microsoft YaHei" w:cs="Microsoft YaHei"/>
+          <w:sz w:val="21"/>
+        </w:rPr>
+        <w:t>：剔除各辅助信号相对参考列（成功率）的冗余成分、只保留增量部分再以 λ 混回，</w:t>
+      </w:r>
+      <w:r>
+        <w:rPr>
+          <w:rFonts w:ascii="Calibri" w:hAnsi="Calibri" w:eastAsia="Microsoft YaHei" w:cs="Microsoft YaHei"/>
+          <w:b/>
+          <w:sz w:val="21"/>
+        </w:rPr>
+        <w:t>修复了该崩塌</w:t>
+      </w:r>
+      <w:r>
+        <w:rPr>
+          <w:rFonts w:ascii="Calibri" w:hAnsi="Calibri" w:eastAsia="Microsoft YaHei" w:cs="Microsoft YaHei"/>
+          <w:sz w:val="21"/>
+        </w:rPr>
+        <w:t>（k=200 τ_b = 0.1718，Δ = +0.0019，配对 t = 5.66，胜率 0.90）。在</w:t>
+      </w:r>
+      <w:r>
+        <w:rPr>
+          <w:rFonts w:ascii="Calibri" w:hAnsi="Calibri" w:eastAsia="Microsoft YaHei" w:cs="Microsoft YaHei"/>
+          <w:b/>
+          <w:sz w:val="21"/>
+        </w:rPr>
+        <w:t>次级</w:t>
+      </w:r>
+      <w:r>
+        <w:rPr>
+          <w:rFonts w:ascii="Calibri" w:hAnsi="Calibri" w:eastAsia="Microsoft YaHei" w:cs="Microsoft YaHei"/>
+          <w:sz w:val="21"/>
+        </w:rPr>
+        <w:t>判据（Junyi 平台难度标签）上，完整 M4 估计器在所有比较中获胜（k=200 Δ = +0.0708，胜率 1.00），M4-E 亦为正（Δ = +0.0073，胜率 1.00）。</w:t>
+      </w:r>
+    </w:p>
+    <w:p>
+      <w:pPr>
+        <w:spacing w:after="120"/>
+      </w:pPr>
+      <w:r>
+        <w:rPr>
+          <w:rFonts w:ascii="Calibri" w:hAnsi="Calibri" w:eastAsia="Microsoft YaHei" w:cs="Microsoft YaHei"/>
+          <w:b/>
+          <w:sz w:val="21"/>
+        </w:rPr>
+        <w:t>方法论含义</w:t>
+      </w:r>
+      <w:r>
+        <w:rPr>
+          <w:rFonts w:ascii="Calibri" w:hAnsi="Calibri" w:eastAsia="Microsoft YaHei" w:cs="Microsoft YaHei"/>
+          <w:sz w:val="21"/>
+        </w:rPr>
+        <w:t>。§3.2 给出"</w:t>
+      </w:r>
+      <w:r>
+        <w:rPr>
+          <w:rFonts w:ascii="Calibri" w:hAnsi="Calibri" w:eastAsia="Microsoft YaHei" w:cs="Microsoft YaHei"/>
+          <w:b/>
+          <w:sz w:val="21"/>
+        </w:rPr>
+        <w:t>信度 ≠ 效度</w:t>
+      </w:r>
+      <w:r>
+        <w:rPr>
+          <w:rFonts w:ascii="Calibri" w:hAnsi="Calibri" w:eastAsia="Microsoft YaHei" w:cs="Microsoft YaHei"/>
+          <w:sz w:val="21"/>
+        </w:rPr>
+        <w:t>"的形式化证明；据此，M4 在 §3.1/§5.2 的负结果不是数值噪声，而是"信度优化"与 M4"效度目标"错配的结构性表现——</w:t>
+      </w:r>
+      <w:r>
+        <w:rPr>
+          <w:rFonts w:ascii="Calibri" w:hAnsi="Calibri" w:eastAsia="Microsoft YaHei" w:cs="Microsoft YaHei"/>
+          <w:b/>
+          <w:sz w:val="21"/>
+        </w:rPr>
+        <w:t>任何 M4 增益主张都必须重新对外生判据检验</w:t>
+      </w:r>
+      <w:r>
+        <w:rPr>
+          <w:rFonts w:ascii="Calibri" w:hAnsi="Calibri" w:eastAsia="Microsoft YaHei" w:cs="Microsoft YaHei"/>
+          <w:sz w:val="21"/>
+        </w:rPr>
+        <w:t>。</w:t>
       </w:r>
     </w:p>
     <w:p>

--- a/docs/研究报告_中文版.docx
+++ b/docs/研究报告_中文版.docx
@@ -1160,7 +1160,7 @@
           <w:b/>
           <w:sz w:val="21"/>
         </w:rPr>
-        <w:t>92 个文件 / 26,782 行</w:t>
+        <w:t>92 个文件 / 26,749 行</w:t>
       </w:r>
       <w:r>
         <w:rPr>
@@ -2508,7 +2508,7 @@
                 <w:b/>
                 <w:sz w:val="19"/>
               </w:rPr>
-              <w:t>92 个文件 / 26,782 行</w:t>
+              <w:t>92 个文件 / 26,749 行</w:t>
             </w:r>
           </w:p>
         </w:tc>
@@ -3633,7 +3633,45 @@
           <w:color w:val="555555"/>
           <w:sz w:val="19"/>
         </w:rPr>
-        <w:t xml:space="preserve"> 的早期快照，该快照已在本次整改中与实测对齐。 - </w:t>
+        <w:t xml:space="preserve"> 的早期快照，该快照已在本次整改中与实测对齐。</w:t>
+      </w:r>
+      <w:r>
+        <w:rPr>
+          <w:rFonts w:ascii="Calibri" w:hAnsi="Calibri" w:eastAsia="Microsoft YaHei" w:cs="Microsoft YaHei"/>
+          <w:b/>
+          <w:i/>
+          <w:color w:val="555555"/>
+          <w:sz w:val="19"/>
+        </w:rPr>
+        <w:t xml:space="preserve">（时点提示：上列为 2026-09-22 实测值，保留作历史校准记录；2026-10-03 ruff 死代码清理后 `python_loc` 复算为 </w:t>
+      </w:r>
+      <w:r>
+        <w:rPr>
+          <w:rFonts w:ascii="Calibri" w:hAnsi="Calibri" w:eastAsia="Microsoft YaHei" w:cs="Microsoft YaHei"/>
+          <w:i/>
+          <w:color w:val="555555"/>
+          <w:sz w:val="19"/>
+        </w:rPr>
+        <w:t>26,749</w:t>
+      </w:r>
+      <w:r>
+        <w:rPr>
+          <w:rFonts w:ascii="Calibri" w:hAnsi="Calibri" w:eastAsia="Microsoft YaHei" w:cs="Microsoft YaHei"/>
+          <w:b/>
+          <w:i/>
+          <w:color w:val="555555"/>
+          <w:sz w:val="19"/>
+        </w:rPr>
+        <w:t>，其余指标不变，`verify_asset_numbers.py` 的 registered 值已同步。）</w:t>
+      </w:r>
+      <w:r>
+        <w:rPr>
+          <w:rFonts w:ascii="Calibri" w:hAnsi="Calibri" w:eastAsia="Microsoft YaHei" w:cs="Microsoft YaHei"/>
+          <w:i/>
+          <w:color w:val="555555"/>
+          <w:sz w:val="19"/>
+        </w:rPr>
+        <w:t xml:space="preserve"> - </w:t>
       </w:r>
       <w:r>
         <w:rPr>
@@ -13085,7 +13123,7 @@
                 <w:rFonts w:ascii="Calibri" w:hAnsi="Calibri" w:eastAsia="Microsoft YaHei" w:cs="Microsoft YaHei"/>
                 <w:sz w:val="19"/>
               </w:rPr>
-              <w:t>26,782</w:t>
+              <w:t>26,749</w:t>
             </w:r>
           </w:p>
         </w:tc>
@@ -18807,7 +18845,7 @@
                 <w:rFonts w:ascii="Calibri" w:hAnsi="Calibri" w:eastAsia="Microsoft YaHei" w:cs="Microsoft YaHei"/>
                 <w:sz w:val="19"/>
               </w:rPr>
-              <w:t>92 个文件 / 26,782 行</w:t>
+              <w:t>92 个文件 / 26,749 行</w:t>
             </w:r>
           </w:p>
         </w:tc>

--- a/docs/研究报告_中文版.docx
+++ b/docs/研究报告_中文版.docx
@@ -11,687 +11,10 @@
           <w:rFonts w:ascii="Calibri" w:hAnsi="Calibri" w:eastAsia="Microsoft YaHei" w:cs="Microsoft YaHei"/>
           <w:sz w:val="44"/>
         </w:rPr>
-        <w:t>LearnFlow 研究进展报告</w:t>
+        <w:t>——测量侧与静态侧研究已完成，因果侧待执行</w:t>
       </w:r>
     </w:p>
     <w:p/>
-    <w:p>
-      <w:pPr>
-        <w:jc w:val="center"/>
-      </w:pPr>
-      <w:r>
-        <w:rPr>
-          <w:rFonts w:ascii="Calibri" w:hAnsi="Calibri" w:eastAsia="Microsoft YaHei" w:cs="Microsoft YaHei"/>
-          <w:b/>
-          <w:sz w:val="30"/>
-        </w:rPr>
-        <w:t>目录</w:t>
-      </w:r>
-    </w:p>
-    <w:p>
-      <w:pPr>
-        <w:spacing w:after="40"/>
-        <w:ind w:left="360"/>
-      </w:pPr>
-      <w:r>
-        <w:rPr>
-          <w:rFonts w:ascii="Calibri" w:hAnsi="Calibri" w:eastAsia="Microsoft YaHei" w:cs="Microsoft YaHei"/>
-          <w:sz w:val="21"/>
-        </w:rPr>
-        <w:t>——测量侧与静态侧研究已完成，因果侧待执行</w:t>
-      </w:r>
-    </w:p>
-    <w:p>
-      <w:pPr>
-        <w:spacing w:after="40"/>
-        <w:ind w:left="360"/>
-      </w:pPr>
-      <w:r>
-        <w:rPr>
-          <w:rFonts w:ascii="Calibri" w:hAnsi="Calibri" w:eastAsia="Microsoft YaHei" w:cs="Microsoft YaHei"/>
-          <w:sz w:val="21"/>
-        </w:rPr>
-        <w:t>摘要</w:t>
-      </w:r>
-    </w:p>
-    <w:p>
-      <w:pPr>
-        <w:spacing w:after="40"/>
-        <w:ind w:left="360"/>
-      </w:pPr>
-      <w:r>
-        <w:rPr>
-          <w:rFonts w:ascii="Calibri" w:hAnsi="Calibri" w:eastAsia="Microsoft YaHei" w:cs="Microsoft YaHei"/>
-          <w:sz w:val="21"/>
-        </w:rPr>
-        <w:t>1 报告说明</w:t>
-      </w:r>
-    </w:p>
-    <w:p>
-      <w:pPr>
-        <w:spacing w:after="40"/>
-        <w:ind w:left="720"/>
-      </w:pPr>
-      <w:r>
-        <w:rPr>
-          <w:rFonts w:ascii="Calibri" w:hAnsi="Calibri" w:eastAsia="Microsoft YaHei" w:cs="Microsoft YaHei"/>
-          <w:sz w:val="21"/>
-        </w:rPr>
-        <w:t>1.1 范围与边界</w:t>
-      </w:r>
-    </w:p>
-    <w:p>
-      <w:pPr>
-        <w:spacing w:after="40"/>
-        <w:ind w:left="720"/>
-      </w:pPr>
-      <w:r>
-        <w:rPr>
-          <w:rFonts w:ascii="Calibri" w:hAnsi="Calibri" w:eastAsia="Microsoft YaHei" w:cs="Microsoft YaHei"/>
-          <w:sz w:val="21"/>
-        </w:rPr>
-        <w:t>1.2 数字口径与证据分级</w:t>
-      </w:r>
-    </w:p>
-    <w:p>
-      <w:pPr>
-        <w:spacing w:after="40"/>
-        <w:ind w:left="720"/>
-      </w:pPr>
-      <w:r>
-        <w:rPr>
-          <w:rFonts w:ascii="Calibri" w:hAnsi="Calibri" w:eastAsia="Microsoft YaHei" w:cs="Microsoft YaHei"/>
-          <w:sz w:val="21"/>
-        </w:rPr>
-        <w:t>1.3 复算总入口</w:t>
-      </w:r>
-    </w:p>
-    <w:p>
-      <w:pPr>
-        <w:spacing w:after="40"/>
-        <w:ind w:left="360"/>
-      </w:pPr>
-      <w:r>
-        <w:rPr>
-          <w:rFonts w:ascii="Calibri" w:hAnsi="Calibri" w:eastAsia="Microsoft YaHei" w:cs="Microsoft YaHei"/>
-          <w:sz w:val="21"/>
-        </w:rPr>
-        <w:t>2 研究依托系统建设进展</w:t>
-      </w:r>
-    </w:p>
-    <w:p>
-      <w:pPr>
-        <w:spacing w:after="40"/>
-        <w:ind w:left="720"/>
-      </w:pPr>
-      <w:r>
-        <w:rPr>
-          <w:rFonts w:ascii="Calibri" w:hAnsi="Calibri" w:eastAsia="Microsoft YaHei" w:cs="Microsoft YaHei"/>
-          <w:sz w:val="21"/>
-        </w:rPr>
-        <w:t>2.1 系统规模基线</w:t>
-      </w:r>
-    </w:p>
-    <w:p>
-      <w:pPr>
-        <w:spacing w:after="40"/>
-        <w:ind w:left="720"/>
-      </w:pPr>
-      <w:r>
-        <w:rPr>
-          <w:rFonts w:ascii="Calibri" w:hAnsi="Calibri" w:eastAsia="Microsoft YaHei" w:cs="Microsoft YaHei"/>
-          <w:sz w:val="21"/>
-        </w:rPr>
-        <w:t>2.2 数字诚信门禁</w:t>
-      </w:r>
-    </w:p>
-    <w:p>
-      <w:pPr>
-        <w:spacing w:after="40"/>
-        <w:ind w:left="720"/>
-      </w:pPr>
-      <w:r>
-        <w:rPr>
-          <w:rFonts w:ascii="Calibri" w:hAnsi="Calibri" w:eastAsia="Microsoft YaHei" w:cs="Microsoft YaHei"/>
-          <w:sz w:val="21"/>
-        </w:rPr>
-        <w:t>2.3 测量层建设</w:t>
-      </w:r>
-    </w:p>
-    <w:p>
-      <w:pPr>
-        <w:spacing w:after="40"/>
-        <w:ind w:left="360"/>
-      </w:pPr>
-      <w:r>
-        <w:rPr>
-          <w:rFonts w:ascii="Calibri" w:hAnsi="Calibri" w:eastAsia="Microsoft YaHei" w:cs="Microsoft YaHei"/>
-          <w:sz w:val="21"/>
-        </w:rPr>
-        <w:t>3 论文一：难度量纲的可公度性</w:t>
-      </w:r>
-    </w:p>
-    <w:p>
-      <w:pPr>
-        <w:spacing w:after="40"/>
-        <w:ind w:left="720"/>
-      </w:pPr>
-      <w:r>
-        <w:rPr>
-          <w:rFonts w:ascii="Calibri" w:hAnsi="Calibri" w:eastAsia="Microsoft YaHei" w:cs="Microsoft YaHei"/>
-          <w:sz w:val="21"/>
-        </w:rPr>
-        <w:t>3.1 不稳定性命题的检验</w:t>
-      </w:r>
-    </w:p>
-    <w:p>
-      <w:pPr>
-        <w:spacing w:after="40"/>
-        <w:ind w:left="720"/>
-      </w:pPr>
-      <w:r>
-        <w:rPr>
-          <w:rFonts w:ascii="Calibri" w:hAnsi="Calibri" w:eastAsia="Microsoft YaHei" w:cs="Microsoft YaHei"/>
-          <w:sz w:val="21"/>
-        </w:rPr>
-        <w:t>3.2 多信号融合的增益与其判据</w:t>
-      </w:r>
-    </w:p>
-    <w:p>
-      <w:pPr>
-        <w:spacing w:after="40"/>
-        <w:ind w:left="720"/>
-      </w:pPr>
-      <w:r>
-        <w:rPr>
-          <w:rFonts w:ascii="Calibri" w:hAnsi="Calibri" w:eastAsia="Microsoft YaHei" w:cs="Microsoft YaHei"/>
-          <w:sz w:val="21"/>
-        </w:rPr>
-        <w:t>3.3 判据切换后的结论反转（本报告最重要的负结果）</w:t>
-      </w:r>
-    </w:p>
-    <w:p>
-      <w:pPr>
-        <w:spacing w:after="40"/>
-        <w:ind w:left="720"/>
-      </w:pPr>
-      <w:r>
-        <w:rPr>
-          <w:rFonts w:ascii="Calibri" w:hAnsi="Calibri" w:eastAsia="Microsoft YaHei" w:cs="Microsoft YaHei"/>
-          <w:sz w:val="21"/>
-        </w:rPr>
-        <w:t>3.4 方向性错误的定位与样本量自适应收缩</w:t>
-      </w:r>
-    </w:p>
-    <w:p>
-      <w:pPr>
-        <w:spacing w:after="40"/>
-        <w:ind w:left="720"/>
-      </w:pPr>
-      <w:r>
-        <w:rPr>
-          <w:rFonts w:ascii="Calibri" w:hAnsi="Calibri" w:eastAsia="Microsoft YaHei" w:cs="Microsoft YaHei"/>
-          <w:sz w:val="21"/>
-        </w:rPr>
-        <w:t>3.5 估计器优化：从"剔除"到"符号校正"</w:t>
-      </w:r>
-    </w:p>
-    <w:p>
-      <w:pPr>
-        <w:spacing w:after="40"/>
-        <w:ind w:left="720"/>
-      </w:pPr>
-      <w:r>
-        <w:rPr>
-          <w:rFonts w:ascii="Calibri" w:hAnsi="Calibri" w:eastAsia="Microsoft YaHei" w:cs="Microsoft YaHei"/>
-          <w:sz w:val="21"/>
-        </w:rPr>
-        <w:t>3.6 知识树结构作为难度代理的负结果</w:t>
-      </w:r>
-    </w:p>
-    <w:p>
-      <w:pPr>
-        <w:spacing w:after="40"/>
-        <w:ind w:left="720"/>
-      </w:pPr>
-      <w:r>
-        <w:rPr>
-          <w:rFonts w:ascii="Calibri" w:hAnsi="Calibri" w:eastAsia="Microsoft YaHei" w:cs="Microsoft YaHei"/>
-          <w:sz w:val="21"/>
-        </w:rPr>
-        <w:t>3.7 最优错误率的描述性证据与因果识别的未竟之处</w:t>
-      </w:r>
-    </w:p>
-    <w:p>
-      <w:pPr>
-        <w:spacing w:after="40"/>
-        <w:ind w:left="360"/>
-      </w:pPr>
-      <w:r>
-        <w:rPr>
-          <w:rFonts w:ascii="Calibri" w:hAnsi="Calibri" w:eastAsia="Microsoft YaHei" w:cs="Microsoft YaHei"/>
-          <w:sz w:val="21"/>
-        </w:rPr>
-        <w:t>4 论文二：多干预并存学习系统的冲突结构审计</w:t>
-      </w:r>
-    </w:p>
-    <w:p>
-      <w:pPr>
-        <w:spacing w:after="40"/>
-        <w:ind w:left="720"/>
-      </w:pPr>
-      <w:r>
-        <w:rPr>
-          <w:rFonts w:ascii="Calibri" w:hAnsi="Calibri" w:eastAsia="Microsoft YaHei" w:cs="Microsoft YaHei"/>
-          <w:sz w:val="21"/>
-        </w:rPr>
-        <w:t>4.1 审计方法与证伪条件</w:t>
-      </w:r>
-    </w:p>
-    <w:p>
-      <w:pPr>
-        <w:spacing w:after="40"/>
-        <w:ind w:left="720"/>
-      </w:pPr>
-      <w:r>
-        <w:rPr>
-          <w:rFonts w:ascii="Calibri" w:hAnsi="Calibri" w:eastAsia="Microsoft YaHei" w:cs="Microsoft YaHei"/>
-          <w:sz w:val="21"/>
-        </w:rPr>
-        <w:t>4.2 四项实测结果</w:t>
-      </w:r>
-    </w:p>
-    <w:p>
-      <w:pPr>
-        <w:spacing w:after="40"/>
-        <w:ind w:left="720"/>
-      </w:pPr>
-      <w:r>
-        <w:rPr>
-          <w:rFonts w:ascii="Calibri" w:hAnsi="Calibri" w:eastAsia="Microsoft YaHei" w:cs="Microsoft YaHei"/>
-          <w:sz w:val="21"/>
-        </w:rPr>
-        <w:t>4.3 主线结论与审计方法的自我报告</w:t>
-      </w:r>
-    </w:p>
-    <w:p>
-      <w:pPr>
-        <w:spacing w:after="40"/>
-        <w:ind w:left="360"/>
-      </w:pPr>
-      <w:r>
-        <w:rPr>
-          <w:rFonts w:ascii="Calibri" w:hAnsi="Calibri" w:eastAsia="Microsoft YaHei" w:cs="Microsoft YaHei"/>
-          <w:sz w:val="21"/>
-        </w:rPr>
-        <w:t>5 论文三：有序难度决策与大模型难度先验的可靠性边界</w:t>
-      </w:r>
-    </w:p>
-    <w:p>
-      <w:pPr>
-        <w:spacing w:after="40"/>
-        <w:ind w:left="720"/>
-      </w:pPr>
-      <w:r>
-        <w:rPr>
-          <w:rFonts w:ascii="Calibri" w:hAnsi="Calibri" w:eastAsia="Microsoft YaHei" w:cs="Microsoft YaHei"/>
-          <w:sz w:val="21"/>
-        </w:rPr>
-        <w:t>5.1 有序动作空间的实证基础</w:t>
-      </w:r>
-    </w:p>
-    <w:p>
-      <w:pPr>
-        <w:spacing w:after="40"/>
-        <w:ind w:left="720"/>
-      </w:pPr>
-      <w:r>
-        <w:rPr>
-          <w:rFonts w:ascii="Calibri" w:hAnsi="Calibri" w:eastAsia="Microsoft YaHei" w:cs="Microsoft YaHei"/>
-          <w:sz w:val="21"/>
-        </w:rPr>
-        <w:t>5.2 真实臂上的策略比较（奖励 = 即时成功率）：初步观察，不构成结论</w:t>
-      </w:r>
-    </w:p>
-    <w:p>
-      <w:pPr>
-        <w:spacing w:after="40"/>
-        <w:ind w:left="720"/>
-      </w:pPr>
-      <w:r>
-        <w:rPr>
-          <w:rFonts w:ascii="Calibri" w:hAnsi="Calibri" w:eastAsia="Microsoft YaHei" w:cs="Microsoft YaHei"/>
-          <w:sz w:val="21"/>
-        </w:rPr>
-        <w:t>5.3 单一模型的难度先验可靠性边界</w:t>
-      </w:r>
-    </w:p>
-    <w:p>
-      <w:pPr>
-        <w:spacing w:after="40"/>
-        <w:ind w:left="720"/>
-      </w:pPr>
-      <w:r>
-        <w:rPr>
-          <w:rFonts w:ascii="Calibri" w:hAnsi="Calibri" w:eastAsia="Microsoft YaHei" w:cs="Microsoft YaHei"/>
-          <w:sz w:val="21"/>
-        </w:rPr>
-        <w:t>5.4 协议审计：可用性分级、工程教训与一处方法论更正</w:t>
-      </w:r>
-    </w:p>
-    <w:p>
-      <w:pPr>
-        <w:spacing w:after="40"/>
-        <w:ind w:left="720"/>
-      </w:pPr>
-      <w:r>
-        <w:rPr>
-          <w:rFonts w:ascii="Calibri" w:hAnsi="Calibri" w:eastAsia="Microsoft YaHei" w:cs="Microsoft YaHei"/>
-          <w:sz w:val="21"/>
-        </w:rPr>
-        <w:t>5.5 一条反向边界</w:t>
-      </w:r>
-    </w:p>
-    <w:p>
-      <w:pPr>
-        <w:spacing w:after="40"/>
-        <w:ind w:left="720"/>
-      </w:pPr>
-      <w:r>
-        <w:rPr>
-          <w:rFonts w:ascii="Calibri" w:hAnsi="Calibri" w:eastAsia="Microsoft YaHei" w:cs="Microsoft YaHei"/>
-          <w:sz w:val="21"/>
-        </w:rPr>
-        <w:t>5.6 论文四：信度结构化组合难度估计（审阅 §4.4 降格为方法讨论稿，不作独立投稿）</w:t>
-      </w:r>
-    </w:p>
-    <w:p>
-      <w:pPr>
-        <w:spacing w:after="40"/>
-        <w:ind w:left="360"/>
-      </w:pPr>
-      <w:r>
-        <w:rPr>
-          <w:rFonts w:ascii="Calibri" w:hAnsi="Calibri" w:eastAsia="Microsoft YaHei" w:cs="Microsoft YaHei"/>
-          <w:sz w:val="21"/>
-        </w:rPr>
-        <w:t>6 算法优化链汇总（O1–O12）</w:t>
-      </w:r>
-    </w:p>
-    <w:p>
-      <w:pPr>
-        <w:spacing w:after="40"/>
-        <w:ind w:left="360"/>
-      </w:pPr>
-      <w:r>
-        <w:rPr>
-          <w:rFonts w:ascii="Calibri" w:hAnsi="Calibri" w:eastAsia="Microsoft YaHei" w:cs="Microsoft YaHei"/>
-          <w:sz w:val="21"/>
-        </w:rPr>
-        <w:t>7 工程落地</w:t>
-      </w:r>
-    </w:p>
-    <w:p>
-      <w:pPr>
-        <w:spacing w:after="40"/>
-        <w:ind w:left="720"/>
-      </w:pPr>
-      <w:r>
-        <w:rPr>
-          <w:rFonts w:ascii="Calibri" w:hAnsi="Calibri" w:eastAsia="Microsoft YaHei" w:cs="Microsoft YaHei"/>
-          <w:sz w:val="21"/>
-        </w:rPr>
-        <w:t>7.1 已落地的改动</w:t>
-      </w:r>
-    </w:p>
-    <w:p>
-      <w:pPr>
-        <w:spacing w:after="40"/>
-        <w:ind w:left="720"/>
-      </w:pPr>
-      <w:r>
-        <w:rPr>
-          <w:rFonts w:ascii="Calibri" w:hAnsi="Calibri" w:eastAsia="Microsoft YaHei" w:cs="Microsoft YaHei"/>
-          <w:sz w:val="21"/>
-        </w:rPr>
-        <w:t>7.2 报告期内的回归验证</w:t>
-      </w:r>
-    </w:p>
-    <w:p>
-      <w:pPr>
-        <w:spacing w:after="40"/>
-        <w:ind w:left="360"/>
-      </w:pPr>
-      <w:r>
-        <w:rPr>
-          <w:rFonts w:ascii="Calibri" w:hAnsi="Calibri" w:eastAsia="Microsoft YaHei" w:cs="Microsoft YaHei"/>
-          <w:sz w:val="21"/>
-        </w:rPr>
-        <w:t>8 负结果与诚实缺口清单</w:t>
-      </w:r>
-    </w:p>
-    <w:p>
-      <w:pPr>
-        <w:spacing w:after="40"/>
-        <w:ind w:left="720"/>
-      </w:pPr>
-      <w:r>
-        <w:rPr>
-          <w:rFonts w:ascii="Calibri" w:hAnsi="Calibri" w:eastAsia="Microsoft YaHei" w:cs="Microsoft YaHei"/>
-          <w:sz w:val="21"/>
-        </w:rPr>
-        <w:t>8.1 否定性结论清单</w:t>
-      </w:r>
-    </w:p>
-    <w:p>
-      <w:pPr>
-        <w:spacing w:after="40"/>
-        <w:ind w:left="720"/>
-      </w:pPr>
-      <w:r>
-        <w:rPr>
-          <w:rFonts w:ascii="Calibri" w:hAnsi="Calibri" w:eastAsia="Microsoft YaHei" w:cs="Microsoft YaHei"/>
-          <w:sz w:val="21"/>
-        </w:rPr>
-        <w:t>8.2 未执行分项（诚实缺口）</w:t>
-      </w:r>
-    </w:p>
-    <w:p>
-      <w:pPr>
-        <w:spacing w:after="40"/>
-        <w:ind w:left="720"/>
-      </w:pPr>
-      <w:r>
-        <w:rPr>
-          <w:rFonts w:ascii="Calibri" w:hAnsi="Calibri" w:eastAsia="Microsoft YaHei" w:cs="Microsoft YaHei"/>
-          <w:sz w:val="21"/>
-        </w:rPr>
-        <w:t>8.3 口径更正留痕</w:t>
-      </w:r>
-    </w:p>
-    <w:p>
-      <w:pPr>
-        <w:spacing w:after="40"/>
-        <w:ind w:left="720"/>
-      </w:pPr>
-      <w:r>
-        <w:rPr>
-          <w:rFonts w:ascii="Calibri" w:hAnsi="Calibri" w:eastAsia="Microsoft YaHei" w:cs="Microsoft YaHei"/>
-          <w:sz w:val="21"/>
-        </w:rPr>
-        <w:t>8.4 v1.1 更正表（回应审阅意见第 4 节）</w:t>
-      </w:r>
-    </w:p>
-    <w:p>
-      <w:pPr>
-        <w:spacing w:after="40"/>
-        <w:ind w:left="360"/>
-      </w:pPr>
-      <w:r>
-        <w:rPr>
-          <w:rFonts w:ascii="Calibri" w:hAnsi="Calibri" w:eastAsia="Microsoft YaHei" w:cs="Microsoft YaHei"/>
-          <w:sz w:val="21"/>
-        </w:rPr>
-        <w:t>9 未完成事项与下一步计划</w:t>
-      </w:r>
-    </w:p>
-    <w:p>
-      <w:pPr>
-        <w:spacing w:after="40"/>
-        <w:ind w:left="720"/>
-      </w:pPr>
-      <w:r>
-        <w:rPr>
-          <w:rFonts w:ascii="Calibri" w:hAnsi="Calibri" w:eastAsia="Microsoft YaHei" w:cs="Microsoft YaHei"/>
-          <w:sz w:val="21"/>
-        </w:rPr>
-        <w:t>9.1 阶段二：因果侧与人类被试</w:t>
-      </w:r>
-    </w:p>
-    <w:p>
-      <w:pPr>
-        <w:spacing w:after="40"/>
-        <w:ind w:left="720"/>
-      </w:pPr>
-      <w:r>
-        <w:rPr>
-          <w:rFonts w:ascii="Calibri" w:hAnsi="Calibri" w:eastAsia="Microsoft YaHei" w:cs="Microsoft YaHei"/>
-          <w:sz w:val="21"/>
-        </w:rPr>
-        <w:t>9.2 阶段三：学位论文整合</w:t>
-      </w:r>
-    </w:p>
-    <w:p>
-      <w:pPr>
-        <w:spacing w:after="40"/>
-        <w:ind w:left="720"/>
-      </w:pPr>
-      <w:r>
-        <w:rPr>
-          <w:rFonts w:ascii="Calibri" w:hAnsi="Calibri" w:eastAsia="Microsoft YaHei" w:cs="Microsoft YaHei"/>
-          <w:sz w:val="21"/>
-        </w:rPr>
-        <w:t>9.3 传播计划</w:t>
-      </w:r>
-    </w:p>
-    <w:p>
-      <w:pPr>
-        <w:spacing w:after="40"/>
-        <w:ind w:left="720"/>
-      </w:pPr>
-      <w:r>
-        <w:rPr>
-          <w:rFonts w:ascii="Calibri" w:hAnsi="Calibri" w:eastAsia="Microsoft YaHei" w:cs="Microsoft YaHei"/>
-          <w:sz w:val="21"/>
-        </w:rPr>
-        <w:t>9.4 本版未闭环项（据实列出）</w:t>
-      </w:r>
-    </w:p>
-    <w:p>
-      <w:pPr>
-        <w:spacing w:after="40"/>
-        <w:ind w:left="360"/>
-      </w:pPr>
-      <w:r>
-        <w:rPr>
-          <w:rFonts w:ascii="Calibri" w:hAnsi="Calibri" w:eastAsia="Microsoft YaHei" w:cs="Microsoft YaHei"/>
-          <w:sz w:val="21"/>
-        </w:rPr>
-        <w:t>10 数据与代码可得性</w:t>
-      </w:r>
-    </w:p>
-    <w:p>
-      <w:pPr>
-        <w:spacing w:after="40"/>
-        <w:ind w:left="720"/>
-      </w:pPr>
-      <w:r>
-        <w:rPr>
-          <w:rFonts w:ascii="Calibri" w:hAnsi="Calibri" w:eastAsia="Microsoft YaHei" w:cs="Microsoft YaHei"/>
-          <w:sz w:val="21"/>
-        </w:rPr>
-        <w:t>10.1 代码与复算产物</w:t>
-      </w:r>
-    </w:p>
-    <w:p>
-      <w:pPr>
-        <w:spacing w:after="40"/>
-        <w:ind w:left="720"/>
-      </w:pPr>
-      <w:r>
-        <w:rPr>
-          <w:rFonts w:ascii="Calibri" w:hAnsi="Calibri" w:eastAsia="Microsoft YaHei" w:cs="Microsoft YaHei"/>
-          <w:sz w:val="21"/>
-        </w:rPr>
-        <w:t>10.2 数据与许可义务</w:t>
-      </w:r>
-    </w:p>
-    <w:p>
-      <w:pPr>
-        <w:spacing w:after="40"/>
-        <w:ind w:left="720"/>
-      </w:pPr>
-      <w:r>
-        <w:rPr>
-          <w:rFonts w:ascii="Calibri" w:hAnsi="Calibri" w:eastAsia="Microsoft YaHei" w:cs="Microsoft YaHei"/>
-          <w:sz w:val="21"/>
-        </w:rPr>
-        <w:t>10.3 归档标识</w:t>
-      </w:r>
-    </w:p>
-    <w:p>
-      <w:pPr>
-        <w:spacing w:after="40"/>
-        <w:ind w:left="360"/>
-      </w:pPr>
-      <w:r>
-        <w:rPr>
-          <w:rFonts w:ascii="Calibri" w:hAnsi="Calibri" w:eastAsia="Microsoft YaHei" w:cs="Microsoft YaHei"/>
-          <w:sz w:val="21"/>
-        </w:rPr>
-        <w:t>11 结论</w:t>
-      </w:r>
-    </w:p>
-    <w:p>
-      <w:pPr>
-        <w:spacing w:after="40"/>
-        <w:ind w:left="360"/>
-      </w:pPr>
-      <w:r>
-        <w:rPr>
-          <w:rFonts w:ascii="Calibri" w:hAnsi="Calibri" w:eastAsia="Microsoft YaHei" w:cs="Microsoft YaHei"/>
-          <w:sz w:val="21"/>
-        </w:rPr>
-        <w:t>附录 A 关键数字速查表</w:t>
-      </w:r>
-    </w:p>
-    <w:p>
-      <w:pPr>
-        <w:spacing w:after="40"/>
-        <w:ind w:left="360"/>
-      </w:pPr>
-      <w:r>
-        <w:rPr>
-          <w:rFonts w:ascii="Calibri" w:hAnsi="Calibri" w:eastAsia="Microsoft YaHei" w:cs="Microsoft YaHei"/>
-          <w:sz w:val="21"/>
-        </w:rPr>
-        <w:t>附录 B 术语表</w:t>
-      </w:r>
-    </w:p>
-    <w:p/>
-    <w:p>
-      <w:pPr>
-        <w:pStyle w:val="Heading1"/>
-        <w:spacing w:before="200" w:after="80"/>
-      </w:pPr>
-      <w:r>
-        <w:rPr>
-          <w:rFonts w:ascii="Calibri" w:hAnsi="Calibri" w:eastAsia="Microsoft YaHei" w:cs="Microsoft YaHei"/>
-          <w:sz w:val="32"/>
-        </w:rPr>
-        <w:t>——测量侧与静态侧研究已完成，因果侧待执行</w:t>
-      </w:r>
-    </w:p>
     <w:p>
       <w:pPr>
         <w:spacing w:before="40" w:after="40"/>
@@ -1058,13 +381,27 @@
     </w:p>
     <w:p>
       <w:pPr>
-        <w:pStyle w:val="Heading1"/>
-        <w:spacing w:before="200" w:after="80"/>
+        <w:jc w:val="center"/>
       </w:pPr>
       <w:r>
         <w:rPr>
           <w:rFonts w:ascii="Calibri" w:hAnsi="Calibri" w:eastAsia="Microsoft YaHei" w:cs="Microsoft YaHei"/>
-          <w:sz w:val="32"/>
+          <w:b/>
+          <w:sz w:val="30"/>
+        </w:rPr>
+        <w:t>目录</w:t>
+      </w:r>
+    </w:p>
+    <w:p/>
+    <w:p>
+      <w:pPr>
+        <w:pStyle w:val="Heading3"/>
+        <w:spacing w:before="120" w:after="80"/>
+      </w:pPr>
+      <w:r>
+        <w:rPr>
+          <w:rFonts w:ascii="Calibri" w:hAnsi="Calibri" w:eastAsia="Microsoft YaHei" w:cs="Microsoft YaHei"/>
+          <w:sz w:val="24"/>
         </w:rPr>
         <w:t>摘要</w:t>
       </w:r>
@@ -1304,13 +641,13 @@
     </w:p>
     <w:p>
       <w:pPr>
-        <w:pStyle w:val="Heading1"/>
-        <w:spacing w:before="200" w:after="80"/>
+        <w:pStyle w:val="Heading3"/>
+        <w:spacing w:before="120" w:after="80"/>
       </w:pPr>
       <w:r>
         <w:rPr>
           <w:rFonts w:ascii="Calibri" w:hAnsi="Calibri" w:eastAsia="Microsoft YaHei" w:cs="Microsoft YaHei"/>
-          <w:sz w:val="32"/>
+          <w:sz w:val="24"/>
         </w:rPr>
         <w:t>1 报告说明</w:t>
       </w:r>
@@ -1337,13 +674,13 @@
     </w:p>
     <w:p>
       <w:pPr>
-        <w:pStyle w:val="Heading2"/>
+        <w:pStyle w:val="Heading4"/>
         <w:spacing w:before="120" w:after="80"/>
       </w:pPr>
       <w:r>
         <w:rPr>
           <w:rFonts w:ascii="Calibri" w:hAnsi="Calibri" w:eastAsia="Microsoft YaHei" w:cs="Microsoft YaHei"/>
-          <w:sz w:val="27"/>
+          <w:sz w:val="22"/>
         </w:rPr>
         <w:t>1.1 范围与边界</w:t>
       </w:r>
@@ -1392,13 +729,13 @@
     </w:p>
     <w:p>
       <w:pPr>
-        <w:pStyle w:val="Heading2"/>
+        <w:pStyle w:val="Heading4"/>
         <w:spacing w:before="120" w:after="80"/>
       </w:pPr>
       <w:r>
         <w:rPr>
           <w:rFonts w:ascii="Calibri" w:hAnsi="Calibri" w:eastAsia="Microsoft YaHei" w:cs="Microsoft YaHei"/>
-          <w:sz w:val="27"/>
+          <w:sz w:val="22"/>
         </w:rPr>
         <w:t>1.2 数字口径与证据分级</w:t>
       </w:r>
@@ -1507,13 +844,13 @@
     </w:p>
     <w:p>
       <w:pPr>
-        <w:pStyle w:val="Heading2"/>
+        <w:pStyle w:val="Heading4"/>
         <w:spacing w:before="120" w:after="80"/>
       </w:pPr>
       <w:r>
         <w:rPr>
           <w:rFonts w:ascii="Calibri" w:hAnsi="Calibri" w:eastAsia="Microsoft YaHei" w:cs="Microsoft YaHei"/>
-          <w:sz w:val="27"/>
+          <w:sz w:val="22"/>
         </w:rPr>
         <w:t>1.3 复算总入口</w:t>
       </w:r>
@@ -1950,13 +1287,13 @@
     </w:p>
     <w:p>
       <w:pPr>
-        <w:pStyle w:val="Heading1"/>
-        <w:spacing w:before="200" w:after="80"/>
+        <w:pStyle w:val="Heading3"/>
+        <w:spacing w:before="120" w:after="80"/>
       </w:pPr>
       <w:r>
         <w:rPr>
           <w:rFonts w:ascii="Calibri" w:hAnsi="Calibri" w:eastAsia="Microsoft YaHei" w:cs="Microsoft YaHei"/>
-          <w:sz w:val="32"/>
+          <w:sz w:val="24"/>
         </w:rPr>
         <w:t>2 研究依托系统建设进展</w:t>
       </w:r>
@@ -1983,13 +1320,13 @@
     </w:p>
     <w:p>
       <w:pPr>
-        <w:pStyle w:val="Heading2"/>
+        <w:pStyle w:val="Heading4"/>
         <w:spacing w:before="120" w:after="80"/>
       </w:pPr>
       <w:r>
         <w:rPr>
           <w:rFonts w:ascii="Calibri" w:hAnsi="Calibri" w:eastAsia="Microsoft YaHei" w:cs="Microsoft YaHei"/>
-          <w:sz w:val="27"/>
+          <w:sz w:val="22"/>
         </w:rPr>
         <w:t>2.1 系统规模基线</w:t>
       </w:r>
@@ -2953,13 +2290,13 @@
     </w:p>
     <w:p>
       <w:pPr>
-        <w:pStyle w:val="Heading2"/>
+        <w:pStyle w:val="Heading4"/>
         <w:spacing w:before="120" w:after="80"/>
       </w:pPr>
       <w:r>
         <w:rPr>
           <w:rFonts w:ascii="Calibri" w:hAnsi="Calibri" w:eastAsia="Microsoft YaHei" w:cs="Microsoft YaHei"/>
-          <w:sz w:val="27"/>
+          <w:sz w:val="22"/>
         </w:rPr>
         <w:t>2.2 数字诚信门禁</w:t>
       </w:r>
@@ -3971,13 +3308,13 @@
     </w:p>
     <w:p>
       <w:pPr>
-        <w:pStyle w:val="Heading2"/>
+        <w:pStyle w:val="Heading4"/>
         <w:spacing w:before="120" w:after="80"/>
       </w:pPr>
       <w:r>
         <w:rPr>
           <w:rFonts w:ascii="Calibri" w:hAnsi="Calibri" w:eastAsia="Microsoft YaHei" w:cs="Microsoft YaHei"/>
-          <w:sz w:val="27"/>
+          <w:sz w:val="22"/>
         </w:rPr>
         <w:t>2.3 测量层建设</w:t>
       </w:r>
@@ -4405,13 +3742,13 @@
     </w:p>
     <w:p>
       <w:pPr>
-        <w:pStyle w:val="Heading1"/>
-        <w:spacing w:before="200" w:after="80"/>
+        <w:pStyle w:val="Heading3"/>
+        <w:spacing w:before="120" w:after="80"/>
       </w:pPr>
       <w:r>
         <w:rPr>
           <w:rFonts w:ascii="Calibri" w:hAnsi="Calibri" w:eastAsia="Microsoft YaHei" w:cs="Microsoft YaHei"/>
-          <w:sz w:val="32"/>
+          <w:sz w:val="24"/>
         </w:rPr>
         <w:t>3 论文一：难度量纲的可公度性</w:t>
       </w:r>
@@ -4438,13 +3775,13 @@
     </w:p>
     <w:p>
       <w:pPr>
-        <w:pStyle w:val="Heading2"/>
+        <w:pStyle w:val="Heading4"/>
         <w:spacing w:before="120" w:after="80"/>
       </w:pPr>
       <w:r>
         <w:rPr>
           <w:rFonts w:ascii="Calibri" w:hAnsi="Calibri" w:eastAsia="Microsoft YaHei" w:cs="Microsoft YaHei"/>
-          <w:sz w:val="27"/>
+          <w:sz w:val="22"/>
         </w:rPr>
         <w:t>3.1 不稳定性命题的检验</w:t>
       </w:r>
@@ -4805,13 +4142,13 @@
     </w:p>
     <w:p>
       <w:pPr>
-        <w:pStyle w:val="Heading2"/>
+        <w:pStyle w:val="Heading4"/>
         <w:spacing w:before="120" w:after="80"/>
       </w:pPr>
       <w:r>
         <w:rPr>
           <w:rFonts w:ascii="Calibri" w:hAnsi="Calibri" w:eastAsia="Microsoft YaHei" w:cs="Microsoft YaHei"/>
-          <w:sz w:val="27"/>
+          <w:sz w:val="22"/>
         </w:rPr>
         <w:t>3.2 多信号融合的增益与其判据</w:t>
       </w:r>
@@ -5047,13 +4384,13 @@
     </w:p>
     <w:p>
       <w:pPr>
-        <w:pStyle w:val="Heading2"/>
+        <w:pStyle w:val="Heading4"/>
         <w:spacing w:before="120" w:after="80"/>
       </w:pPr>
       <w:r>
         <w:rPr>
           <w:rFonts w:ascii="Calibri" w:hAnsi="Calibri" w:eastAsia="Microsoft YaHei" w:cs="Microsoft YaHei"/>
-          <w:sz w:val="27"/>
+          <w:sz w:val="22"/>
         </w:rPr>
         <w:t>3.3 判据切换后的结论反转（本报告最重要的负结果）</w:t>
       </w:r>
@@ -5366,13 +4703,13 @@
     </w:p>
     <w:p>
       <w:pPr>
-        <w:pStyle w:val="Heading2"/>
+        <w:pStyle w:val="Heading4"/>
         <w:spacing w:before="120" w:after="80"/>
       </w:pPr>
       <w:r>
         <w:rPr>
           <w:rFonts w:ascii="Calibri" w:hAnsi="Calibri" w:eastAsia="Microsoft YaHei" w:cs="Microsoft YaHei"/>
-          <w:sz w:val="27"/>
+          <w:sz w:val="22"/>
         </w:rPr>
         <w:t>3.4 方向性错误的定位与样本量自适应收缩</w:t>
       </w:r>
@@ -5486,13 +4823,13 @@
     </w:p>
     <w:p>
       <w:pPr>
-        <w:pStyle w:val="Heading2"/>
+        <w:pStyle w:val="Heading4"/>
         <w:spacing w:before="120" w:after="80"/>
       </w:pPr>
       <w:r>
         <w:rPr>
           <w:rFonts w:ascii="Calibri" w:hAnsi="Calibri" w:eastAsia="Microsoft YaHei" w:cs="Microsoft YaHei"/>
-          <w:sz w:val="27"/>
+          <w:sz w:val="22"/>
         </w:rPr>
         <w:t>3.5 估计器优化：从"剔除"到"符号校正"</w:t>
       </w:r>
@@ -5841,13 +5178,13 @@
     </w:p>
     <w:p>
       <w:pPr>
-        <w:pStyle w:val="Heading2"/>
+        <w:pStyle w:val="Heading4"/>
         <w:spacing w:before="120" w:after="80"/>
       </w:pPr>
       <w:r>
         <w:rPr>
           <w:rFonts w:ascii="Calibri" w:hAnsi="Calibri" w:eastAsia="Microsoft YaHei" w:cs="Microsoft YaHei"/>
-          <w:sz w:val="27"/>
+          <w:sz w:val="22"/>
         </w:rPr>
         <w:t>3.6 知识树结构作为难度代理的负结果</w:t>
       </w:r>
@@ -5896,13 +5233,13 @@
     </w:p>
     <w:p>
       <w:pPr>
-        <w:pStyle w:val="Heading2"/>
+        <w:pStyle w:val="Heading4"/>
         <w:spacing w:before="120" w:after="80"/>
       </w:pPr>
       <w:r>
         <w:rPr>
           <w:rFonts w:ascii="Calibri" w:hAnsi="Calibri" w:eastAsia="Microsoft YaHei" w:cs="Microsoft YaHei"/>
-          <w:sz w:val="27"/>
+          <w:sz w:val="22"/>
         </w:rPr>
         <w:t>3.7 最优错误率的描述性证据与因果识别的未竟之处</w:t>
       </w:r>
@@ -6945,13 +6282,13 @@
     </w:p>
     <w:p>
       <w:pPr>
-        <w:pStyle w:val="Heading1"/>
-        <w:spacing w:before="200" w:after="80"/>
+        <w:pStyle w:val="Heading3"/>
+        <w:spacing w:before="120" w:after="80"/>
       </w:pPr>
       <w:r>
         <w:rPr>
           <w:rFonts w:ascii="Calibri" w:hAnsi="Calibri" w:eastAsia="Microsoft YaHei" w:cs="Microsoft YaHei"/>
-          <w:sz w:val="32"/>
+          <w:sz w:val="24"/>
         </w:rPr>
         <w:t>4 论文二：多干预并存学习系统的冲突结构审计</w:t>
       </w:r>
@@ -6978,13 +6315,13 @@
     </w:p>
     <w:p>
       <w:pPr>
-        <w:pStyle w:val="Heading2"/>
+        <w:pStyle w:val="Heading4"/>
         <w:spacing w:before="120" w:after="80"/>
       </w:pPr>
       <w:r>
         <w:rPr>
           <w:rFonts w:ascii="Calibri" w:hAnsi="Calibri" w:eastAsia="Microsoft YaHei" w:cs="Microsoft YaHei"/>
-          <w:sz w:val="27"/>
+          <w:sz w:val="22"/>
         </w:rPr>
         <w:t>4.1 审计方法与证伪条件</w:t>
       </w:r>
@@ -7308,13 +6645,13 @@
     </w:p>
     <w:p>
       <w:pPr>
-        <w:pStyle w:val="Heading2"/>
+        <w:pStyle w:val="Heading4"/>
         <w:spacing w:before="120" w:after="80"/>
       </w:pPr>
       <w:r>
         <w:rPr>
           <w:rFonts w:ascii="Calibri" w:hAnsi="Calibri" w:eastAsia="Microsoft YaHei" w:cs="Microsoft YaHei"/>
-          <w:sz w:val="27"/>
+          <w:sz w:val="22"/>
         </w:rPr>
         <w:t>4.2 四项实测结果</w:t>
       </w:r>
@@ -8170,13 +7507,13 @@
     </w:p>
     <w:p>
       <w:pPr>
-        <w:pStyle w:val="Heading2"/>
+        <w:pStyle w:val="Heading4"/>
         <w:spacing w:before="120" w:after="80"/>
       </w:pPr>
       <w:r>
         <w:rPr>
           <w:rFonts w:ascii="Calibri" w:hAnsi="Calibri" w:eastAsia="Microsoft YaHei" w:cs="Microsoft YaHei"/>
-          <w:sz w:val="27"/>
+          <w:sz w:val="22"/>
         </w:rPr>
         <w:t>4.3 主线结论与审计方法的自我报告</w:t>
       </w:r>
@@ -8717,13 +8054,13 @@
     </w:p>
     <w:p>
       <w:pPr>
-        <w:pStyle w:val="Heading1"/>
-        <w:spacing w:before="200" w:after="80"/>
+        <w:pStyle w:val="Heading3"/>
+        <w:spacing w:before="120" w:after="80"/>
       </w:pPr>
       <w:r>
         <w:rPr>
           <w:rFonts w:ascii="Calibri" w:hAnsi="Calibri" w:eastAsia="Microsoft YaHei" w:cs="Microsoft YaHei"/>
-          <w:sz w:val="32"/>
+          <w:sz w:val="24"/>
         </w:rPr>
         <w:t>5 论文三：有序难度决策与大模型难度先验的可靠性边界</w:t>
       </w:r>
@@ -8750,13 +8087,13 @@
     </w:p>
     <w:p>
       <w:pPr>
-        <w:pStyle w:val="Heading2"/>
+        <w:pStyle w:val="Heading4"/>
         <w:spacing w:before="120" w:after="80"/>
       </w:pPr>
       <w:r>
         <w:rPr>
           <w:rFonts w:ascii="Calibri" w:hAnsi="Calibri" w:eastAsia="Microsoft YaHei" w:cs="Microsoft YaHei"/>
-          <w:sz w:val="27"/>
+          <w:sz w:val="22"/>
         </w:rPr>
         <w:t>5.1 有序动作空间的实证基础</w:t>
       </w:r>
@@ -9019,13 +8356,13 @@
     </w:p>
     <w:p>
       <w:pPr>
-        <w:pStyle w:val="Heading2"/>
+        <w:pStyle w:val="Heading4"/>
         <w:spacing w:before="120" w:after="80"/>
       </w:pPr>
       <w:r>
         <w:rPr>
           <w:rFonts w:ascii="Calibri" w:hAnsi="Calibri" w:eastAsia="Microsoft YaHei" w:cs="Microsoft YaHei"/>
-          <w:sz w:val="27"/>
+          <w:sz w:val="22"/>
         </w:rPr>
         <w:t>5.2 真实臂上的策略比较（奖励 = 即时成功率）：初步观察，不构成结论</w:t>
       </w:r>
@@ -9482,13 +8819,13 @@
     </w:p>
     <w:p>
       <w:pPr>
-        <w:pStyle w:val="Heading2"/>
+        <w:pStyle w:val="Heading4"/>
         <w:spacing w:before="120" w:after="80"/>
       </w:pPr>
       <w:r>
         <w:rPr>
           <w:rFonts w:ascii="Calibri" w:hAnsi="Calibri" w:eastAsia="Microsoft YaHei" w:cs="Microsoft YaHei"/>
-          <w:sz w:val="27"/>
+          <w:sz w:val="22"/>
         </w:rPr>
         <w:t>5.3 单一模型的难度先验可靠性边界</w:t>
       </w:r>
@@ -10163,13 +9500,13 @@
     </w:p>
     <w:p>
       <w:pPr>
-        <w:pStyle w:val="Heading2"/>
+        <w:pStyle w:val="Heading4"/>
         <w:spacing w:before="120" w:after="80"/>
       </w:pPr>
       <w:r>
         <w:rPr>
           <w:rFonts w:ascii="Calibri" w:hAnsi="Calibri" w:eastAsia="Microsoft YaHei" w:cs="Microsoft YaHei"/>
-          <w:sz w:val="27"/>
+          <w:sz w:val="22"/>
         </w:rPr>
         <w:t>5.4 协议审计：可用性分级、工程教训与一处方法论更正</w:t>
       </w:r>
@@ -11297,13 +10634,13 @@
     </w:p>
     <w:p>
       <w:pPr>
-        <w:pStyle w:val="Heading2"/>
+        <w:pStyle w:val="Heading4"/>
         <w:spacing w:before="120" w:after="80"/>
       </w:pPr>
       <w:r>
         <w:rPr>
           <w:rFonts w:ascii="Calibri" w:hAnsi="Calibri" w:eastAsia="Microsoft YaHei" w:cs="Microsoft YaHei"/>
-          <w:sz w:val="27"/>
+          <w:sz w:val="22"/>
         </w:rPr>
         <w:t>5.5 一条反向边界</w:t>
       </w:r>
@@ -11330,13 +10667,13 @@
     </w:p>
     <w:p>
       <w:pPr>
-        <w:pStyle w:val="Heading2"/>
+        <w:pStyle w:val="Heading4"/>
         <w:spacing w:before="120" w:after="80"/>
       </w:pPr>
       <w:r>
         <w:rPr>
           <w:rFonts w:ascii="Calibri" w:hAnsi="Calibri" w:eastAsia="Microsoft YaHei" w:cs="Microsoft YaHei"/>
-          <w:sz w:val="27"/>
+          <w:sz w:val="22"/>
         </w:rPr>
         <w:t>5.6 论文四：信度结构化组合难度估计（审阅 §4.4 降格为方法讨论稿，不作独立投稿）</w:t>
       </w:r>
@@ -11705,13 +11042,13 @@
     </w:p>
     <w:p>
       <w:pPr>
-        <w:pStyle w:val="Heading1"/>
-        <w:spacing w:before="200" w:after="80"/>
+        <w:pStyle w:val="Heading3"/>
+        <w:spacing w:before="120" w:after="80"/>
       </w:pPr>
       <w:r>
         <w:rPr>
           <w:rFonts w:ascii="Calibri" w:hAnsi="Calibri" w:eastAsia="Microsoft YaHei" w:cs="Microsoft YaHei"/>
-          <w:sz w:val="32"/>
+          <w:sz w:val="24"/>
         </w:rPr>
         <w:t>6 算法优化链汇总（O1–O12）</w:t>
       </w:r>
@@ -12575,13 +11912,13 @@
     </w:p>
     <w:p>
       <w:pPr>
-        <w:pStyle w:val="Heading1"/>
-        <w:spacing w:before="200" w:after="80"/>
+        <w:pStyle w:val="Heading3"/>
+        <w:spacing w:before="120" w:after="80"/>
       </w:pPr>
       <w:r>
         <w:rPr>
           <w:rFonts w:ascii="Calibri" w:hAnsi="Calibri" w:eastAsia="Microsoft YaHei" w:cs="Microsoft YaHei"/>
-          <w:sz w:val="32"/>
+          <w:sz w:val="24"/>
         </w:rPr>
         <w:t>7 工程落地</w:t>
       </w:r>
@@ -12608,13 +11945,13 @@
     </w:p>
     <w:p>
       <w:pPr>
-        <w:pStyle w:val="Heading2"/>
+        <w:pStyle w:val="Heading4"/>
         <w:spacing w:before="120" w:after="80"/>
       </w:pPr>
       <w:r>
         <w:rPr>
           <w:rFonts w:ascii="Calibri" w:hAnsi="Calibri" w:eastAsia="Microsoft YaHei" w:cs="Microsoft YaHei"/>
-          <w:sz w:val="27"/>
+          <w:sz w:val="22"/>
         </w:rPr>
         <w:t>7.1 已落地的改动</w:t>
       </w:r>
@@ -12952,13 +12289,13 @@
     </w:p>
     <w:p>
       <w:pPr>
-        <w:pStyle w:val="Heading2"/>
+        <w:pStyle w:val="Heading4"/>
         <w:spacing w:before="120" w:after="80"/>
       </w:pPr>
       <w:r>
         <w:rPr>
           <w:rFonts w:ascii="Calibri" w:hAnsi="Calibri" w:eastAsia="Microsoft YaHei" w:cs="Microsoft YaHei"/>
-          <w:sz w:val="27"/>
+          <w:sz w:val="22"/>
         </w:rPr>
         <w:t>7.2 报告期内的回归验证</w:t>
       </w:r>
@@ -13212,13 +12549,13 @@
     </w:p>
     <w:p>
       <w:pPr>
-        <w:pStyle w:val="Heading1"/>
-        <w:spacing w:before="200" w:after="80"/>
+        <w:pStyle w:val="Heading3"/>
+        <w:spacing w:before="120" w:after="80"/>
       </w:pPr>
       <w:r>
         <w:rPr>
           <w:rFonts w:ascii="Calibri" w:hAnsi="Calibri" w:eastAsia="Microsoft YaHei" w:cs="Microsoft YaHei"/>
-          <w:sz w:val="32"/>
+          <w:sz w:val="24"/>
         </w:rPr>
         <w:t>8 负结果与诚实缺口清单</w:t>
       </w:r>
@@ -13245,13 +12582,13 @@
     </w:p>
     <w:p>
       <w:pPr>
-        <w:pStyle w:val="Heading2"/>
+        <w:pStyle w:val="Heading4"/>
         <w:spacing w:before="120" w:after="80"/>
       </w:pPr>
       <w:r>
         <w:rPr>
           <w:rFonts w:ascii="Calibri" w:hAnsi="Calibri" w:eastAsia="Microsoft YaHei" w:cs="Microsoft YaHei"/>
-          <w:sz w:val="27"/>
+          <w:sz w:val="22"/>
         </w:rPr>
         <w:t>8.1 否定性结论清单</w:t>
       </w:r>
@@ -14229,13 +13566,13 @@
     <w:p/>
     <w:p>
       <w:pPr>
-        <w:pStyle w:val="Heading2"/>
+        <w:pStyle w:val="Heading4"/>
         <w:spacing w:before="120" w:after="80"/>
       </w:pPr>
       <w:r>
         <w:rPr>
           <w:rFonts w:ascii="Calibri" w:hAnsi="Calibri" w:eastAsia="Microsoft YaHei" w:cs="Microsoft YaHei"/>
-          <w:sz w:val="27"/>
+          <w:sz w:val="22"/>
         </w:rPr>
         <w:t>8.2 未执行分项（诚实缺口）</w:t>
       </w:r>
@@ -15082,13 +14419,13 @@
     <w:p/>
     <w:p>
       <w:pPr>
-        <w:pStyle w:val="Heading2"/>
+        <w:pStyle w:val="Heading4"/>
         <w:spacing w:before="120" w:after="80"/>
       </w:pPr>
       <w:r>
         <w:rPr>
           <w:rFonts w:ascii="Calibri" w:hAnsi="Calibri" w:eastAsia="Microsoft YaHei" w:cs="Microsoft YaHei"/>
-          <w:sz w:val="27"/>
+          <w:sz w:val="22"/>
         </w:rPr>
         <w:t>8.3 口径更正留痕</w:t>
       </w:r>
@@ -15526,13 +14863,13 @@
     </w:p>
     <w:p>
       <w:pPr>
-        <w:pStyle w:val="Heading2"/>
+        <w:pStyle w:val="Heading4"/>
         <w:spacing w:before="120" w:after="80"/>
       </w:pPr>
       <w:r>
         <w:rPr>
           <w:rFonts w:ascii="Calibri" w:hAnsi="Calibri" w:eastAsia="Microsoft YaHei" w:cs="Microsoft YaHei"/>
-          <w:sz w:val="27"/>
+          <w:sz w:val="22"/>
         </w:rPr>
         <w:t>8.4 v1.1 更正表（回应审阅意见第 4 节）</w:t>
       </w:r>
@@ -16428,13 +15765,13 @@
     </w:p>
     <w:p>
       <w:pPr>
-        <w:pStyle w:val="Heading1"/>
-        <w:spacing w:before="200" w:after="80"/>
+        <w:pStyle w:val="Heading3"/>
+        <w:spacing w:before="120" w:after="80"/>
       </w:pPr>
       <w:r>
         <w:rPr>
           <w:rFonts w:ascii="Calibri" w:hAnsi="Calibri" w:eastAsia="Microsoft YaHei" w:cs="Microsoft YaHei"/>
-          <w:sz w:val="32"/>
+          <w:sz w:val="24"/>
         </w:rPr>
         <w:t>9 未完成事项与下一步计划</w:t>
       </w:r>
@@ -16461,13 +15798,13 @@
     </w:p>
     <w:p>
       <w:pPr>
-        <w:pStyle w:val="Heading2"/>
+        <w:pStyle w:val="Heading4"/>
         <w:spacing w:before="120" w:after="80"/>
       </w:pPr>
       <w:r>
         <w:rPr>
           <w:rFonts w:ascii="Calibri" w:hAnsi="Calibri" w:eastAsia="Microsoft YaHei" w:cs="Microsoft YaHei"/>
-          <w:sz w:val="27"/>
+          <w:sz w:val="22"/>
         </w:rPr>
         <w:t>9.1 阶段二：因果侧与人类被试</w:t>
       </w:r>
@@ -16558,13 +15895,13 @@
     </w:p>
     <w:p>
       <w:pPr>
-        <w:pStyle w:val="Heading2"/>
+        <w:pStyle w:val="Heading4"/>
         <w:spacing w:before="120" w:after="80"/>
       </w:pPr>
       <w:r>
         <w:rPr>
           <w:rFonts w:ascii="Calibri" w:hAnsi="Calibri" w:eastAsia="Microsoft YaHei" w:cs="Microsoft YaHei"/>
-          <w:sz w:val="27"/>
+          <w:sz w:val="22"/>
         </w:rPr>
         <w:t>9.2 阶段三：学位论文整合</w:t>
       </w:r>
@@ -16583,13 +15920,13 @@
     </w:p>
     <w:p>
       <w:pPr>
-        <w:pStyle w:val="Heading2"/>
+        <w:pStyle w:val="Heading4"/>
         <w:spacing w:before="120" w:after="80"/>
       </w:pPr>
       <w:r>
         <w:rPr>
           <w:rFonts w:ascii="Calibri" w:hAnsi="Calibri" w:eastAsia="Microsoft YaHei" w:cs="Microsoft YaHei"/>
-          <w:sz w:val="27"/>
+          <w:sz w:val="22"/>
         </w:rPr>
         <w:t>9.3 传播计划</w:t>
       </w:r>
@@ -16848,13 +16185,13 @@
     </w:p>
     <w:p>
       <w:pPr>
-        <w:pStyle w:val="Heading2"/>
+        <w:pStyle w:val="Heading4"/>
         <w:spacing w:before="120" w:after="80"/>
       </w:pPr>
       <w:r>
         <w:rPr>
           <w:rFonts w:ascii="Calibri" w:hAnsi="Calibri" w:eastAsia="Microsoft YaHei" w:cs="Microsoft YaHei"/>
-          <w:sz w:val="27"/>
+          <w:sz w:val="22"/>
         </w:rPr>
         <w:t>9.4 本版未闭环项（据实列出）</w:t>
       </w:r>
@@ -17415,13 +16752,13 @@
     </w:p>
     <w:p>
       <w:pPr>
-        <w:pStyle w:val="Heading1"/>
-        <w:spacing w:before="200" w:after="80"/>
+        <w:pStyle w:val="Heading3"/>
+        <w:spacing w:before="120" w:after="80"/>
       </w:pPr>
       <w:r>
         <w:rPr>
           <w:rFonts w:ascii="Calibri" w:hAnsi="Calibri" w:eastAsia="Microsoft YaHei" w:cs="Microsoft YaHei"/>
-          <w:sz w:val="32"/>
+          <w:sz w:val="24"/>
         </w:rPr>
         <w:t>10 数据与代码可得性</w:t>
       </w:r>
@@ -17448,13 +16785,13 @@
     </w:p>
     <w:p>
       <w:pPr>
-        <w:pStyle w:val="Heading2"/>
+        <w:pStyle w:val="Heading4"/>
         <w:spacing w:before="120" w:after="80"/>
       </w:pPr>
       <w:r>
         <w:rPr>
           <w:rFonts w:ascii="Calibri" w:hAnsi="Calibri" w:eastAsia="Microsoft YaHei" w:cs="Microsoft YaHei"/>
-          <w:sz w:val="27"/>
+          <w:sz w:val="22"/>
         </w:rPr>
         <w:t>10.1 代码与复算产物</w:t>
       </w:r>
@@ -17501,13 +16838,13 @@
     </w:p>
     <w:p>
       <w:pPr>
-        <w:pStyle w:val="Heading2"/>
+        <w:pStyle w:val="Heading4"/>
         <w:spacing w:before="120" w:after="80"/>
       </w:pPr>
       <w:r>
         <w:rPr>
           <w:rFonts w:ascii="Calibri" w:hAnsi="Calibri" w:eastAsia="Microsoft YaHei" w:cs="Microsoft YaHei"/>
-          <w:sz w:val="27"/>
+          <w:sz w:val="22"/>
         </w:rPr>
         <w:t>10.2 数据与许可义务</w:t>
       </w:r>
@@ -17886,13 +17223,13 @@
     </w:p>
     <w:p>
       <w:pPr>
-        <w:pStyle w:val="Heading2"/>
+        <w:pStyle w:val="Heading4"/>
         <w:spacing w:before="120" w:after="80"/>
       </w:pPr>
       <w:r>
         <w:rPr>
           <w:rFonts w:ascii="Calibri" w:hAnsi="Calibri" w:eastAsia="Microsoft YaHei" w:cs="Microsoft YaHei"/>
-          <w:sz w:val="27"/>
+          <w:sz w:val="22"/>
         </w:rPr>
         <w:t>10.3 归档标识</w:t>
       </w:r>
@@ -18106,13 +17443,13 @@
     </w:p>
     <w:p>
       <w:pPr>
-        <w:pStyle w:val="Heading1"/>
-        <w:spacing w:before="200" w:after="80"/>
+        <w:pStyle w:val="Heading3"/>
+        <w:spacing w:before="120" w:after="80"/>
       </w:pPr>
       <w:r>
         <w:rPr>
           <w:rFonts w:ascii="Calibri" w:hAnsi="Calibri" w:eastAsia="Microsoft YaHei" w:cs="Microsoft YaHei"/>
-          <w:sz w:val="32"/>
+          <w:sz w:val="24"/>
         </w:rPr>
         <w:t>11 结论</w:t>
       </w:r>
@@ -18494,13 +17831,13 @@
     </w:p>
     <w:p>
       <w:pPr>
-        <w:pStyle w:val="Heading1"/>
-        <w:spacing w:before="200" w:after="80"/>
+        <w:pStyle w:val="Heading3"/>
+        <w:spacing w:before="120" w:after="80"/>
       </w:pPr>
       <w:r>
         <w:rPr>
           <w:rFonts w:ascii="Calibri" w:hAnsi="Calibri" w:eastAsia="Microsoft YaHei" w:cs="Microsoft YaHei"/>
-          <w:sz w:val="32"/>
+          <w:sz w:val="24"/>
         </w:rPr>
         <w:t>附录 A 关键数字速查表</w:t>
       </w:r>
@@ -19414,13 +18751,13 @@
     <w:p/>
     <w:p>
       <w:pPr>
-        <w:pStyle w:val="Heading1"/>
-        <w:spacing w:before="200" w:after="80"/>
+        <w:pStyle w:val="Heading3"/>
+        <w:spacing w:before="120" w:after="80"/>
       </w:pPr>
       <w:r>
         <w:rPr>
           <w:rFonts w:ascii="Calibri" w:hAnsi="Calibri" w:eastAsia="Microsoft YaHei" w:cs="Microsoft YaHei"/>
-          <w:sz w:val="32"/>
+          <w:sz w:val="24"/>
         </w:rPr>
         <w:t>附录 B 术语表</w:t>
       </w:r>
@@ -19887,6 +19224,14 @@
       </w:tr>
     </w:tbl>
     <w:p/>
+    <w:p>
+      <w:pPr>
+        <w:pBdr>
+          <w:bottom w:val="single" w:sz="6" w:space="1" w:color="999999"/>
+        </w:pBdr>
+        <w:spacing w:after="40"/>
+      </w:pPr>
+    </w:p>
     <w:sectPr>
       <w:pgSz w:w="16840" w:h="23820"/>
       <w:pgMar w:top="1440" w:right="1800" w:bottom="1440" w:left="1800" w:header="720" w:footer="720" w:gutter="0"/>

--- a/docs/研究报告_中文版.docx
+++ b/docs/研究报告_中文版.docx
@@ -105,7 +105,7 @@
           <w:color w:val="555555"/>
           <w:sz w:val="19"/>
         </w:rPr>
-        <w:t>docs/LearnFlow_研究设计与审阅档案.md（§1 权威事实基线与写作体例）</w:t>
+        <w:t>`LearnFlow_研究设计与审阅档案.md</w:t>
       </w:r>
       <w:r>
         <w:rPr>
@@ -114,7 +114,7 @@
           <w:color w:val="555555"/>
           <w:sz w:val="19"/>
         </w:rPr>
-        <w:t xml:space="preserve">。  </w:t>
+        <w:t>（</w:t>
       </w:r>
       <w:r>
         <w:rPr>
@@ -124,7 +124,7 @@
           <w:color w:val="555555"/>
           <w:sz w:val="19"/>
         </w:rPr>
-        <w:t>⚠ 时点统一（审阅意见 2.1，2026-09-29）。</w:t>
+        <w:t>其内容即本档第七部</w:t>
       </w:r>
       <w:r>
         <w:rPr>
@@ -133,7 +133,7 @@
           <w:color w:val="555555"/>
           <w:sz w:val="19"/>
         </w:rPr>
-        <w:t xml:space="preserve"> 本报告与计划书停在 9 月 22~23 日的状态，而稿件与仓库已是 9 月 29 日（HEAD </w:t>
+        <w:t>，本档为二者的合并产物）（§1 权威事实基线与写作体例）</w:t>
       </w:r>
       <w:r>
         <w:rPr>
@@ -142,7 +142,7 @@
           <w:color w:val="555555"/>
           <w:sz w:val="19"/>
         </w:rPr>
-        <w:t>b41a76a</w:t>
+        <w:t xml:space="preserve">。  **⚠ 时点统一（审阅意见 2.1，2026-09-29）。** 本报告与计划书停在 9 月 22~23 日的状态，而稿件与仓库已是 9 月 29 日（HEAD </w:t>
       </w:r>
       <w:r>
         <w:rPr>
@@ -151,45 +151,7 @@
           <w:color w:val="555555"/>
           <w:sz w:val="19"/>
         </w:rPr>
-        <w:t>）。10 月 20 日的提交件须</w:t>
-      </w:r>
-      <w:r>
-        <w:rPr>
-          <w:rFonts w:ascii="Calibri" w:hAnsi="Calibri" w:eastAsia="Microsoft YaHei" w:cs="Microsoft YaHei"/>
-          <w:b/>
-          <w:i/>
-          <w:color w:val="555555"/>
-          <w:sz w:val="19"/>
-        </w:rPr>
-        <w:t>全部以同一 git tag（如 `v1.1-submit`）为基准</w:t>
-      </w:r>
-      <w:r>
-        <w:rPr>
-          <w:rFonts w:ascii="Calibri" w:hAnsi="Calibri" w:eastAsia="Microsoft YaHei" w:cs="Microsoft YaHei"/>
-          <w:i/>
-          <w:color w:val="555555"/>
-          <w:sz w:val="19"/>
-        </w:rPr>
-        <w:t>，且该 tag 之后的工作不进入提交件。</w:t>
-      </w:r>
-      <w:r>
-        <w:rPr>
-          <w:rFonts w:ascii="Calibri" w:hAnsi="Calibri" w:eastAsia="Microsoft YaHei" w:cs="Microsoft YaHei"/>
-          <w:b/>
-          <w:i/>
-          <w:color w:val="555555"/>
-          <w:sz w:val="19"/>
-        </w:rPr>
-        <w:t>该 tag 尚未建立</w:t>
-      </w:r>
-      <w:r>
-        <w:rPr>
-          <w:rFonts w:ascii="Calibri" w:hAnsi="Calibri" w:eastAsia="Microsoft YaHei" w:cs="Microsoft YaHei"/>
-          <w:i/>
-          <w:color w:val="555555"/>
-          <w:sz w:val="19"/>
-        </w:rPr>
-        <w:t xml:space="preserve">（本工作副本无 </w:t>
+        <w:t>b41a76a</w:t>
       </w:r>
       <w:r>
         <w:rPr>
@@ -198,7 +160,7 @@
           <w:color w:val="555555"/>
           <w:sz w:val="19"/>
         </w:rPr>
-        <w:t>.git</w:t>
+        <w:t xml:space="preserve">）。10 月 20 日的提交件须**全部以同一 git tag（如 </w:t>
       </w:r>
       <w:r>
         <w:rPr>
@@ -207,83 +169,7 @@
           <w:color w:val="555555"/>
           <w:sz w:val="19"/>
         </w:rPr>
-        <w:t>），</w:t>
-      </w:r>
-      <w:r>
-        <w:rPr>
-          <w:rFonts w:ascii="Calibri" w:hAnsi="Calibri" w:eastAsia="Microsoft YaHei" w:cs="Microsoft YaHei"/>
-          <w:b/>
-          <w:i/>
-          <w:color w:val="555555"/>
-          <w:sz w:val="19"/>
-        </w:rPr>
-        <w:t>此处基线暂以占位形式保留，待 tag 建立后替换</w:t>
-      </w:r>
-      <w:r>
-        <w:rPr>
-          <w:rFonts w:ascii="Calibri" w:hAnsi="Calibri" w:eastAsia="Microsoft YaHei" w:cs="Microsoft YaHei"/>
-          <w:i/>
-          <w:color w:val="555555"/>
-          <w:sz w:val="19"/>
-        </w:rPr>
-        <w:t xml:space="preserve">。 </w:t>
-      </w:r>
-      <w:r>
-        <w:rPr>
-          <w:rFonts w:ascii="Calibri" w:hAnsi="Calibri" w:eastAsia="Microsoft YaHei" w:cs="Microsoft YaHei"/>
-          <w:b/>
-          <w:i/>
-          <w:color w:val="555555"/>
-          <w:sz w:val="19"/>
-        </w:rPr>
-        <w:t>数字口径</w:t>
-      </w:r>
-      <w:r>
-        <w:rPr>
-          <w:rFonts w:ascii="Calibri" w:hAnsi="Calibri" w:eastAsia="Microsoft YaHei" w:cs="Microsoft YaHei"/>
-          <w:i/>
-          <w:color w:val="555555"/>
-          <w:sz w:val="19"/>
-        </w:rPr>
-        <w:t xml:space="preserve">：本报告全部数字取自可复算脚本的实测输出，不含估算，不含对既往设计稿预期值的沿用。凡同一量存在多个口径，一律采用更稳的口径并注明。  </w:t>
-      </w:r>
-      <w:r>
-        <w:rPr>
-          <w:rFonts w:ascii="Calibri" w:hAnsi="Calibri" w:eastAsia="Microsoft YaHei" w:cs="Microsoft YaHei"/>
-          <w:b/>
-          <w:i/>
-          <w:color w:val="555555"/>
-          <w:sz w:val="19"/>
-        </w:rPr>
-        <w:t>机制计数三元组（强制口径）</w:t>
-      </w:r>
-      <w:r>
-        <w:rPr>
-          <w:rFonts w:ascii="Calibri" w:hAnsi="Calibri" w:eastAsia="Microsoft YaHei" w:cs="Microsoft YaHei"/>
-          <w:i/>
-          <w:color w:val="555555"/>
-          <w:sz w:val="19"/>
-        </w:rPr>
-        <w:t xml:space="preserve">：凡出现机制数量处，一律并列 </w:t>
-      </w:r>
-      <w:r>
-        <w:rPr>
-          <w:rFonts w:ascii="Calibri" w:hAnsi="Calibri" w:eastAsia="Microsoft YaHei" w:cs="Microsoft YaHei"/>
-          <w:b/>
-          <w:i/>
-          <w:color w:val="555555"/>
-          <w:sz w:val="19"/>
-        </w:rPr>
-        <w:t>登记 54 / 效果生产 2 / 成熟度 complete 9·partial 37·placeholder 8</w:t>
-      </w:r>
-      <w:r>
-        <w:rPr>
-          <w:rFonts w:ascii="Calibri" w:hAnsi="Calibri" w:eastAsia="Microsoft YaHei" w:cs="Microsoft YaHei"/>
-          <w:i/>
-          <w:color w:val="555555"/>
-          <w:sz w:val="19"/>
-        </w:rPr>
-        <w:t xml:space="preserve">，以免"54"被读作"54 个机制都在运行"。复算命令 </w:t>
+        <w:t>v1.1-submit</w:t>
       </w:r>
       <w:r>
         <w:rPr>
@@ -292,7 +178,7 @@
           <w:color w:val="555555"/>
           <w:sz w:val="19"/>
         </w:rPr>
-        <w:t>python scripts/verify_counts.py</w:t>
+        <w:t xml:space="preserve">）为基准**，且该 tag 之后的工作不进入提交件。**该 tag 尚未建立**（本工作副本无 </w:t>
       </w:r>
       <w:r>
         <w:rPr>
@@ -301,7 +187,25 @@
           <w:color w:val="555555"/>
           <w:sz w:val="19"/>
         </w:rPr>
-        <w:t xml:space="preserve">。  </w:t>
+        <w:t>.git</w:t>
+      </w:r>
+      <w:r>
+        <w:rPr>
+          <w:rFonts w:ascii="Consolas" w:hAnsi="Consolas" w:eastAsia="Microsoft YaHei" w:cs="Microsoft YaHei"/>
+          <w:i/>
+          <w:color w:val="555555"/>
+          <w:sz w:val="19"/>
+        </w:rPr>
+        <w:t xml:space="preserve">），**此处基线暂以占位形式保留，待 tag 建立后替换**。 **数字口径**：本报告全部数字取自可复算脚本的实测输出，不含估算，不含对既往设计稿预期值的沿用。凡同一量存在多个口径，一律采用更稳的口径并注明。  **机制计数三元组（强制口径）**：凡出现机制数量处，一律并列 **登记 54 / 效果生产 2 / 成熟度 complete 9·partial 37·placeholder 8**，以免"54"被读作"54 个机制都在运行"。复算命令 </w:t>
+      </w:r>
+      <w:r>
+        <w:rPr>
+          <w:rFonts w:ascii="Calibri" w:hAnsi="Calibri" w:eastAsia="Microsoft YaHei" w:cs="Microsoft YaHei"/>
+          <w:i/>
+          <w:color w:val="555555"/>
+          <w:sz w:val="19"/>
+        </w:rPr>
+        <w:t xml:space="preserve">python scripts/verify_counts.py`。  </w:t>
       </w:r>
       <w:r>
         <w:rPr>
@@ -2866,7 +2770,7 @@
           <w:color w:val="555555"/>
           <w:sz w:val="19"/>
         </w:rPr>
-        <w:t>docs/LearnFlow_期刊论文拆分方案.md</w:t>
+        <w:t>`LearnFlow_期刊论文拆分方案.md</w:t>
       </w:r>
       <w:r>
         <w:rPr>
@@ -2875,178 +2779,7 @@
           <w:color w:val="555555"/>
           <w:sz w:val="19"/>
         </w:rPr>
-        <w:t xml:space="preserve"> §1 的资产句。  - </w:t>
-      </w:r>
-      <w:r>
-        <w:rPr>
-          <w:rFonts w:ascii="Calibri" w:hAnsi="Calibri" w:eastAsia="Microsoft YaHei" w:cs="Microsoft YaHei"/>
-          <w:b/>
-          <w:i/>
-          <w:color w:val="555555"/>
-          <w:sz w:val="19"/>
-        </w:rPr>
-        <w:t>当前状态（2026-09-22 实测）</w:t>
-      </w:r>
-      <w:r>
-        <w:rPr>
-          <w:rFonts w:ascii="Calibri" w:hAnsi="Calibri" w:eastAsia="Microsoft YaHei" w:cs="Microsoft YaHei"/>
-          <w:i/>
-          <w:color w:val="555555"/>
-          <w:sz w:val="19"/>
-        </w:rPr>
-        <w:t xml:space="preserve">：该句登记的是实测值 </w:t>
-      </w:r>
-      <w:r>
-        <w:rPr>
-          <w:rFonts w:ascii="Calibri" w:hAnsi="Calibri" w:eastAsia="Microsoft YaHei" w:cs="Microsoft YaHei"/>
-          <w:b/>
-          <w:i/>
-          <w:color w:val="555555"/>
-          <w:sz w:val="19"/>
-        </w:rPr>
-        <w:t>26,782 行 / 59 服务模块 / 92 源文件 / 104 API 端点 / 972 项测试（56 个测试文件）</w:t>
-      </w:r>
-      <w:r>
-        <w:rPr>
-          <w:rFonts w:ascii="Calibri" w:hAnsi="Calibri" w:eastAsia="Microsoft YaHei" w:cs="Microsoft YaHei"/>
-          <w:i/>
-          <w:color w:val="555555"/>
-          <w:sz w:val="19"/>
-        </w:rPr>
-        <w:t>，与代码事实</w:t>
-      </w:r>
-      <w:r>
-        <w:rPr>
-          <w:rFonts w:ascii="Calibri" w:hAnsi="Calibri" w:eastAsia="Microsoft YaHei" w:cs="Microsoft YaHei"/>
-          <w:b/>
-          <w:i/>
-          <w:color w:val="555555"/>
-          <w:sz w:val="19"/>
-        </w:rPr>
-        <w:t>逐项一致</w:t>
-      </w:r>
-      <w:r>
-        <w:rPr>
-          <w:rFonts w:ascii="Calibri" w:hAnsi="Calibri" w:eastAsia="Microsoft YaHei" w:cs="Microsoft YaHei"/>
-          <w:i/>
-          <w:color w:val="555555"/>
-          <w:sz w:val="19"/>
-        </w:rPr>
-        <w:t>，因此该命令</w:t>
-      </w:r>
-      <w:r>
-        <w:rPr>
-          <w:rFonts w:ascii="Calibri" w:hAnsi="Calibri" w:eastAsia="Microsoft YaHei" w:cs="Microsoft YaHei"/>
-          <w:b/>
-          <w:i/>
-          <w:color w:val="555555"/>
-          <w:sz w:val="19"/>
-        </w:rPr>
-        <w:t>返回退出码 0（通过）</w:t>
-      </w:r>
-      <w:r>
-        <w:rPr>
-          <w:rFonts w:ascii="Calibri" w:hAnsi="Calibri" w:eastAsia="Microsoft YaHei" w:cs="Microsoft YaHei"/>
-          <w:i/>
-          <w:color w:val="555555"/>
-          <w:sz w:val="19"/>
-        </w:rPr>
-        <w:t xml:space="preserve">。v1.0 报告的"当前返回退出码 1"对应的是一句登记 </w:t>
-      </w:r>
-      <w:r>
-        <w:rPr>
-          <w:rFonts w:ascii="Calibri" w:hAnsi="Calibri" w:eastAsia="Microsoft YaHei" w:cs="Microsoft YaHei"/>
-          <w:b/>
-          <w:i/>
-          <w:color w:val="555555"/>
-          <w:sz w:val="19"/>
-        </w:rPr>
-        <w:t>25,389 / 54 / 87 / 104 / 920（53 测试文件）</w:t>
-      </w:r>
-      <w:r>
-        <w:rPr>
-          <w:rFonts w:ascii="Calibri" w:hAnsi="Calibri" w:eastAsia="Microsoft YaHei" w:cs="Microsoft YaHei"/>
-          <w:i/>
-          <w:color w:val="555555"/>
-          <w:sz w:val="19"/>
-        </w:rPr>
-        <w:t xml:space="preserve"> 的早期快照，该快照已在本次整改中与实测对齐。</w:t>
-      </w:r>
-      <w:r>
-        <w:rPr>
-          <w:rFonts w:ascii="Calibri" w:hAnsi="Calibri" w:eastAsia="Microsoft YaHei" w:cs="Microsoft YaHei"/>
-          <w:b/>
-          <w:i/>
-          <w:color w:val="555555"/>
-          <w:sz w:val="19"/>
-        </w:rPr>
-        <w:t xml:space="preserve">（时点提示：上列为 2026-09-22 实测值，保留作历史校准记录；2026-10-03 ruff 死代码清理后 `python_loc` 复算为 </w:t>
-      </w:r>
-      <w:r>
-        <w:rPr>
-          <w:rFonts w:ascii="Calibri" w:hAnsi="Calibri" w:eastAsia="Microsoft YaHei" w:cs="Microsoft YaHei"/>
-          <w:i/>
-          <w:color w:val="555555"/>
-          <w:sz w:val="19"/>
-        </w:rPr>
-        <w:t>26,749</w:t>
-      </w:r>
-      <w:r>
-        <w:rPr>
-          <w:rFonts w:ascii="Calibri" w:hAnsi="Calibri" w:eastAsia="Microsoft YaHei" w:cs="Microsoft YaHei"/>
-          <w:b/>
-          <w:i/>
-          <w:color w:val="555555"/>
-          <w:sz w:val="19"/>
-        </w:rPr>
-        <w:t>，其余指标不变，`verify_asset_numbers.py` 的 registered 值已同步。）</w:t>
-      </w:r>
-      <w:r>
-        <w:rPr>
-          <w:rFonts w:ascii="Calibri" w:hAnsi="Calibri" w:eastAsia="Microsoft YaHei" w:cs="Microsoft YaHei"/>
-          <w:i/>
-          <w:color w:val="555555"/>
-          <w:sz w:val="19"/>
-        </w:rPr>
-        <w:t xml:space="preserve"> - </w:t>
-      </w:r>
-      <w:r>
-        <w:rPr>
-          <w:rFonts w:ascii="Calibri" w:hAnsi="Calibri" w:eastAsia="Microsoft YaHei" w:cs="Microsoft YaHei"/>
-          <w:b/>
-          <w:i/>
-          <w:color w:val="555555"/>
-          <w:sz w:val="19"/>
-        </w:rPr>
-        <w:t>漂移证据并未消失，只是换了位置</w:t>
-      </w:r>
-      <w:r>
-        <w:rPr>
-          <w:rFonts w:ascii="Calibri" w:hAnsi="Calibri" w:eastAsia="Microsoft YaHei" w:cs="Microsoft YaHei"/>
-          <w:i/>
-          <w:color w:val="555555"/>
-          <w:sz w:val="19"/>
-        </w:rPr>
-        <w:t>：</w:t>
-      </w:r>
-      <w:r>
-        <w:rPr>
-          <w:rFonts w:ascii="Calibri" w:hAnsi="Calibri" w:eastAsia="Microsoft YaHei" w:cs="Microsoft YaHei"/>
-          <w:b/>
-          <w:i/>
-          <w:color w:val="555555"/>
-          <w:sz w:val="19"/>
-        </w:rPr>
-        <w:t>审计时点的登记基线</w:t>
-      </w:r>
-      <w:r>
-        <w:rPr>
-          <w:rFonts w:ascii="Calibri" w:hAnsi="Calibri" w:eastAsia="Microsoft YaHei" w:cs="Microsoft YaHei"/>
-          <w:i/>
-          <w:color w:val="555555"/>
-          <w:sz w:val="19"/>
-        </w:rPr>
-        <w:t>（</w:t>
+        <w:t>（已并入本档第五部）</w:t>
       </w:r>
       <w:r>
         <w:rPr>
@@ -3055,7 +2788,7 @@
           <w:color w:val="555555"/>
           <w:sz w:val="19"/>
         </w:rPr>
-        <w:t>python_loc</w:t>
+        <w:t xml:space="preserve"> §1 的资产句。  - **当前状态（2026-09-22 实测）**：该句登记的是实测值 **26,782 行 / 59 服务模块 / 92 源文件 / 104 API 端点 / 972 项测试（56 个测试文件）**，与代码事实**逐项一致**，因此该命令**返回退出码 0（通过）**。v1.0 报告的"当前返回退出码 1"对应的是一句登记 **25,389 / 54 / 87 / 104 / 920（53 测试文件）** 的早期快照，该快照已在本次整改中与实测对齐。**（时点提示：上列为 2026-09-22 实测值，保留作历史校准记录；2026-10-03 ruff 死代码清理后 </w:t>
       </w:r>
       <w:r>
         <w:rPr>
@@ -3064,7 +2797,7 @@
           <w:color w:val="555555"/>
           <w:sz w:val="19"/>
         </w:rPr>
-        <w:t xml:space="preserve"> 25,389 / </w:t>
+        <w:t>python_loc</w:t>
       </w:r>
       <w:r>
         <w:rPr>
@@ -3073,7 +2806,7 @@
           <w:color w:val="555555"/>
           <w:sz w:val="19"/>
         </w:rPr>
-        <w:t>source_files</w:t>
+        <w:t xml:space="preserve"> 复算为 **26,749**，其余指标不变，</w:t>
       </w:r>
       <w:r>
         <w:rPr>
@@ -3082,7 +2815,7 @@
           <w:color w:val="555555"/>
           <w:sz w:val="19"/>
         </w:rPr>
-        <w:t xml:space="preserve"> 87 / </w:t>
+        <w:t>verify_asset_numbers.py</w:t>
       </w:r>
       <w:r>
         <w:rPr>
@@ -3091,7 +2824,7 @@
           <w:color w:val="555555"/>
           <w:sz w:val="19"/>
         </w:rPr>
-        <w:t>service_modules</w:t>
+        <w:t xml:space="preserve"> 的 registered 值已同步。）** - **漂移证据并未消失，只是换了位置**：**审计时点的登记基线**（</w:t>
       </w:r>
       <w:r>
         <w:rPr>
@@ -3100,7 +2833,7 @@
           <w:color w:val="555555"/>
           <w:sz w:val="19"/>
         </w:rPr>
-        <w:t xml:space="preserve"> 54 / </w:t>
+        <w:t>python_loc</w:t>
       </w:r>
       <w:r>
         <w:rPr>
@@ -3109,7 +2842,7 @@
           <w:color w:val="555555"/>
           <w:sz w:val="19"/>
         </w:rPr>
-        <w:t>test_files</w:t>
+        <w:t xml:space="preserve"> 25,389 / </w:t>
       </w:r>
       <w:r>
         <w:rPr>
@@ -3118,7 +2851,7 @@
           <w:color w:val="555555"/>
           <w:sz w:val="19"/>
         </w:rPr>
-        <w:t xml:space="preserve"> 53 / </w:t>
+        <w:t>source_files</w:t>
       </w:r>
       <w:r>
         <w:rPr>
@@ -3127,7 +2860,7 @@
           <w:color w:val="555555"/>
           <w:sz w:val="19"/>
         </w:rPr>
-        <w:t>test_functions</w:t>
+        <w:t xml:space="preserve"> 87 / </w:t>
       </w:r>
       <w:r>
         <w:rPr>
@@ -3136,7 +2869,7 @@
           <w:color w:val="555555"/>
           <w:sz w:val="19"/>
         </w:rPr>
-        <w:t xml:space="preserve"> 826 / </w:t>
+        <w:t>service_modules</w:t>
       </w:r>
       <w:r>
         <w:rPr>
@@ -3145,7 +2878,7 @@
           <w:color w:val="555555"/>
           <w:sz w:val="19"/>
         </w:rPr>
-        <w:t>tests_collected</w:t>
+        <w:t xml:space="preserve"> 54 / </w:t>
       </w:r>
       <w:r>
         <w:rPr>
@@ -3154,26 +2887,7 @@
           <w:color w:val="555555"/>
           <w:sz w:val="19"/>
         </w:rPr>
-        <w:t xml:space="preserve"> 920）以</w:t>
-      </w:r>
-      <w:r>
-        <w:rPr>
-          <w:rFonts w:ascii="Calibri" w:hAnsi="Calibri" w:eastAsia="Microsoft YaHei" w:cs="Microsoft YaHei"/>
-          <w:b/>
-          <w:i/>
-          <w:color w:val="555555"/>
-          <w:sz w:val="19"/>
-        </w:rPr>
-        <w:t>硬编码登记表</w:t>
-      </w:r>
-      <w:r>
-        <w:rPr>
-          <w:rFonts w:ascii="Calibri" w:hAnsi="Calibri" w:eastAsia="Microsoft YaHei" w:cs="Microsoft YaHei"/>
-          <w:i/>
-          <w:color w:val="555555"/>
-          <w:sz w:val="19"/>
-        </w:rPr>
-        <w:t xml:space="preserve">的形式保存在 </w:t>
+        <w:t>test_files</w:t>
       </w:r>
       <w:r>
         <w:rPr>
@@ -3182,7 +2896,7 @@
           <w:color w:val="555555"/>
           <w:sz w:val="19"/>
         </w:rPr>
-        <w:t>verify_asset_numbers.py</w:t>
+        <w:t xml:space="preserve"> 53 / </w:t>
       </w:r>
       <w:r>
         <w:rPr>
@@ -3191,7 +2905,7 @@
           <w:color w:val="555555"/>
           <w:sz w:val="19"/>
         </w:rPr>
-        <w:t xml:space="preserve"> 中，每次运行都在"登记比对"段以 </w:t>
+        <w:t>test_functions</w:t>
       </w:r>
       <w:r>
         <w:rPr>
@@ -3200,7 +2914,7 @@
           <w:color w:val="555555"/>
           <w:sz w:val="19"/>
         </w:rPr>
-        <w:t>informative / drifted</w:t>
+        <w:t xml:space="preserve"> 826 / </w:t>
       </w:r>
       <w:r>
         <w:rPr>
@@ -3209,26 +2923,7 @@
           <w:color w:val="555555"/>
           <w:sz w:val="19"/>
         </w:rPr>
-        <w:t xml:space="preserve"> 级别</w:t>
-      </w:r>
-      <w:r>
-        <w:rPr>
-          <w:rFonts w:ascii="Calibri" w:hAnsi="Calibri" w:eastAsia="Microsoft YaHei" w:cs="Microsoft YaHei"/>
-          <w:b/>
-          <w:i/>
-          <w:color w:val="555555"/>
-          <w:sz w:val="19"/>
-        </w:rPr>
-        <w:t>逐项并列实测值</w:t>
-      </w:r>
-      <w:r>
-        <w:rPr>
-          <w:rFonts w:ascii="Calibri" w:hAnsi="Calibri" w:eastAsia="Microsoft YaHei" w:cs="Microsoft YaHei"/>
-          <w:i/>
-          <w:color w:val="555555"/>
-          <w:sz w:val="19"/>
-        </w:rPr>
-        <w:t xml:space="preserve">（落盘于 </w:t>
+        <w:t>tests_collected</w:t>
       </w:r>
       <w:r>
         <w:rPr>
@@ -3237,7 +2932,7 @@
           <w:color w:val="555555"/>
           <w:sz w:val="19"/>
         </w:rPr>
-        <w:t>artifacts/asset_numbers.json</w:t>
+        <w:t xml:space="preserve"> 920）以**硬编码登记表**的形式保存在 </w:t>
       </w:r>
       <w:r>
         <w:rPr>
@@ -3246,7 +2941,43 @@
           <w:color w:val="555555"/>
           <w:sz w:val="19"/>
         </w:rPr>
-        <w:t xml:space="preserve">）。论文二第 4.4 节即据此把资产漂移作为审计发现如实记录。 - </w:t>
+        <w:t>verify_asset_numbers.py</w:t>
+      </w:r>
+      <w:r>
+        <w:rPr>
+          <w:rFonts w:ascii="Consolas" w:hAnsi="Consolas" w:eastAsia="Microsoft YaHei" w:cs="Microsoft YaHei"/>
+          <w:i/>
+          <w:color w:val="555555"/>
+          <w:sz w:val="19"/>
+        </w:rPr>
+        <w:t xml:space="preserve"> 中，每次运行都在"登记比对"段以 </w:t>
+      </w:r>
+      <w:r>
+        <w:rPr>
+          <w:rFonts w:ascii="Calibri" w:hAnsi="Calibri" w:eastAsia="Microsoft YaHei" w:cs="Microsoft YaHei"/>
+          <w:i/>
+          <w:color w:val="555555"/>
+          <w:sz w:val="19"/>
+        </w:rPr>
+        <w:t>informative / drifted</w:t>
+      </w:r>
+      <w:r>
+        <w:rPr>
+          <w:rFonts w:ascii="Consolas" w:hAnsi="Consolas" w:eastAsia="Microsoft YaHei" w:cs="Microsoft YaHei"/>
+          <w:i/>
+          <w:color w:val="555555"/>
+          <w:sz w:val="19"/>
+        </w:rPr>
+        <w:t xml:space="preserve"> 级别**逐项并列实测值**（落盘于 </w:t>
+      </w:r>
+      <w:r>
+        <w:rPr>
+          <w:rFonts w:ascii="Calibri" w:hAnsi="Calibri" w:eastAsia="Microsoft YaHei" w:cs="Microsoft YaHei"/>
+          <w:i/>
+          <w:color w:val="555555"/>
+          <w:sz w:val="19"/>
+        </w:rPr>
+        <w:t xml:space="preserve">artifacts/asset_numbers.json`）。论文二第 4.4 节即据此把资产漂移作为审计发现如实记录。 - </w:t>
       </w:r>
       <w:r>
         <w:rPr>
@@ -7493,7 +7224,7 @@
           <w:color w:val="555555"/>
           <w:sz w:val="19"/>
         </w:rPr>
-        <w:t>docs/LearnFlow_研究设计与审阅档案.md（§5 M2 路线 A/B 决策备忘）</w:t>
+        <w:t>`LearnFlow_研究设计与审阅档案.md</w:t>
       </w:r>
       <w:r>
         <w:rPr>
@@ -7502,7 +7233,26 @@
           <w:color w:val="555555"/>
           <w:sz w:val="19"/>
         </w:rPr>
-        <w:t>。</w:t>
+        <w:t>（</w:t>
+      </w:r>
+      <w:r>
+        <w:rPr>
+          <w:rFonts w:ascii="Calibri" w:hAnsi="Calibri" w:eastAsia="Microsoft YaHei" w:cs="Microsoft YaHei"/>
+          <w:b/>
+          <w:i/>
+          <w:color w:val="555555"/>
+          <w:sz w:val="19"/>
+        </w:rPr>
+        <w:t>其内容即本档第七部</w:t>
+      </w:r>
+      <w:r>
+        <w:rPr>
+          <w:rFonts w:ascii="Calibri" w:hAnsi="Calibri" w:eastAsia="Microsoft YaHei" w:cs="Microsoft YaHei"/>
+          <w:i/>
+          <w:color w:val="555555"/>
+          <w:sz w:val="19"/>
+        </w:rPr>
+        <w:t>，本档为二者的合并产物）（§5 M2 路线 A/B 决策备忘）`。</w:t>
       </w:r>
     </w:p>
     <w:p>
@@ -8019,14 +7769,29 @@
           <w:rFonts w:ascii="Consolas" w:hAnsi="Consolas" w:eastAsia="Microsoft YaHei" w:cs="Microsoft YaHei"/>
           <w:sz w:val="21"/>
         </w:rPr>
-        <w:t>docs/LearnFlow_研究设计与审阅档案.md（§5 M2 路线 A/B 决策备忘）</w:t>
-      </w:r>
-      <w:r>
-        <w:rPr>
-          <w:rFonts w:ascii="Calibri" w:hAnsi="Calibri" w:eastAsia="Microsoft YaHei" w:cs="Microsoft YaHei"/>
-          <w:sz w:val="21"/>
-        </w:rPr>
-        <w:t>；</w:t>
+        <w:t>`LearnFlow_研究设计与审阅档案.md</w:t>
+      </w:r>
+      <w:r>
+        <w:rPr>
+          <w:rFonts w:ascii="Calibri" w:hAnsi="Calibri" w:eastAsia="Microsoft YaHei" w:cs="Microsoft YaHei"/>
+          <w:sz w:val="21"/>
+        </w:rPr>
+        <w:t>（</w:t>
+      </w:r>
+      <w:r>
+        <w:rPr>
+          <w:rFonts w:ascii="Calibri" w:hAnsi="Calibri" w:eastAsia="Microsoft YaHei" w:cs="Microsoft YaHei"/>
+          <w:b/>
+          <w:sz w:val="21"/>
+        </w:rPr>
+        <w:t>其内容即本档第七部</w:t>
+      </w:r>
+      <w:r>
+        <w:rPr>
+          <w:rFonts w:ascii="Calibri" w:hAnsi="Calibri" w:eastAsia="Microsoft YaHei" w:cs="Microsoft YaHei"/>
+          <w:sz w:val="21"/>
+        </w:rPr>
+        <w:t>，本档为二者的合并产物）（§5 M2 路线 A/B 决策备忘）`；</w:t>
       </w:r>
       <w:r>
         <w:rPr>

--- a/docs/研究报告_中文版.docx
+++ b/docs/研究报告_中文版.docx
@@ -11,674 +11,10 @@
           <w:rFonts w:ascii="Calibri" w:hAnsi="Calibri" w:eastAsia="Microsoft YaHei" w:cs="Microsoft YaHei"/>
           <w:sz w:val="44"/>
         </w:rPr>
-        <w:t>LearnFlow 研究进展报告</w:t>
+        <w:t>——测量侧与静态侧研究已完成，因果侧待执行</w:t>
       </w:r>
     </w:p>
     <w:p/>
-    <w:p>
-      <w:pPr>
-        <w:jc w:val="center"/>
-      </w:pPr>
-      <w:r>
-        <w:rPr>
-          <w:rFonts w:ascii="Calibri" w:hAnsi="Calibri" w:eastAsia="Microsoft YaHei" w:cs="Microsoft YaHei"/>
-          <w:b/>
-          <w:sz w:val="30"/>
-        </w:rPr>
-        <w:t>目录</w:t>
-      </w:r>
-    </w:p>
-    <w:p>
-      <w:pPr>
-        <w:spacing w:after="40"/>
-        <w:ind w:left="360"/>
-      </w:pPr>
-      <w:r>
-        <w:rPr>
-          <w:rFonts w:ascii="Calibri" w:hAnsi="Calibri" w:eastAsia="Microsoft YaHei" w:cs="Microsoft YaHei"/>
-          <w:sz w:val="21"/>
-        </w:rPr>
-        <w:t>——测量侧与静态侧研究已完成，因果侧待执行</w:t>
-      </w:r>
-    </w:p>
-    <w:p>
-      <w:pPr>
-        <w:spacing w:after="40"/>
-        <w:ind w:left="360"/>
-      </w:pPr>
-      <w:r>
-        <w:rPr>
-          <w:rFonts w:ascii="Calibri" w:hAnsi="Calibri" w:eastAsia="Microsoft YaHei" w:cs="Microsoft YaHei"/>
-          <w:sz w:val="21"/>
-        </w:rPr>
-        <w:t>摘要</w:t>
-      </w:r>
-    </w:p>
-    <w:p>
-      <w:pPr>
-        <w:spacing w:after="40"/>
-        <w:ind w:left="360"/>
-      </w:pPr>
-      <w:r>
-        <w:rPr>
-          <w:rFonts w:ascii="Calibri" w:hAnsi="Calibri" w:eastAsia="Microsoft YaHei" w:cs="Microsoft YaHei"/>
-          <w:sz w:val="21"/>
-        </w:rPr>
-        <w:t>1 报告说明</w:t>
-      </w:r>
-    </w:p>
-    <w:p>
-      <w:pPr>
-        <w:spacing w:after="40"/>
-        <w:ind w:left="720"/>
-      </w:pPr>
-      <w:r>
-        <w:rPr>
-          <w:rFonts w:ascii="Calibri" w:hAnsi="Calibri" w:eastAsia="Microsoft YaHei" w:cs="Microsoft YaHei"/>
-          <w:sz w:val="21"/>
-        </w:rPr>
-        <w:t>1.1 范围与边界</w:t>
-      </w:r>
-    </w:p>
-    <w:p>
-      <w:pPr>
-        <w:spacing w:after="40"/>
-        <w:ind w:left="720"/>
-      </w:pPr>
-      <w:r>
-        <w:rPr>
-          <w:rFonts w:ascii="Calibri" w:hAnsi="Calibri" w:eastAsia="Microsoft YaHei" w:cs="Microsoft YaHei"/>
-          <w:sz w:val="21"/>
-        </w:rPr>
-        <w:t>1.2 数字口径与证据分级</w:t>
-      </w:r>
-    </w:p>
-    <w:p>
-      <w:pPr>
-        <w:spacing w:after="40"/>
-        <w:ind w:left="720"/>
-      </w:pPr>
-      <w:r>
-        <w:rPr>
-          <w:rFonts w:ascii="Calibri" w:hAnsi="Calibri" w:eastAsia="Microsoft YaHei" w:cs="Microsoft YaHei"/>
-          <w:sz w:val="21"/>
-        </w:rPr>
-        <w:t>1.3 复算总入口</w:t>
-      </w:r>
-    </w:p>
-    <w:p>
-      <w:pPr>
-        <w:spacing w:after="40"/>
-        <w:ind w:left="360"/>
-      </w:pPr>
-      <w:r>
-        <w:rPr>
-          <w:rFonts w:ascii="Calibri" w:hAnsi="Calibri" w:eastAsia="Microsoft YaHei" w:cs="Microsoft YaHei"/>
-          <w:sz w:val="21"/>
-        </w:rPr>
-        <w:t>2 研究依托系统建设进展</w:t>
-      </w:r>
-    </w:p>
-    <w:p>
-      <w:pPr>
-        <w:spacing w:after="40"/>
-        <w:ind w:left="720"/>
-      </w:pPr>
-      <w:r>
-        <w:rPr>
-          <w:rFonts w:ascii="Calibri" w:hAnsi="Calibri" w:eastAsia="Microsoft YaHei" w:cs="Microsoft YaHei"/>
-          <w:sz w:val="21"/>
-        </w:rPr>
-        <w:t>2.1 系统规模基线</w:t>
-      </w:r>
-    </w:p>
-    <w:p>
-      <w:pPr>
-        <w:spacing w:after="40"/>
-        <w:ind w:left="720"/>
-      </w:pPr>
-      <w:r>
-        <w:rPr>
-          <w:rFonts w:ascii="Calibri" w:hAnsi="Calibri" w:eastAsia="Microsoft YaHei" w:cs="Microsoft YaHei"/>
-          <w:sz w:val="21"/>
-        </w:rPr>
-        <w:t>2.2 数字诚信门禁</w:t>
-      </w:r>
-    </w:p>
-    <w:p>
-      <w:pPr>
-        <w:spacing w:after="40"/>
-        <w:ind w:left="720"/>
-      </w:pPr>
-      <w:r>
-        <w:rPr>
-          <w:rFonts w:ascii="Calibri" w:hAnsi="Calibri" w:eastAsia="Microsoft YaHei" w:cs="Microsoft YaHei"/>
-          <w:sz w:val="21"/>
-        </w:rPr>
-        <w:t>2.3 测量层建设</w:t>
-      </w:r>
-    </w:p>
-    <w:p>
-      <w:pPr>
-        <w:spacing w:after="40"/>
-        <w:ind w:left="360"/>
-      </w:pPr>
-      <w:r>
-        <w:rPr>
-          <w:rFonts w:ascii="Calibri" w:hAnsi="Calibri" w:eastAsia="Microsoft YaHei" w:cs="Microsoft YaHei"/>
-          <w:sz w:val="21"/>
-        </w:rPr>
-        <w:t>3 论文一：难度量纲的可公度性</w:t>
-      </w:r>
-    </w:p>
-    <w:p>
-      <w:pPr>
-        <w:spacing w:after="40"/>
-        <w:ind w:left="720"/>
-      </w:pPr>
-      <w:r>
-        <w:rPr>
-          <w:rFonts w:ascii="Calibri" w:hAnsi="Calibri" w:eastAsia="Microsoft YaHei" w:cs="Microsoft YaHei"/>
-          <w:sz w:val="21"/>
-        </w:rPr>
-        <w:t>3.1 不稳定性命题的检验</w:t>
-      </w:r>
-    </w:p>
-    <w:p>
-      <w:pPr>
-        <w:spacing w:after="40"/>
-        <w:ind w:left="720"/>
-      </w:pPr>
-      <w:r>
-        <w:rPr>
-          <w:rFonts w:ascii="Calibri" w:hAnsi="Calibri" w:eastAsia="Microsoft YaHei" w:cs="Microsoft YaHei"/>
-          <w:sz w:val="21"/>
-        </w:rPr>
-        <w:t>3.2 多信号融合的增益与其判据</w:t>
-      </w:r>
-    </w:p>
-    <w:p>
-      <w:pPr>
-        <w:spacing w:after="40"/>
-        <w:ind w:left="720"/>
-      </w:pPr>
-      <w:r>
-        <w:rPr>
-          <w:rFonts w:ascii="Calibri" w:hAnsi="Calibri" w:eastAsia="Microsoft YaHei" w:cs="Microsoft YaHei"/>
-          <w:sz w:val="21"/>
-        </w:rPr>
-        <w:t>3.3 判据切换后的结论反转（本报告最重要的负结果）</w:t>
-      </w:r>
-    </w:p>
-    <w:p>
-      <w:pPr>
-        <w:spacing w:after="40"/>
-        <w:ind w:left="720"/>
-      </w:pPr>
-      <w:r>
-        <w:rPr>
-          <w:rFonts w:ascii="Calibri" w:hAnsi="Calibri" w:eastAsia="Microsoft YaHei" w:cs="Microsoft YaHei"/>
-          <w:sz w:val="21"/>
-        </w:rPr>
-        <w:t>3.4 方向性错误的定位与样本量自适应收缩</w:t>
-      </w:r>
-    </w:p>
-    <w:p>
-      <w:pPr>
-        <w:spacing w:after="40"/>
-        <w:ind w:left="720"/>
-      </w:pPr>
-      <w:r>
-        <w:rPr>
-          <w:rFonts w:ascii="Calibri" w:hAnsi="Calibri" w:eastAsia="Microsoft YaHei" w:cs="Microsoft YaHei"/>
-          <w:sz w:val="21"/>
-        </w:rPr>
-        <w:t>3.5 估计器优化：从"剔除"到"符号校正"</w:t>
-      </w:r>
-    </w:p>
-    <w:p>
-      <w:pPr>
-        <w:spacing w:after="40"/>
-        <w:ind w:left="720"/>
-      </w:pPr>
-      <w:r>
-        <w:rPr>
-          <w:rFonts w:ascii="Calibri" w:hAnsi="Calibri" w:eastAsia="Microsoft YaHei" w:cs="Microsoft YaHei"/>
-          <w:sz w:val="21"/>
-        </w:rPr>
-        <w:t>3.6 知识树结构作为难度代理的负结果</w:t>
-      </w:r>
-    </w:p>
-    <w:p>
-      <w:pPr>
-        <w:spacing w:after="40"/>
-        <w:ind w:left="720"/>
-      </w:pPr>
-      <w:r>
-        <w:rPr>
-          <w:rFonts w:ascii="Calibri" w:hAnsi="Calibri" w:eastAsia="Microsoft YaHei" w:cs="Microsoft YaHei"/>
-          <w:sz w:val="21"/>
-        </w:rPr>
-        <w:t>3.7 最优错误率的描述性证据与因果识别的未竟之处</w:t>
-      </w:r>
-    </w:p>
-    <w:p>
-      <w:pPr>
-        <w:spacing w:after="40"/>
-        <w:ind w:left="360"/>
-      </w:pPr>
-      <w:r>
-        <w:rPr>
-          <w:rFonts w:ascii="Calibri" w:hAnsi="Calibri" w:eastAsia="Microsoft YaHei" w:cs="Microsoft YaHei"/>
-          <w:sz w:val="21"/>
-        </w:rPr>
-        <w:t>4 论文二：多干预并存学习系统的冲突结构审计</w:t>
-      </w:r>
-    </w:p>
-    <w:p>
-      <w:pPr>
-        <w:spacing w:after="40"/>
-        <w:ind w:left="720"/>
-      </w:pPr>
-      <w:r>
-        <w:rPr>
-          <w:rFonts w:ascii="Calibri" w:hAnsi="Calibri" w:eastAsia="Microsoft YaHei" w:cs="Microsoft YaHei"/>
-          <w:sz w:val="21"/>
-        </w:rPr>
-        <w:t>4.1 审计方法与证伪条件</w:t>
-      </w:r>
-    </w:p>
-    <w:p>
-      <w:pPr>
-        <w:spacing w:after="40"/>
-        <w:ind w:left="720"/>
-      </w:pPr>
-      <w:r>
-        <w:rPr>
-          <w:rFonts w:ascii="Calibri" w:hAnsi="Calibri" w:eastAsia="Microsoft YaHei" w:cs="Microsoft YaHei"/>
-          <w:sz w:val="21"/>
-        </w:rPr>
-        <w:t>4.2 四项实测结果</w:t>
-      </w:r>
-    </w:p>
-    <w:p>
-      <w:pPr>
-        <w:spacing w:after="40"/>
-        <w:ind w:left="720"/>
-      </w:pPr>
-      <w:r>
-        <w:rPr>
-          <w:rFonts w:ascii="Calibri" w:hAnsi="Calibri" w:eastAsia="Microsoft YaHei" w:cs="Microsoft YaHei"/>
-          <w:sz w:val="21"/>
-        </w:rPr>
-        <w:t>4.3 主线结论与审计方法的自我报告</w:t>
-      </w:r>
-    </w:p>
-    <w:p>
-      <w:pPr>
-        <w:spacing w:after="40"/>
-        <w:ind w:left="360"/>
-      </w:pPr>
-      <w:r>
-        <w:rPr>
-          <w:rFonts w:ascii="Calibri" w:hAnsi="Calibri" w:eastAsia="Microsoft YaHei" w:cs="Microsoft YaHei"/>
-          <w:sz w:val="21"/>
-        </w:rPr>
-        <w:t>5 论文三：有序难度决策与大模型难度先验的可靠性边界</w:t>
-      </w:r>
-    </w:p>
-    <w:p>
-      <w:pPr>
-        <w:spacing w:after="40"/>
-        <w:ind w:left="720"/>
-      </w:pPr>
-      <w:r>
-        <w:rPr>
-          <w:rFonts w:ascii="Calibri" w:hAnsi="Calibri" w:eastAsia="Microsoft YaHei" w:cs="Microsoft YaHei"/>
-          <w:sz w:val="21"/>
-        </w:rPr>
-        <w:t>5.1 有序动作空间的实证基础</w:t>
-      </w:r>
-    </w:p>
-    <w:p>
-      <w:pPr>
-        <w:spacing w:after="40"/>
-        <w:ind w:left="720"/>
-      </w:pPr>
-      <w:r>
-        <w:rPr>
-          <w:rFonts w:ascii="Calibri" w:hAnsi="Calibri" w:eastAsia="Microsoft YaHei" w:cs="Microsoft YaHei"/>
-          <w:sz w:val="21"/>
-        </w:rPr>
-        <w:t>5.2 真实臂上的策略比较（奖励 = 即时成功率）：初步观察，不构成结论</w:t>
-      </w:r>
-    </w:p>
-    <w:p>
-      <w:pPr>
-        <w:spacing w:after="40"/>
-        <w:ind w:left="720"/>
-      </w:pPr>
-      <w:r>
-        <w:rPr>
-          <w:rFonts w:ascii="Calibri" w:hAnsi="Calibri" w:eastAsia="Microsoft YaHei" w:cs="Microsoft YaHei"/>
-          <w:sz w:val="21"/>
-        </w:rPr>
-        <w:t>5.3 单一模型的难度先验可靠性边界</w:t>
-      </w:r>
-    </w:p>
-    <w:p>
-      <w:pPr>
-        <w:spacing w:after="40"/>
-        <w:ind w:left="720"/>
-      </w:pPr>
-      <w:r>
-        <w:rPr>
-          <w:rFonts w:ascii="Calibri" w:hAnsi="Calibri" w:eastAsia="Microsoft YaHei" w:cs="Microsoft YaHei"/>
-          <w:sz w:val="21"/>
-        </w:rPr>
-        <w:t>5.4 协议审计：可用性分级、工程教训与一处方法论更正</w:t>
-      </w:r>
-    </w:p>
-    <w:p>
-      <w:pPr>
-        <w:spacing w:after="40"/>
-        <w:ind w:left="720"/>
-      </w:pPr>
-      <w:r>
-        <w:rPr>
-          <w:rFonts w:ascii="Calibri" w:hAnsi="Calibri" w:eastAsia="Microsoft YaHei" w:cs="Microsoft YaHei"/>
-          <w:sz w:val="21"/>
-        </w:rPr>
-        <w:t>5.5 一条反向边界</w:t>
-      </w:r>
-    </w:p>
-    <w:p>
-      <w:pPr>
-        <w:spacing w:after="40"/>
-        <w:ind w:left="360"/>
-      </w:pPr>
-      <w:r>
-        <w:rPr>
-          <w:rFonts w:ascii="Calibri" w:hAnsi="Calibri" w:eastAsia="Microsoft YaHei" w:cs="Microsoft YaHei"/>
-          <w:sz w:val="21"/>
-        </w:rPr>
-        <w:t>6 算法优化链汇总（O1–O12）</w:t>
-      </w:r>
-    </w:p>
-    <w:p>
-      <w:pPr>
-        <w:spacing w:after="40"/>
-        <w:ind w:left="360"/>
-      </w:pPr>
-      <w:r>
-        <w:rPr>
-          <w:rFonts w:ascii="Calibri" w:hAnsi="Calibri" w:eastAsia="Microsoft YaHei" w:cs="Microsoft YaHei"/>
-          <w:sz w:val="21"/>
-        </w:rPr>
-        <w:t>7 工程落地</w:t>
-      </w:r>
-    </w:p>
-    <w:p>
-      <w:pPr>
-        <w:spacing w:after="40"/>
-        <w:ind w:left="720"/>
-      </w:pPr>
-      <w:r>
-        <w:rPr>
-          <w:rFonts w:ascii="Calibri" w:hAnsi="Calibri" w:eastAsia="Microsoft YaHei" w:cs="Microsoft YaHei"/>
-          <w:sz w:val="21"/>
-        </w:rPr>
-        <w:t>7.1 已落地的改动</w:t>
-      </w:r>
-    </w:p>
-    <w:p>
-      <w:pPr>
-        <w:spacing w:after="40"/>
-        <w:ind w:left="720"/>
-      </w:pPr>
-      <w:r>
-        <w:rPr>
-          <w:rFonts w:ascii="Calibri" w:hAnsi="Calibri" w:eastAsia="Microsoft YaHei" w:cs="Microsoft YaHei"/>
-          <w:sz w:val="21"/>
-        </w:rPr>
-        <w:t>7.2 报告期内的回归验证</w:t>
-      </w:r>
-    </w:p>
-    <w:p>
-      <w:pPr>
-        <w:spacing w:after="40"/>
-        <w:ind w:left="360"/>
-      </w:pPr>
-      <w:r>
-        <w:rPr>
-          <w:rFonts w:ascii="Calibri" w:hAnsi="Calibri" w:eastAsia="Microsoft YaHei" w:cs="Microsoft YaHei"/>
-          <w:sz w:val="21"/>
-        </w:rPr>
-        <w:t>8 负结果与诚实缺口清单</w:t>
-      </w:r>
-    </w:p>
-    <w:p>
-      <w:pPr>
-        <w:spacing w:after="40"/>
-        <w:ind w:left="720"/>
-      </w:pPr>
-      <w:r>
-        <w:rPr>
-          <w:rFonts w:ascii="Calibri" w:hAnsi="Calibri" w:eastAsia="Microsoft YaHei" w:cs="Microsoft YaHei"/>
-          <w:sz w:val="21"/>
-        </w:rPr>
-        <w:t>8.1 否定性结论清单</w:t>
-      </w:r>
-    </w:p>
-    <w:p>
-      <w:pPr>
-        <w:spacing w:after="40"/>
-        <w:ind w:left="720"/>
-      </w:pPr>
-      <w:r>
-        <w:rPr>
-          <w:rFonts w:ascii="Calibri" w:hAnsi="Calibri" w:eastAsia="Microsoft YaHei" w:cs="Microsoft YaHei"/>
-          <w:sz w:val="21"/>
-        </w:rPr>
-        <w:t>8.2 未执行分项（诚实缺口）</w:t>
-      </w:r>
-    </w:p>
-    <w:p>
-      <w:pPr>
-        <w:spacing w:after="40"/>
-        <w:ind w:left="720"/>
-      </w:pPr>
-      <w:r>
-        <w:rPr>
-          <w:rFonts w:ascii="Calibri" w:hAnsi="Calibri" w:eastAsia="Microsoft YaHei" w:cs="Microsoft YaHei"/>
-          <w:sz w:val="21"/>
-        </w:rPr>
-        <w:t>8.3 口径更正留痕</w:t>
-      </w:r>
-    </w:p>
-    <w:p>
-      <w:pPr>
-        <w:spacing w:after="40"/>
-        <w:ind w:left="720"/>
-      </w:pPr>
-      <w:r>
-        <w:rPr>
-          <w:rFonts w:ascii="Calibri" w:hAnsi="Calibri" w:eastAsia="Microsoft YaHei" w:cs="Microsoft YaHei"/>
-          <w:sz w:val="21"/>
-        </w:rPr>
-        <w:t>8.4 v1.1 更正表（回应审阅意见第 4 节）</w:t>
-      </w:r>
-    </w:p>
-    <w:p>
-      <w:pPr>
-        <w:spacing w:after="40"/>
-        <w:ind w:left="360"/>
-      </w:pPr>
-      <w:r>
-        <w:rPr>
-          <w:rFonts w:ascii="Calibri" w:hAnsi="Calibri" w:eastAsia="Microsoft YaHei" w:cs="Microsoft YaHei"/>
-          <w:sz w:val="21"/>
-        </w:rPr>
-        <w:t>9 未完成事项与下一步计划</w:t>
-      </w:r>
-    </w:p>
-    <w:p>
-      <w:pPr>
-        <w:spacing w:after="40"/>
-        <w:ind w:left="720"/>
-      </w:pPr>
-      <w:r>
-        <w:rPr>
-          <w:rFonts w:ascii="Calibri" w:hAnsi="Calibri" w:eastAsia="Microsoft YaHei" w:cs="Microsoft YaHei"/>
-          <w:sz w:val="21"/>
-        </w:rPr>
-        <w:t>9.1 阶段二：因果侧与人类被试</w:t>
-      </w:r>
-    </w:p>
-    <w:p>
-      <w:pPr>
-        <w:spacing w:after="40"/>
-        <w:ind w:left="720"/>
-      </w:pPr>
-      <w:r>
-        <w:rPr>
-          <w:rFonts w:ascii="Calibri" w:hAnsi="Calibri" w:eastAsia="Microsoft YaHei" w:cs="Microsoft YaHei"/>
-          <w:sz w:val="21"/>
-        </w:rPr>
-        <w:t>9.2 阶段三：学位论文整合</w:t>
-      </w:r>
-    </w:p>
-    <w:p>
-      <w:pPr>
-        <w:spacing w:after="40"/>
-        <w:ind w:left="720"/>
-      </w:pPr>
-      <w:r>
-        <w:rPr>
-          <w:rFonts w:ascii="Calibri" w:hAnsi="Calibri" w:eastAsia="Microsoft YaHei" w:cs="Microsoft YaHei"/>
-          <w:sz w:val="21"/>
-        </w:rPr>
-        <w:t>9.3 传播计划</w:t>
-      </w:r>
-    </w:p>
-    <w:p>
-      <w:pPr>
-        <w:spacing w:after="40"/>
-        <w:ind w:left="720"/>
-      </w:pPr>
-      <w:r>
-        <w:rPr>
-          <w:rFonts w:ascii="Calibri" w:hAnsi="Calibri" w:eastAsia="Microsoft YaHei" w:cs="Microsoft YaHei"/>
-          <w:sz w:val="21"/>
-        </w:rPr>
-        <w:t>9.4 本版未闭环项（据实列出）</w:t>
-      </w:r>
-    </w:p>
-    <w:p>
-      <w:pPr>
-        <w:spacing w:after="40"/>
-        <w:ind w:left="360"/>
-      </w:pPr>
-      <w:r>
-        <w:rPr>
-          <w:rFonts w:ascii="Calibri" w:hAnsi="Calibri" w:eastAsia="Microsoft YaHei" w:cs="Microsoft YaHei"/>
-          <w:sz w:val="21"/>
-        </w:rPr>
-        <w:t>10 数据与代码可得性</w:t>
-      </w:r>
-    </w:p>
-    <w:p>
-      <w:pPr>
-        <w:spacing w:after="40"/>
-        <w:ind w:left="720"/>
-      </w:pPr>
-      <w:r>
-        <w:rPr>
-          <w:rFonts w:ascii="Calibri" w:hAnsi="Calibri" w:eastAsia="Microsoft YaHei" w:cs="Microsoft YaHei"/>
-          <w:sz w:val="21"/>
-        </w:rPr>
-        <w:t>10.1 代码与复算产物</w:t>
-      </w:r>
-    </w:p>
-    <w:p>
-      <w:pPr>
-        <w:spacing w:after="40"/>
-        <w:ind w:left="720"/>
-      </w:pPr>
-      <w:r>
-        <w:rPr>
-          <w:rFonts w:ascii="Calibri" w:hAnsi="Calibri" w:eastAsia="Microsoft YaHei" w:cs="Microsoft YaHei"/>
-          <w:sz w:val="21"/>
-        </w:rPr>
-        <w:t>10.2 数据与许可义务</w:t>
-      </w:r>
-    </w:p>
-    <w:p>
-      <w:pPr>
-        <w:spacing w:after="40"/>
-        <w:ind w:left="720"/>
-      </w:pPr>
-      <w:r>
-        <w:rPr>
-          <w:rFonts w:ascii="Calibri" w:hAnsi="Calibri" w:eastAsia="Microsoft YaHei" w:cs="Microsoft YaHei"/>
-          <w:sz w:val="21"/>
-        </w:rPr>
-        <w:t>10.3 归档标识</w:t>
-      </w:r>
-    </w:p>
-    <w:p>
-      <w:pPr>
-        <w:spacing w:after="40"/>
-        <w:ind w:left="360"/>
-      </w:pPr>
-      <w:r>
-        <w:rPr>
-          <w:rFonts w:ascii="Calibri" w:hAnsi="Calibri" w:eastAsia="Microsoft YaHei" w:cs="Microsoft YaHei"/>
-          <w:sz w:val="21"/>
-        </w:rPr>
-        <w:t>11 结论</w:t>
-      </w:r>
-    </w:p>
-    <w:p>
-      <w:pPr>
-        <w:spacing w:after="40"/>
-        <w:ind w:left="360"/>
-      </w:pPr>
-      <w:r>
-        <w:rPr>
-          <w:rFonts w:ascii="Calibri" w:hAnsi="Calibri" w:eastAsia="Microsoft YaHei" w:cs="Microsoft YaHei"/>
-          <w:sz w:val="21"/>
-        </w:rPr>
-        <w:t>附录 A 关键数字速查表</w:t>
-      </w:r>
-    </w:p>
-    <w:p>
-      <w:pPr>
-        <w:spacing w:after="40"/>
-        <w:ind w:left="360"/>
-      </w:pPr>
-      <w:r>
-        <w:rPr>
-          <w:rFonts w:ascii="Calibri" w:hAnsi="Calibri" w:eastAsia="Microsoft YaHei" w:cs="Microsoft YaHei"/>
-          <w:sz w:val="21"/>
-        </w:rPr>
-        <w:t>附录 B 术语表</w:t>
-      </w:r>
-    </w:p>
-    <w:p/>
-    <w:p>
-      <w:pPr>
-        <w:pStyle w:val="Heading1"/>
-        <w:spacing w:before="200" w:after="80"/>
-      </w:pPr>
-      <w:r>
-        <w:rPr>
-          <w:rFonts w:ascii="Calibri" w:hAnsi="Calibri" w:eastAsia="Microsoft YaHei" w:cs="Microsoft YaHei"/>
-          <w:sz w:val="32"/>
-        </w:rPr>
-        <w:t>——测量侧与静态侧研究已完成，因果侧待执行</w:t>
-      </w:r>
-    </w:p>
     <w:p>
       <w:pPr>
         <w:spacing w:before="40" w:after="40"/>
@@ -769,7 +105,7 @@
           <w:color w:val="555555"/>
           <w:sz w:val="19"/>
         </w:rPr>
-        <w:t>docs/_重写规范_事实基线与学术体例.md</w:t>
+        <w:t>`LearnFlow_研究设计与审阅档案.md</w:t>
       </w:r>
       <w:r>
         <w:rPr>
@@ -778,7 +114,7 @@
           <w:color w:val="555555"/>
           <w:sz w:val="19"/>
         </w:rPr>
-        <w:t xml:space="preserve">。 </w:t>
+        <w:t>（</w:t>
       </w:r>
       <w:r>
         <w:rPr>
@@ -788,7 +124,7 @@
           <w:color w:val="555555"/>
           <w:sz w:val="19"/>
         </w:rPr>
-        <w:t>数字口径</w:t>
+        <w:t>其内容即本档第七部</w:t>
       </w:r>
       <w:r>
         <w:rPr>
@@ -797,45 +133,7 @@
           <w:color w:val="555555"/>
           <w:sz w:val="19"/>
         </w:rPr>
-        <w:t xml:space="preserve">：本报告全部数字取自可复算脚本的实测输出，不含估算，不含对既往设计稿预期值的沿用。凡同一量存在多个口径，一律采用更稳的口径并注明。  </w:t>
-      </w:r>
-      <w:r>
-        <w:rPr>
-          <w:rFonts w:ascii="Calibri" w:hAnsi="Calibri" w:eastAsia="Microsoft YaHei" w:cs="Microsoft YaHei"/>
-          <w:b/>
-          <w:i/>
-          <w:color w:val="555555"/>
-          <w:sz w:val="19"/>
-        </w:rPr>
-        <w:t>机制计数三元组（强制口径）</w:t>
-      </w:r>
-      <w:r>
-        <w:rPr>
-          <w:rFonts w:ascii="Calibri" w:hAnsi="Calibri" w:eastAsia="Microsoft YaHei" w:cs="Microsoft YaHei"/>
-          <w:i/>
-          <w:color w:val="555555"/>
-          <w:sz w:val="19"/>
-        </w:rPr>
-        <w:t xml:space="preserve">：凡出现机制数量处，一律并列 </w:t>
-      </w:r>
-      <w:r>
-        <w:rPr>
-          <w:rFonts w:ascii="Calibri" w:hAnsi="Calibri" w:eastAsia="Microsoft YaHei" w:cs="Microsoft YaHei"/>
-          <w:b/>
-          <w:i/>
-          <w:color w:val="555555"/>
-          <w:sz w:val="19"/>
-        </w:rPr>
-        <w:t>登记 54 / 效果生产 2 / 成熟度 complete 9·partial 37·placeholder 8</w:t>
-      </w:r>
-      <w:r>
-        <w:rPr>
-          <w:rFonts w:ascii="Calibri" w:hAnsi="Calibri" w:eastAsia="Microsoft YaHei" w:cs="Microsoft YaHei"/>
-          <w:i/>
-          <w:color w:val="555555"/>
-          <w:sz w:val="19"/>
-        </w:rPr>
-        <w:t xml:space="preserve">，以免"54"被读作"54 个机制都在运行"。复算命令 </w:t>
+        <w:t>，本档为二者的合并产物）（§1 权威事实基线与写作体例）</w:t>
       </w:r>
       <w:r>
         <w:rPr>
@@ -844,7 +142,7 @@
           <w:color w:val="555555"/>
           <w:sz w:val="19"/>
         </w:rPr>
-        <w:t>python scripts/verify_counts.py</w:t>
+        <w:t xml:space="preserve">。  **⚠ 时点统一（审阅意见 2.1，2026-09-29）。** 本报告与计划书停在 9 月 22~23 日的状态，而稿件与仓库已是 9 月 29 日（HEAD </w:t>
       </w:r>
       <w:r>
         <w:rPr>
@@ -853,7 +151,61 @@
           <w:color w:val="555555"/>
           <w:sz w:val="19"/>
         </w:rPr>
-        <w:t xml:space="preserve">。  </w:t>
+        <w:t>b41a76a</w:t>
+      </w:r>
+      <w:r>
+        <w:rPr>
+          <w:rFonts w:ascii="Consolas" w:hAnsi="Consolas" w:eastAsia="Microsoft YaHei" w:cs="Microsoft YaHei"/>
+          <w:i/>
+          <w:color w:val="555555"/>
+          <w:sz w:val="19"/>
+        </w:rPr>
+        <w:t xml:space="preserve">）。10 月 20 日的提交件须**全部以同一 git tag（如 </w:t>
+      </w:r>
+      <w:r>
+        <w:rPr>
+          <w:rFonts w:ascii="Calibri" w:hAnsi="Calibri" w:eastAsia="Microsoft YaHei" w:cs="Microsoft YaHei"/>
+          <w:i/>
+          <w:color w:val="555555"/>
+          <w:sz w:val="19"/>
+        </w:rPr>
+        <w:t>v1.1-submit</w:t>
+      </w:r>
+      <w:r>
+        <w:rPr>
+          <w:rFonts w:ascii="Consolas" w:hAnsi="Consolas" w:eastAsia="Microsoft YaHei" w:cs="Microsoft YaHei"/>
+          <w:i/>
+          <w:color w:val="555555"/>
+          <w:sz w:val="19"/>
+        </w:rPr>
+        <w:t xml:space="preserve">）为基准**，且该 tag 之后的工作不进入提交件。**该 tag 尚未建立**（本工作副本无 </w:t>
+      </w:r>
+      <w:r>
+        <w:rPr>
+          <w:rFonts w:ascii="Calibri" w:hAnsi="Calibri" w:eastAsia="Microsoft YaHei" w:cs="Microsoft YaHei"/>
+          <w:i/>
+          <w:color w:val="555555"/>
+          <w:sz w:val="19"/>
+        </w:rPr>
+        <w:t>.git</w:t>
+      </w:r>
+      <w:r>
+        <w:rPr>
+          <w:rFonts w:ascii="Consolas" w:hAnsi="Consolas" w:eastAsia="Microsoft YaHei" w:cs="Microsoft YaHei"/>
+          <w:i/>
+          <w:color w:val="555555"/>
+          <w:sz w:val="19"/>
+        </w:rPr>
+        <w:t xml:space="preserve">），**此处基线暂以占位形式保留，待 tag 建立后替换**。 **数字口径**：本报告全部数字取自可复算脚本的实测输出，不含估算，不含对既往设计稿预期值的沿用。凡同一量存在多个口径，一律采用更稳的口径并注明。  **机制计数三元组（强制口径）**：凡出现机制数量处，一律并列 **登记 54 / 效果生产 2 / 成熟度 complete 9·partial 37·placeholder 8**，以免"54"被读作"54 个机制都在运行"。复算命令 </w:t>
+      </w:r>
+      <w:r>
+        <w:rPr>
+          <w:rFonts w:ascii="Calibri" w:hAnsi="Calibri" w:eastAsia="Microsoft YaHei" w:cs="Microsoft YaHei"/>
+          <w:i/>
+          <w:color w:val="555555"/>
+          <w:sz w:val="19"/>
+        </w:rPr>
+        <w:t xml:space="preserve">python scripts/verify_counts.py`。  </w:t>
       </w:r>
       <w:r>
         <w:rPr>
@@ -933,13 +285,27 @@
     </w:p>
     <w:p>
       <w:pPr>
-        <w:pStyle w:val="Heading1"/>
-        <w:spacing w:before="200" w:after="80"/>
+        <w:jc w:val="center"/>
       </w:pPr>
       <w:r>
         <w:rPr>
           <w:rFonts w:ascii="Calibri" w:hAnsi="Calibri" w:eastAsia="Microsoft YaHei" w:cs="Microsoft YaHei"/>
-          <w:sz w:val="32"/>
+          <w:b/>
+          <w:sz w:val="30"/>
+        </w:rPr>
+        <w:t>目录</w:t>
+      </w:r>
+    </w:p>
+    <w:p/>
+    <w:p>
+      <w:pPr>
+        <w:pStyle w:val="Heading3"/>
+        <w:spacing w:before="120" w:after="80"/>
+      </w:pPr>
+      <w:r>
+        <w:rPr>
+          <w:rFonts w:ascii="Calibri" w:hAnsi="Calibri" w:eastAsia="Microsoft YaHei" w:cs="Microsoft YaHei"/>
+          <w:sz w:val="24"/>
         </w:rPr>
         <w:t>摘要</w:t>
       </w:r>
@@ -1035,7 +401,7 @@
           <w:b/>
           <w:sz w:val="21"/>
         </w:rPr>
-        <w:t>88 个文件 / 25,795 行</w:t>
+        <w:t>92 个文件 / 26,749 行</w:t>
       </w:r>
       <w:r>
         <w:rPr>
@@ -1065,7 +431,7 @@
           <w:b/>
           <w:sz w:val="21"/>
         </w:rPr>
-        <w:t>54 个测试文件 / 936 条通过</w:t>
+        <w:t>56 个测试文件 / 972 条通过</w:t>
       </w:r>
       <w:r>
         <w:rPr>
@@ -1086,7 +452,7 @@
           <w:rFonts w:ascii="Calibri" w:hAnsi="Calibri" w:eastAsia="Microsoft YaHei" w:cs="Microsoft YaHei"/>
           <w:sz w:val="21"/>
         </w:rPr>
-        <w:t xml:space="preserve">）。报告期内完成三篇支撑性论文的全部实验并形成完整稿，完成融合估计器的优化与落地，并建立后端指标的可复算门禁。三项主要结论为：难度线性归一化加权下的有效权重不稳定，改用分位公制后漂移由 L1 = </w:t>
+        <w:t xml:space="preserve">）。报告期内完成三篇支撑性论文（M1/M2/M3）的全部实验并形成完整稿，完成融合估计器的优化与落地，并建立后端指标的可复算门禁；另完成第四篇稿件 M4（信度结构化组合难度估计）的完整稿，按审阅意见 §4.4 不作为独立稿件投出，去向见 §5.6 与计划书 §7.1 表第 4 行。三项主要结论为：难度线性归一化加权下的有效权重不稳定，改用分位公制后漂移由 L1 = </w:t>
       </w:r>
       <w:r>
         <w:rPr>
@@ -1179,13 +545,13 @@
     </w:p>
     <w:p>
       <w:pPr>
-        <w:pStyle w:val="Heading1"/>
-        <w:spacing w:before="200" w:after="80"/>
+        <w:pStyle w:val="Heading3"/>
+        <w:spacing w:before="120" w:after="80"/>
       </w:pPr>
       <w:r>
         <w:rPr>
           <w:rFonts w:ascii="Calibri" w:hAnsi="Calibri" w:eastAsia="Microsoft YaHei" w:cs="Microsoft YaHei"/>
-          <w:sz w:val="32"/>
+          <w:sz w:val="24"/>
         </w:rPr>
         <w:t>1 报告说明</w:t>
       </w:r>
@@ -1212,13 +578,13 @@
     </w:p>
     <w:p>
       <w:pPr>
-        <w:pStyle w:val="Heading2"/>
+        <w:pStyle w:val="Heading4"/>
         <w:spacing w:before="120" w:after="80"/>
       </w:pPr>
       <w:r>
         <w:rPr>
           <w:rFonts w:ascii="Calibri" w:hAnsi="Calibri" w:eastAsia="Microsoft YaHei" w:cs="Microsoft YaHei"/>
-          <w:sz w:val="27"/>
+          <w:sz w:val="22"/>
         </w:rPr>
         <w:t>1.1 范围与边界</w:t>
       </w:r>
@@ -1232,7 +598,7 @@
           <w:rFonts w:ascii="Calibri" w:hAnsi="Calibri" w:eastAsia="Microsoft YaHei" w:cs="Microsoft YaHei"/>
           <w:sz w:val="21"/>
         </w:rPr>
-        <w:t>本报告覆盖已完成的测量侧与静态侧研究，</w:t>
+        <w:t>本报告覆盖已完成的测量侧、静态侧与</w:t>
       </w:r>
       <w:r>
         <w:rPr>
@@ -1240,6 +606,21 @@
           <w:b/>
           <w:sz w:val="21"/>
         </w:rPr>
+        <w:t>部分因果侧</w:t>
+      </w:r>
+      <w:r>
+        <w:rPr>
+          <w:rFonts w:ascii="Calibri" w:hAnsi="Calibri" w:eastAsia="Microsoft YaHei" w:cs="Microsoft YaHei"/>
+          <w:sz w:val="21"/>
+        </w:rPr>
+        <w:t>研究（离策略剂量—反应识别已按冻结识别策略 LF-CIS-2026-09-22 执行，结论为未检出内部最优、降级为关联性证据，详见 M1 §8.3），</w:t>
+      </w:r>
+      <w:r>
+        <w:rPr>
+          <w:rFonts w:ascii="Calibri" w:hAnsi="Calibri" w:eastAsia="Microsoft YaHei" w:cs="Microsoft YaHei"/>
+          <w:b/>
+          <w:sz w:val="21"/>
+        </w:rPr>
         <w:t>不覆盖</w:t>
       </w:r>
       <w:r>
@@ -1247,18 +628,18 @@
           <w:rFonts w:ascii="Calibri" w:hAnsi="Calibri" w:eastAsia="Microsoft YaHei" w:cs="Microsoft YaHei"/>
           <w:sz w:val="21"/>
         </w:rPr>
-        <w:t>因果侧识别与人类被试实验——二者尚未执行，在第 9 节列为未完成事项。报告不提出新的研究计划，计划性内容另见《博士学位论文研究计划》。</w:t>
+        <w:t>人类被试实验与完整因果侧分解（E-value 与五前提正式排序检验未执行），后者在第 9 节列为未完成事项。报告不提出新的研究计划，计划性内容另见《博士学位论文研究计划》。</w:t>
       </w:r>
     </w:p>
     <w:p>
       <w:pPr>
-        <w:pStyle w:val="Heading2"/>
+        <w:pStyle w:val="Heading4"/>
         <w:spacing w:before="120" w:after="80"/>
       </w:pPr>
       <w:r>
         <w:rPr>
           <w:rFonts w:ascii="Calibri" w:hAnsi="Calibri" w:eastAsia="Microsoft YaHei" w:cs="Microsoft YaHei"/>
-          <w:sz w:val="27"/>
+          <w:sz w:val="22"/>
         </w:rPr>
         <w:t>1.2 数字口径与证据分级</w:t>
       </w:r>
@@ -1367,13 +748,13 @@
     </w:p>
     <w:p>
       <w:pPr>
-        <w:pStyle w:val="Heading2"/>
+        <w:pStyle w:val="Heading4"/>
         <w:spacing w:before="120" w:after="80"/>
       </w:pPr>
       <w:r>
         <w:rPr>
           <w:rFonts w:ascii="Calibri" w:hAnsi="Calibri" w:eastAsia="Microsoft YaHei" w:cs="Microsoft YaHei"/>
-          <w:sz w:val="27"/>
+          <w:sz w:val="22"/>
         </w:rPr>
         <w:t>1.3 复算总入口</w:t>
       </w:r>
@@ -1810,13 +1191,13 @@
     </w:p>
     <w:p>
       <w:pPr>
-        <w:pStyle w:val="Heading1"/>
-        <w:spacing w:before="200" w:after="80"/>
+        <w:pStyle w:val="Heading3"/>
+        <w:spacing w:before="120" w:after="80"/>
       </w:pPr>
       <w:r>
         <w:rPr>
           <w:rFonts w:ascii="Calibri" w:hAnsi="Calibri" w:eastAsia="Microsoft YaHei" w:cs="Microsoft YaHei"/>
-          <w:sz w:val="32"/>
+          <w:sz w:val="24"/>
         </w:rPr>
         <w:t>2 研究依托系统建设进展</w:t>
       </w:r>
@@ -1843,13 +1224,13 @@
     </w:p>
     <w:p>
       <w:pPr>
-        <w:pStyle w:val="Heading2"/>
+        <w:pStyle w:val="Heading4"/>
         <w:spacing w:before="120" w:after="80"/>
       </w:pPr>
       <w:r>
         <w:rPr>
           <w:rFonts w:ascii="Calibri" w:hAnsi="Calibri" w:eastAsia="Microsoft YaHei" w:cs="Microsoft YaHei"/>
-          <w:sz w:val="27"/>
+          <w:sz w:val="22"/>
         </w:rPr>
         <w:t>2.1 系统规模基线</w:t>
       </w:r>
@@ -2368,7 +1749,7 @@
                 <w:b/>
                 <w:sz w:val="19"/>
               </w:rPr>
-              <w:t>88 个文件 / 25,795 行</w:t>
+              <w:t>92 个文件 / 26,749 行</w:t>
             </w:r>
           </w:p>
         </w:tc>
@@ -2470,7 +1851,7 @@
                 <w:b/>
                 <w:sz w:val="19"/>
               </w:rPr>
-              <w:t>55</w:t>
+              <w:t>59</w:t>
             </w:r>
           </w:p>
         </w:tc>
@@ -2521,7 +1902,7 @@
                 <w:b/>
                 <w:sz w:val="19"/>
               </w:rPr>
-              <w:t>54 个测试文件 / 936 条通过</w:t>
+              <w:t>56 个测试文件 / 972 条通过</w:t>
             </w:r>
             <w:r>
               <w:rPr>
@@ -2813,13 +2194,13 @@
     </w:p>
     <w:p>
       <w:pPr>
-        <w:pStyle w:val="Heading2"/>
+        <w:pStyle w:val="Heading4"/>
         <w:spacing w:before="120" w:after="80"/>
       </w:pPr>
       <w:r>
         <w:rPr>
           <w:rFonts w:ascii="Calibri" w:hAnsi="Calibri" w:eastAsia="Microsoft YaHei" w:cs="Microsoft YaHei"/>
-          <w:sz w:val="27"/>
+          <w:sz w:val="22"/>
         </w:rPr>
         <w:t>2.2 数字诚信门禁</w:t>
       </w:r>
@@ -3389,7 +2770,7 @@
           <w:color w:val="555555"/>
           <w:sz w:val="19"/>
         </w:rPr>
-        <w:t>docs/LearnFlow_期刊论文拆分方案.md</w:t>
+        <w:t>`LearnFlow_期刊论文拆分方案.md</w:t>
       </w:r>
       <w:r>
         <w:rPr>
@@ -3398,7 +2779,205 @@
           <w:color w:val="555555"/>
           <w:sz w:val="19"/>
         </w:rPr>
-        <w:t xml:space="preserve"> §1 的资产句。  - </w:t>
+        <w:t>（已并入本档第五部）</w:t>
+      </w:r>
+      <w:r>
+        <w:rPr>
+          <w:rFonts w:ascii="Consolas" w:hAnsi="Consolas" w:eastAsia="Microsoft YaHei" w:cs="Microsoft YaHei"/>
+          <w:i/>
+          <w:color w:val="555555"/>
+          <w:sz w:val="19"/>
+        </w:rPr>
+        <w:t xml:space="preserve"> §1 的资产句。  - **当前状态（2026-09-22 实测）**：该句登记的是实测值 **26,782 行 / 59 服务模块 / 92 源文件 / 104 API 端点 / 972 项测试（56 个测试文件）**，与代码事实**逐项一致**，因此该命令**返回退出码 0（通过）**。v1.0 报告的"当前返回退出码 1"对应的是一句登记 **25,389 / 54 / 87 / 104 / 920（53 测试文件）** 的早期快照，该快照已在本次整改中与实测对齐。**（时点提示：上列为 2026-09-22 实测值，保留作历史校准记录；2026-10-03 ruff 死代码清理后 </w:t>
+      </w:r>
+      <w:r>
+        <w:rPr>
+          <w:rFonts w:ascii="Calibri" w:hAnsi="Calibri" w:eastAsia="Microsoft YaHei" w:cs="Microsoft YaHei"/>
+          <w:i/>
+          <w:color w:val="555555"/>
+          <w:sz w:val="19"/>
+        </w:rPr>
+        <w:t>python_loc</w:t>
+      </w:r>
+      <w:r>
+        <w:rPr>
+          <w:rFonts w:ascii="Consolas" w:hAnsi="Consolas" w:eastAsia="Microsoft YaHei" w:cs="Microsoft YaHei"/>
+          <w:i/>
+          <w:color w:val="555555"/>
+          <w:sz w:val="19"/>
+        </w:rPr>
+        <w:t xml:space="preserve"> 复算为 **26,749**，其余指标不变，</w:t>
+      </w:r>
+      <w:r>
+        <w:rPr>
+          <w:rFonts w:ascii="Calibri" w:hAnsi="Calibri" w:eastAsia="Microsoft YaHei" w:cs="Microsoft YaHei"/>
+          <w:i/>
+          <w:color w:val="555555"/>
+          <w:sz w:val="19"/>
+        </w:rPr>
+        <w:t>verify_asset_numbers.py</w:t>
+      </w:r>
+      <w:r>
+        <w:rPr>
+          <w:rFonts w:ascii="Consolas" w:hAnsi="Consolas" w:eastAsia="Microsoft YaHei" w:cs="Microsoft YaHei"/>
+          <w:i/>
+          <w:color w:val="555555"/>
+          <w:sz w:val="19"/>
+        </w:rPr>
+        <w:t xml:space="preserve"> 的 registered 值已同步。）** - **漂移证据并未消失，只是换了位置**：**审计时点的登记基线**（</w:t>
+      </w:r>
+      <w:r>
+        <w:rPr>
+          <w:rFonts w:ascii="Calibri" w:hAnsi="Calibri" w:eastAsia="Microsoft YaHei" w:cs="Microsoft YaHei"/>
+          <w:i/>
+          <w:color w:val="555555"/>
+          <w:sz w:val="19"/>
+        </w:rPr>
+        <w:t>python_loc</w:t>
+      </w:r>
+      <w:r>
+        <w:rPr>
+          <w:rFonts w:ascii="Consolas" w:hAnsi="Consolas" w:eastAsia="Microsoft YaHei" w:cs="Microsoft YaHei"/>
+          <w:i/>
+          <w:color w:val="555555"/>
+          <w:sz w:val="19"/>
+        </w:rPr>
+        <w:t xml:space="preserve"> 25,389 / </w:t>
+      </w:r>
+      <w:r>
+        <w:rPr>
+          <w:rFonts w:ascii="Calibri" w:hAnsi="Calibri" w:eastAsia="Microsoft YaHei" w:cs="Microsoft YaHei"/>
+          <w:i/>
+          <w:color w:val="555555"/>
+          <w:sz w:val="19"/>
+        </w:rPr>
+        <w:t>source_files</w:t>
+      </w:r>
+      <w:r>
+        <w:rPr>
+          <w:rFonts w:ascii="Consolas" w:hAnsi="Consolas" w:eastAsia="Microsoft YaHei" w:cs="Microsoft YaHei"/>
+          <w:i/>
+          <w:color w:val="555555"/>
+          <w:sz w:val="19"/>
+        </w:rPr>
+        <w:t xml:space="preserve"> 87 / </w:t>
+      </w:r>
+      <w:r>
+        <w:rPr>
+          <w:rFonts w:ascii="Calibri" w:hAnsi="Calibri" w:eastAsia="Microsoft YaHei" w:cs="Microsoft YaHei"/>
+          <w:i/>
+          <w:color w:val="555555"/>
+          <w:sz w:val="19"/>
+        </w:rPr>
+        <w:t>service_modules</w:t>
+      </w:r>
+      <w:r>
+        <w:rPr>
+          <w:rFonts w:ascii="Consolas" w:hAnsi="Consolas" w:eastAsia="Microsoft YaHei" w:cs="Microsoft YaHei"/>
+          <w:i/>
+          <w:color w:val="555555"/>
+          <w:sz w:val="19"/>
+        </w:rPr>
+        <w:t xml:space="preserve"> 54 / </w:t>
+      </w:r>
+      <w:r>
+        <w:rPr>
+          <w:rFonts w:ascii="Calibri" w:hAnsi="Calibri" w:eastAsia="Microsoft YaHei" w:cs="Microsoft YaHei"/>
+          <w:i/>
+          <w:color w:val="555555"/>
+          <w:sz w:val="19"/>
+        </w:rPr>
+        <w:t>test_files</w:t>
+      </w:r>
+      <w:r>
+        <w:rPr>
+          <w:rFonts w:ascii="Consolas" w:hAnsi="Consolas" w:eastAsia="Microsoft YaHei" w:cs="Microsoft YaHei"/>
+          <w:i/>
+          <w:color w:val="555555"/>
+          <w:sz w:val="19"/>
+        </w:rPr>
+        <w:t xml:space="preserve"> 53 / </w:t>
+      </w:r>
+      <w:r>
+        <w:rPr>
+          <w:rFonts w:ascii="Calibri" w:hAnsi="Calibri" w:eastAsia="Microsoft YaHei" w:cs="Microsoft YaHei"/>
+          <w:i/>
+          <w:color w:val="555555"/>
+          <w:sz w:val="19"/>
+        </w:rPr>
+        <w:t>test_functions</w:t>
+      </w:r>
+      <w:r>
+        <w:rPr>
+          <w:rFonts w:ascii="Consolas" w:hAnsi="Consolas" w:eastAsia="Microsoft YaHei" w:cs="Microsoft YaHei"/>
+          <w:i/>
+          <w:color w:val="555555"/>
+          <w:sz w:val="19"/>
+        </w:rPr>
+        <w:t xml:space="preserve"> 826 / </w:t>
+      </w:r>
+      <w:r>
+        <w:rPr>
+          <w:rFonts w:ascii="Calibri" w:hAnsi="Calibri" w:eastAsia="Microsoft YaHei" w:cs="Microsoft YaHei"/>
+          <w:i/>
+          <w:color w:val="555555"/>
+          <w:sz w:val="19"/>
+        </w:rPr>
+        <w:t>tests_collected</w:t>
+      </w:r>
+      <w:r>
+        <w:rPr>
+          <w:rFonts w:ascii="Consolas" w:hAnsi="Consolas" w:eastAsia="Microsoft YaHei" w:cs="Microsoft YaHei"/>
+          <w:i/>
+          <w:color w:val="555555"/>
+          <w:sz w:val="19"/>
+        </w:rPr>
+        <w:t xml:space="preserve"> 920）以**硬编码登记表**的形式保存在 </w:t>
+      </w:r>
+      <w:r>
+        <w:rPr>
+          <w:rFonts w:ascii="Calibri" w:hAnsi="Calibri" w:eastAsia="Microsoft YaHei" w:cs="Microsoft YaHei"/>
+          <w:i/>
+          <w:color w:val="555555"/>
+          <w:sz w:val="19"/>
+        </w:rPr>
+        <w:t>verify_asset_numbers.py</w:t>
+      </w:r>
+      <w:r>
+        <w:rPr>
+          <w:rFonts w:ascii="Consolas" w:hAnsi="Consolas" w:eastAsia="Microsoft YaHei" w:cs="Microsoft YaHei"/>
+          <w:i/>
+          <w:color w:val="555555"/>
+          <w:sz w:val="19"/>
+        </w:rPr>
+        <w:t xml:space="preserve"> 中，每次运行都在"登记比对"段以 </w:t>
+      </w:r>
+      <w:r>
+        <w:rPr>
+          <w:rFonts w:ascii="Calibri" w:hAnsi="Calibri" w:eastAsia="Microsoft YaHei" w:cs="Microsoft YaHei"/>
+          <w:i/>
+          <w:color w:val="555555"/>
+          <w:sz w:val="19"/>
+        </w:rPr>
+        <w:t>informative / drifted</w:t>
+      </w:r>
+      <w:r>
+        <w:rPr>
+          <w:rFonts w:ascii="Consolas" w:hAnsi="Consolas" w:eastAsia="Microsoft YaHei" w:cs="Microsoft YaHei"/>
+          <w:i/>
+          <w:color w:val="555555"/>
+          <w:sz w:val="19"/>
+        </w:rPr>
+        <w:t xml:space="preserve"> 级别**逐项并列实测值**（落盘于 </w:t>
+      </w:r>
+      <w:r>
+        <w:rPr>
+          <w:rFonts w:ascii="Calibri" w:hAnsi="Calibri" w:eastAsia="Microsoft YaHei" w:cs="Microsoft YaHei"/>
+          <w:i/>
+          <w:color w:val="555555"/>
+          <w:sz w:val="19"/>
+        </w:rPr>
+        <w:t xml:space="preserve">artifacts/asset_numbers.json`）。论文二第 4.4 节即据此把资产漂移作为审计发现如实记录。 - </w:t>
       </w:r>
       <w:r>
         <w:rPr>
@@ -3408,7 +2987,7 @@
           <w:color w:val="555555"/>
           <w:sz w:val="19"/>
         </w:rPr>
-        <w:t>当前状态（2026-09-22 实测）</w:t>
+        <w:t>本报告的处理原则</w:t>
       </w:r>
       <w:r>
         <w:rPr>
@@ -3417,7 +2996,7 @@
           <w:color w:val="555555"/>
           <w:sz w:val="19"/>
         </w:rPr>
-        <w:t xml:space="preserve">：该句登记的是实测值 </w:t>
+        <w:t>：该命令的绿灯</w:t>
       </w:r>
       <w:r>
         <w:rPr>
@@ -3427,7 +3006,7 @@
           <w:color w:val="555555"/>
           <w:sz w:val="19"/>
         </w:rPr>
-        <w:t>25,795 行 / 55 服务模块 / 88 源文件 / 104 API 端点 / 936 项测试（54 个测试文件）</w:t>
+        <w:t>不来自放宽判定标准</w:t>
       </w:r>
       <w:r>
         <w:rPr>
@@ -3436,7 +3015,7 @@
           <w:color w:val="555555"/>
           <w:sz w:val="19"/>
         </w:rPr>
-        <w:t>，与代码事实</w:t>
+        <w:t>，而来自把文档基线更新到事实；而"审计时点资产指标与当前实测不一致"这一事实，</w:t>
       </w:r>
       <w:r>
         <w:rPr>
@@ -3446,7 +3025,7 @@
           <w:color w:val="555555"/>
           <w:sz w:val="19"/>
         </w:rPr>
-        <w:t>逐项一致</w:t>
+        <w:t>在同一次输出的登记比对段中仍然完全可见</w:t>
       </w:r>
       <w:r>
         <w:rPr>
@@ -3455,351 +3034,18 @@
           <w:color w:val="555555"/>
           <w:sz w:val="19"/>
         </w:rPr>
-        <w:t>，因此该命令</w:t>
-      </w:r>
-      <w:r>
-        <w:rPr>
-          <w:rFonts w:ascii="Calibri" w:hAnsi="Calibri" w:eastAsia="Microsoft YaHei" w:cs="Microsoft YaHei"/>
-          <w:b/>
-          <w:i/>
-          <w:color w:val="555555"/>
-          <w:sz w:val="19"/>
-        </w:rPr>
-        <w:t>返回退出码 0（通过）</w:t>
-      </w:r>
-      <w:r>
-        <w:rPr>
-          <w:rFonts w:ascii="Calibri" w:hAnsi="Calibri" w:eastAsia="Microsoft YaHei" w:cs="Microsoft YaHei"/>
-          <w:i/>
-          <w:color w:val="555555"/>
-          <w:sz w:val="19"/>
-        </w:rPr>
-        <w:t xml:space="preserve">。v1.0 报告的"当前返回退出码 1"对应的是一句登记 </w:t>
-      </w:r>
-      <w:r>
-        <w:rPr>
-          <w:rFonts w:ascii="Calibri" w:hAnsi="Calibri" w:eastAsia="Microsoft YaHei" w:cs="Microsoft YaHei"/>
-          <w:b/>
-          <w:i/>
-          <w:color w:val="555555"/>
-          <w:sz w:val="19"/>
-        </w:rPr>
-        <w:t>25,389 / 54 / 87 / 104 / 920（53 测试文件）</w:t>
-      </w:r>
-      <w:r>
-        <w:rPr>
-          <w:rFonts w:ascii="Calibri" w:hAnsi="Calibri" w:eastAsia="Microsoft YaHei" w:cs="Microsoft YaHei"/>
-          <w:i/>
-          <w:color w:val="555555"/>
-          <w:sz w:val="19"/>
-        </w:rPr>
-        <w:t xml:space="preserve"> 的早期快照，该快照已在本次整改中与实测对齐。 - </w:t>
-      </w:r>
-      <w:r>
-        <w:rPr>
-          <w:rFonts w:ascii="Calibri" w:hAnsi="Calibri" w:eastAsia="Microsoft YaHei" w:cs="Microsoft YaHei"/>
-          <w:b/>
-          <w:i/>
-          <w:color w:val="555555"/>
-          <w:sz w:val="19"/>
-        </w:rPr>
-        <w:t>漂移证据并未消失，只是换了位置</w:t>
-      </w:r>
-      <w:r>
-        <w:rPr>
-          <w:rFonts w:ascii="Calibri" w:hAnsi="Calibri" w:eastAsia="Microsoft YaHei" w:cs="Microsoft YaHei"/>
-          <w:i/>
-          <w:color w:val="555555"/>
-          <w:sz w:val="19"/>
-        </w:rPr>
-        <w:t>：</w:t>
-      </w:r>
-      <w:r>
-        <w:rPr>
-          <w:rFonts w:ascii="Calibri" w:hAnsi="Calibri" w:eastAsia="Microsoft YaHei" w:cs="Microsoft YaHei"/>
-          <w:b/>
-          <w:i/>
-          <w:color w:val="555555"/>
-          <w:sz w:val="19"/>
-        </w:rPr>
-        <w:t>审计时点的登记基线</w:t>
-      </w:r>
-      <w:r>
-        <w:rPr>
-          <w:rFonts w:ascii="Calibri" w:hAnsi="Calibri" w:eastAsia="Microsoft YaHei" w:cs="Microsoft YaHei"/>
-          <w:i/>
-          <w:color w:val="555555"/>
-          <w:sz w:val="19"/>
-        </w:rPr>
-        <w:t>（</w:t>
-      </w:r>
-      <w:r>
-        <w:rPr>
-          <w:rFonts w:ascii="Consolas" w:hAnsi="Consolas" w:eastAsia="Microsoft YaHei" w:cs="Microsoft YaHei"/>
-          <w:i/>
-          <w:color w:val="555555"/>
-          <w:sz w:val="19"/>
-        </w:rPr>
-        <w:t>python_loc</w:t>
-      </w:r>
-      <w:r>
-        <w:rPr>
-          <w:rFonts w:ascii="Calibri" w:hAnsi="Calibri" w:eastAsia="Microsoft YaHei" w:cs="Microsoft YaHei"/>
-          <w:i/>
-          <w:color w:val="555555"/>
-          <w:sz w:val="19"/>
-        </w:rPr>
-        <w:t xml:space="preserve"> 25,389 / </w:t>
-      </w:r>
-      <w:r>
-        <w:rPr>
-          <w:rFonts w:ascii="Consolas" w:hAnsi="Consolas" w:eastAsia="Microsoft YaHei" w:cs="Microsoft YaHei"/>
-          <w:i/>
-          <w:color w:val="555555"/>
-          <w:sz w:val="19"/>
-        </w:rPr>
-        <w:t>source_files</w:t>
-      </w:r>
-      <w:r>
-        <w:rPr>
-          <w:rFonts w:ascii="Calibri" w:hAnsi="Calibri" w:eastAsia="Microsoft YaHei" w:cs="Microsoft YaHei"/>
-          <w:i/>
-          <w:color w:val="555555"/>
-          <w:sz w:val="19"/>
-        </w:rPr>
-        <w:t xml:space="preserve"> 87 / </w:t>
-      </w:r>
-      <w:r>
-        <w:rPr>
-          <w:rFonts w:ascii="Consolas" w:hAnsi="Consolas" w:eastAsia="Microsoft YaHei" w:cs="Microsoft YaHei"/>
-          <w:i/>
-          <w:color w:val="555555"/>
-          <w:sz w:val="19"/>
-        </w:rPr>
-        <w:t>service_modules</w:t>
-      </w:r>
-      <w:r>
-        <w:rPr>
-          <w:rFonts w:ascii="Calibri" w:hAnsi="Calibri" w:eastAsia="Microsoft YaHei" w:cs="Microsoft YaHei"/>
-          <w:i/>
-          <w:color w:val="555555"/>
-          <w:sz w:val="19"/>
-        </w:rPr>
-        <w:t xml:space="preserve"> 54 / </w:t>
-      </w:r>
-      <w:r>
-        <w:rPr>
-          <w:rFonts w:ascii="Consolas" w:hAnsi="Consolas" w:eastAsia="Microsoft YaHei" w:cs="Microsoft YaHei"/>
-          <w:i/>
-          <w:color w:val="555555"/>
-          <w:sz w:val="19"/>
-        </w:rPr>
-        <w:t>test_files</w:t>
-      </w:r>
-      <w:r>
-        <w:rPr>
-          <w:rFonts w:ascii="Calibri" w:hAnsi="Calibri" w:eastAsia="Microsoft YaHei" w:cs="Microsoft YaHei"/>
-          <w:i/>
-          <w:color w:val="555555"/>
-          <w:sz w:val="19"/>
-        </w:rPr>
-        <w:t xml:space="preserve"> 53 / </w:t>
-      </w:r>
-      <w:r>
-        <w:rPr>
-          <w:rFonts w:ascii="Consolas" w:hAnsi="Consolas" w:eastAsia="Microsoft YaHei" w:cs="Microsoft YaHei"/>
-          <w:i/>
-          <w:color w:val="555555"/>
-          <w:sz w:val="19"/>
-        </w:rPr>
-        <w:t>test_functions</w:t>
-      </w:r>
-      <w:r>
-        <w:rPr>
-          <w:rFonts w:ascii="Calibri" w:hAnsi="Calibri" w:eastAsia="Microsoft YaHei" w:cs="Microsoft YaHei"/>
-          <w:i/>
-          <w:color w:val="555555"/>
-          <w:sz w:val="19"/>
-        </w:rPr>
-        <w:t xml:space="preserve"> 826 / </w:t>
-      </w:r>
-      <w:r>
-        <w:rPr>
-          <w:rFonts w:ascii="Consolas" w:hAnsi="Consolas" w:eastAsia="Microsoft YaHei" w:cs="Microsoft YaHei"/>
-          <w:i/>
-          <w:color w:val="555555"/>
-          <w:sz w:val="19"/>
-        </w:rPr>
-        <w:t>tests_collected</w:t>
-      </w:r>
-      <w:r>
-        <w:rPr>
-          <w:rFonts w:ascii="Calibri" w:hAnsi="Calibri" w:eastAsia="Microsoft YaHei" w:cs="Microsoft YaHei"/>
-          <w:i/>
-          <w:color w:val="555555"/>
-          <w:sz w:val="19"/>
-        </w:rPr>
-        <w:t xml:space="preserve"> 920）以</w:t>
-      </w:r>
-      <w:r>
-        <w:rPr>
-          <w:rFonts w:ascii="Calibri" w:hAnsi="Calibri" w:eastAsia="Microsoft YaHei" w:cs="Microsoft YaHei"/>
-          <w:b/>
-          <w:i/>
-          <w:color w:val="555555"/>
-          <w:sz w:val="19"/>
-        </w:rPr>
-        <w:t>硬编码登记表</w:t>
-      </w:r>
-      <w:r>
-        <w:rPr>
-          <w:rFonts w:ascii="Calibri" w:hAnsi="Calibri" w:eastAsia="Microsoft YaHei" w:cs="Microsoft YaHei"/>
-          <w:i/>
-          <w:color w:val="555555"/>
-          <w:sz w:val="19"/>
-        </w:rPr>
-        <w:t xml:space="preserve">的形式保存在 </w:t>
-      </w:r>
-      <w:r>
-        <w:rPr>
-          <w:rFonts w:ascii="Consolas" w:hAnsi="Consolas" w:eastAsia="Microsoft YaHei" w:cs="Microsoft YaHei"/>
-          <w:i/>
-          <w:color w:val="555555"/>
-          <w:sz w:val="19"/>
-        </w:rPr>
-        <w:t>verify_asset_numbers.py</w:t>
-      </w:r>
-      <w:r>
-        <w:rPr>
-          <w:rFonts w:ascii="Calibri" w:hAnsi="Calibri" w:eastAsia="Microsoft YaHei" w:cs="Microsoft YaHei"/>
-          <w:i/>
-          <w:color w:val="555555"/>
-          <w:sz w:val="19"/>
-        </w:rPr>
-        <w:t xml:space="preserve"> 中，每次运行都在"登记比对"段以 </w:t>
-      </w:r>
-      <w:r>
-        <w:rPr>
-          <w:rFonts w:ascii="Consolas" w:hAnsi="Consolas" w:eastAsia="Microsoft YaHei" w:cs="Microsoft YaHei"/>
-          <w:i/>
-          <w:color w:val="555555"/>
-          <w:sz w:val="19"/>
-        </w:rPr>
-        <w:t>informative / drifted</w:t>
-      </w:r>
-      <w:r>
-        <w:rPr>
-          <w:rFonts w:ascii="Calibri" w:hAnsi="Calibri" w:eastAsia="Microsoft YaHei" w:cs="Microsoft YaHei"/>
-          <w:i/>
-          <w:color w:val="555555"/>
-          <w:sz w:val="19"/>
-        </w:rPr>
-        <w:t xml:space="preserve"> 级别</w:t>
-      </w:r>
-      <w:r>
-        <w:rPr>
-          <w:rFonts w:ascii="Calibri" w:hAnsi="Calibri" w:eastAsia="Microsoft YaHei" w:cs="Microsoft YaHei"/>
-          <w:b/>
-          <w:i/>
-          <w:color w:val="555555"/>
-          <w:sz w:val="19"/>
-        </w:rPr>
-        <w:t>逐项并列实测值</w:t>
-      </w:r>
-      <w:r>
-        <w:rPr>
-          <w:rFonts w:ascii="Calibri" w:hAnsi="Calibri" w:eastAsia="Microsoft YaHei" w:cs="Microsoft YaHei"/>
-          <w:i/>
-          <w:color w:val="555555"/>
-          <w:sz w:val="19"/>
-        </w:rPr>
-        <w:t xml:space="preserve">（落盘于 </w:t>
-      </w:r>
-      <w:r>
-        <w:rPr>
-          <w:rFonts w:ascii="Consolas" w:hAnsi="Consolas" w:eastAsia="Microsoft YaHei" w:cs="Microsoft YaHei"/>
-          <w:i/>
-          <w:color w:val="555555"/>
-          <w:sz w:val="19"/>
-        </w:rPr>
-        <w:t>artifacts/asset_numbers.json</w:t>
-      </w:r>
-      <w:r>
-        <w:rPr>
-          <w:rFonts w:ascii="Calibri" w:hAnsi="Calibri" w:eastAsia="Microsoft YaHei" w:cs="Microsoft YaHei"/>
-          <w:i/>
-          <w:color w:val="555555"/>
-          <w:sz w:val="19"/>
-        </w:rPr>
-        <w:t xml:space="preserve">）。论文二第 4.4 节即据此把资产漂移作为审计发现如实记录。 - </w:t>
-      </w:r>
-      <w:r>
-        <w:rPr>
-          <w:rFonts w:ascii="Calibri" w:hAnsi="Calibri" w:eastAsia="Microsoft YaHei" w:cs="Microsoft YaHei"/>
-          <w:b/>
-          <w:i/>
-          <w:color w:val="555555"/>
-          <w:sz w:val="19"/>
-        </w:rPr>
-        <w:t>本报告的处理原则</w:t>
-      </w:r>
-      <w:r>
-        <w:rPr>
-          <w:rFonts w:ascii="Calibri" w:hAnsi="Calibri" w:eastAsia="Microsoft YaHei" w:cs="Microsoft YaHei"/>
-          <w:i/>
-          <w:color w:val="555555"/>
-          <w:sz w:val="19"/>
-        </w:rPr>
-        <w:t>：该命令的绿灯</w:t>
-      </w:r>
-      <w:r>
-        <w:rPr>
-          <w:rFonts w:ascii="Calibri" w:hAnsi="Calibri" w:eastAsia="Microsoft YaHei" w:cs="Microsoft YaHei"/>
-          <w:b/>
-          <w:i/>
-          <w:color w:val="555555"/>
-          <w:sz w:val="19"/>
-        </w:rPr>
-        <w:t>不来自放宽判定标准</w:t>
-      </w:r>
-      <w:r>
-        <w:rPr>
-          <w:rFonts w:ascii="Calibri" w:hAnsi="Calibri" w:eastAsia="Microsoft YaHei" w:cs="Microsoft YaHei"/>
-          <w:i/>
-          <w:color w:val="555555"/>
-          <w:sz w:val="19"/>
-        </w:rPr>
-        <w:t>，而来自把文档基线更新到事实；而"审计时点资产指标与当前实测不一致"这一事实，</w:t>
-      </w:r>
-      <w:r>
-        <w:rPr>
-          <w:rFonts w:ascii="Calibri" w:hAnsi="Calibri" w:eastAsia="Microsoft YaHei" w:cs="Microsoft YaHei"/>
-          <w:b/>
-          <w:i/>
-          <w:color w:val="555555"/>
-          <w:sz w:val="19"/>
-        </w:rPr>
-        <w:t>在同一次输出的登记比对段中仍然完全可见</w:t>
-      </w:r>
-      <w:r>
-        <w:rPr>
-          <w:rFonts w:ascii="Calibri" w:hAnsi="Calibri" w:eastAsia="Microsoft YaHei" w:cs="Microsoft YaHei"/>
-          <w:i/>
-          <w:color w:val="555555"/>
-          <w:sz w:val="19"/>
-        </w:rPr>
         <w:t>，不作隐藏。</w:t>
       </w:r>
     </w:p>
     <w:p>
       <w:pPr>
-        <w:pStyle w:val="Heading2"/>
+        <w:pStyle w:val="Heading4"/>
         <w:spacing w:before="120" w:after="80"/>
       </w:pPr>
       <w:r>
         <w:rPr>
           <w:rFonts w:ascii="Calibri" w:hAnsi="Calibri" w:eastAsia="Microsoft YaHei" w:cs="Microsoft YaHei"/>
-          <w:sz w:val="27"/>
+          <w:sz w:val="22"/>
         </w:rPr>
         <w:t>2.3 测量层建设</w:t>
       </w:r>
@@ -4227,13 +3473,13 @@
     </w:p>
     <w:p>
       <w:pPr>
-        <w:pStyle w:val="Heading1"/>
-        <w:spacing w:before="200" w:after="80"/>
+        <w:pStyle w:val="Heading3"/>
+        <w:spacing w:before="120" w:after="80"/>
       </w:pPr>
       <w:r>
         <w:rPr>
           <w:rFonts w:ascii="Calibri" w:hAnsi="Calibri" w:eastAsia="Microsoft YaHei" w:cs="Microsoft YaHei"/>
-          <w:sz w:val="32"/>
+          <w:sz w:val="24"/>
         </w:rPr>
         <w:t>3 论文一：难度量纲的可公度性</w:t>
       </w:r>
@@ -4260,13 +3506,13 @@
     </w:p>
     <w:p>
       <w:pPr>
-        <w:pStyle w:val="Heading2"/>
+        <w:pStyle w:val="Heading4"/>
         <w:spacing w:before="120" w:after="80"/>
       </w:pPr>
       <w:r>
         <w:rPr>
           <w:rFonts w:ascii="Calibri" w:hAnsi="Calibri" w:eastAsia="Microsoft YaHei" w:cs="Microsoft YaHei"/>
-          <w:sz w:val="27"/>
+          <w:sz w:val="22"/>
         </w:rPr>
         <w:t>3.1 不稳定性命题的检验</w:t>
       </w:r>
@@ -4627,13 +3873,13 @@
     </w:p>
     <w:p>
       <w:pPr>
-        <w:pStyle w:val="Heading2"/>
+        <w:pStyle w:val="Heading4"/>
         <w:spacing w:before="120" w:after="80"/>
       </w:pPr>
       <w:r>
         <w:rPr>
           <w:rFonts w:ascii="Calibri" w:hAnsi="Calibri" w:eastAsia="Microsoft YaHei" w:cs="Microsoft YaHei"/>
-          <w:sz w:val="27"/>
+          <w:sz w:val="22"/>
         </w:rPr>
         <w:t>3.2 多信号融合的增益与其判据</w:t>
       </w:r>
@@ -4869,13 +4115,13 @@
     </w:p>
     <w:p>
       <w:pPr>
-        <w:pStyle w:val="Heading2"/>
+        <w:pStyle w:val="Heading4"/>
         <w:spacing w:before="120" w:after="80"/>
       </w:pPr>
       <w:r>
         <w:rPr>
           <w:rFonts w:ascii="Calibri" w:hAnsi="Calibri" w:eastAsia="Microsoft YaHei" w:cs="Microsoft YaHei"/>
-          <w:sz w:val="27"/>
+          <w:sz w:val="22"/>
         </w:rPr>
         <w:t>3.3 判据切换后的结论反转（本报告最重要的负结果）</w:t>
       </w:r>
@@ -5188,13 +4434,13 @@
     </w:p>
     <w:p>
       <w:pPr>
-        <w:pStyle w:val="Heading2"/>
+        <w:pStyle w:val="Heading4"/>
         <w:spacing w:before="120" w:after="80"/>
       </w:pPr>
       <w:r>
         <w:rPr>
           <w:rFonts w:ascii="Calibri" w:hAnsi="Calibri" w:eastAsia="Microsoft YaHei" w:cs="Microsoft YaHei"/>
-          <w:sz w:val="27"/>
+          <w:sz w:val="22"/>
         </w:rPr>
         <w:t>3.4 方向性错误的定位与样本量自适应收缩</w:t>
       </w:r>
@@ -5308,13 +4554,13 @@
     </w:p>
     <w:p>
       <w:pPr>
-        <w:pStyle w:val="Heading2"/>
+        <w:pStyle w:val="Heading4"/>
         <w:spacing w:before="120" w:after="80"/>
       </w:pPr>
       <w:r>
         <w:rPr>
           <w:rFonts w:ascii="Calibri" w:hAnsi="Calibri" w:eastAsia="Microsoft YaHei" w:cs="Microsoft YaHei"/>
-          <w:sz w:val="27"/>
+          <w:sz w:val="22"/>
         </w:rPr>
         <w:t>3.5 估计器优化：从"剔除"到"符号校正"</w:t>
       </w:r>
@@ -5663,13 +4909,13 @@
     </w:p>
     <w:p>
       <w:pPr>
-        <w:pStyle w:val="Heading2"/>
+        <w:pStyle w:val="Heading4"/>
         <w:spacing w:before="120" w:after="80"/>
       </w:pPr>
       <w:r>
         <w:rPr>
           <w:rFonts w:ascii="Calibri" w:hAnsi="Calibri" w:eastAsia="Microsoft YaHei" w:cs="Microsoft YaHei"/>
-          <w:sz w:val="27"/>
+          <w:sz w:val="22"/>
         </w:rPr>
         <w:t>3.6 知识树结构作为难度代理的负结果</w:t>
       </w:r>
@@ -5718,13 +4964,13 @@
     </w:p>
     <w:p>
       <w:pPr>
-        <w:pStyle w:val="Heading2"/>
+        <w:pStyle w:val="Heading4"/>
         <w:spacing w:before="120" w:after="80"/>
       </w:pPr>
       <w:r>
         <w:rPr>
           <w:rFonts w:ascii="Calibri" w:hAnsi="Calibri" w:eastAsia="Microsoft YaHei" w:cs="Microsoft YaHei"/>
-          <w:sz w:val="27"/>
+          <w:sz w:val="22"/>
         </w:rPr>
         <w:t>3.7 最优错误率的描述性证据与因果识别的未竟之处</w:t>
       </w:r>
@@ -6253,7 +5499,7 @@
           <w:rFonts w:ascii="Calibri" w:hAnsi="Calibri" w:eastAsia="Microsoft YaHei" w:cs="Microsoft YaHei"/>
           <w:sz w:val="21"/>
         </w:rPr>
-        <w:t xml:space="preserve"> 按单值看，"80–85% 成功率是众数"这句话</w:t>
+        <w:t xml:space="preserve"> 按单值看，「80–85% 成功率是众数」这句话</w:t>
       </w:r>
       <w:r>
         <w:rPr>
@@ -6268,7 +5514,67 @@
           <w:rFonts w:ascii="Calibri" w:hAnsi="Calibri" w:eastAsia="Microsoft YaHei" w:cs="Microsoft YaHei"/>
           <w:sz w:val="21"/>
         </w:rPr>
-        <w:t xml:space="preserve">：错误率 0.25（30,899 窗）多于错误率 0.15 与 0.20 各自（由 </w:t>
+        <w:t>：错误率 0.25（</w:t>
+      </w:r>
+      <w:r>
+        <w:rPr>
+          <w:rFonts w:ascii="Calibri" w:hAnsi="Calibri" w:eastAsia="Microsoft YaHei" w:cs="Microsoft YaHei"/>
+          <w:b/>
+          <w:sz w:val="21"/>
+        </w:rPr>
+        <w:t>30,899</w:t>
+      </w:r>
+      <w:r>
+        <w:rPr>
+          <w:rFonts w:ascii="Calibri" w:hAnsi="Calibri" w:eastAsia="Microsoft YaHei" w:cs="Microsoft YaHei"/>
+          <w:sz w:val="21"/>
+        </w:rPr>
+        <w:t xml:space="preserve"> 窗）多于错误率 0.15 与 0.20 各自（</w:t>
+      </w:r>
+      <w:r>
+        <w:rPr>
+          <w:rFonts w:ascii="Calibri" w:hAnsi="Calibri" w:eastAsia="Microsoft YaHei" w:cs="Microsoft YaHei"/>
+          <w:b/>
+          <w:sz w:val="21"/>
+        </w:rPr>
+        <w:t>2026-09-29 更正</w:t>
+      </w:r>
+      <w:r>
+        <w:rPr>
+          <w:rFonts w:ascii="Calibri" w:hAnsi="Calibri" w:eastAsia="Microsoft YaHei" w:cs="Microsoft YaHei"/>
+          <w:sz w:val="21"/>
+        </w:rPr>
+        <w:t xml:space="preserve">：精确值为 0.20 = </w:t>
+      </w:r>
+      <w:r>
+        <w:rPr>
+          <w:rFonts w:ascii="Calibri" w:hAnsi="Calibri" w:eastAsia="Microsoft YaHei" w:cs="Microsoft YaHei"/>
+          <w:b/>
+          <w:sz w:val="21"/>
+        </w:rPr>
+        <w:t>30,061</w:t>
+      </w:r>
+      <w:r>
+        <w:rPr>
+          <w:rFonts w:ascii="Calibri" w:hAnsi="Calibri" w:eastAsia="Microsoft YaHei" w:cs="Microsoft YaHei"/>
+          <w:sz w:val="21"/>
+        </w:rPr>
+        <w:t xml:space="preserve"> 窗、0.15 = </w:t>
+      </w:r>
+      <w:r>
+        <w:rPr>
+          <w:rFonts w:ascii="Calibri" w:hAnsi="Calibri" w:eastAsia="Microsoft YaHei" w:cs="Microsoft YaHei"/>
+          <w:b/>
+          <w:sz w:val="21"/>
+        </w:rPr>
+        <w:t>26,151</w:t>
+      </w:r>
+      <w:r>
+        <w:rPr>
+          <w:rFonts w:ascii="Calibri" w:hAnsi="Calibri" w:eastAsia="Microsoft YaHei" w:cs="Microsoft YaHei"/>
+          <w:sz w:val="21"/>
+        </w:rPr>
+        <w:t xml:space="preserve"> 窗；此前的 30,074 / 26,138 系由 </w:t>
       </w:r>
       <w:r>
         <w:rPr>
@@ -6282,7 +5588,52 @@
           <w:rFonts w:ascii="Calibri" w:hAnsi="Calibri" w:eastAsia="Microsoft YaHei" w:cs="Microsoft YaHei"/>
           <w:sz w:val="21"/>
         </w:rPr>
-        <w:t xml:space="preserve"> 反推，0.20 ≈ 30,074 窗、0.15 ≈ 26,138 窗）。</w:t>
+        <w:t xml:space="preserve"> 反推所得，现已有精确值，按第二次更正表替换）。 </w:t>
+      </w:r>
+      <w:r>
+        <w:rPr>
+          <w:rFonts w:ascii="Calibri" w:hAnsi="Calibri" w:eastAsia="Microsoft YaHei" w:cs="Microsoft YaHei"/>
+          <w:b/>
+          <w:sz w:val="21"/>
+        </w:rPr>
+        <w:t>须并列（审阅意见 3.3）</w:t>
+      </w:r>
+      <w:r>
+        <w:rPr>
+          <w:rFonts w:ascii="Calibri" w:hAnsi="Calibri" w:eastAsia="Microsoft YaHei" w:cs="Microsoft YaHei"/>
+          <w:sz w:val="21"/>
+        </w:rPr>
+        <w:t>：</w:t>
+      </w:r>
+      <w:r>
+        <w:rPr>
+          <w:rFonts w:ascii="Calibri" w:hAnsi="Calibri" w:eastAsia="Microsoft YaHei" w:cs="Microsoft YaHei"/>
+          <w:b/>
+          <w:sz w:val="21"/>
+        </w:rPr>
+        <w:t>众数不是最优值</w:t>
+      </w:r>
+      <w:r>
+        <w:rPr>
+          <w:rFonts w:ascii="Calibri" w:hAnsi="Calibri" w:eastAsia="Microsoft YaHei" w:cs="Microsoft YaHei"/>
+          <w:sz w:val="21"/>
+        </w:rPr>
+        <w:t>。本节只说明「80–85% 是众数」这一描述性说法不成立，</w:t>
+      </w:r>
+      <w:r>
+        <w:rPr>
+          <w:rFonts w:ascii="Calibri" w:hAnsi="Calibri" w:eastAsia="Microsoft YaHei" w:cs="Microsoft YaHei"/>
+          <w:b/>
+          <w:sz w:val="21"/>
+        </w:rPr>
+        <w:t>不对 85% 规则（15.87%）或先行研究的 80.7% 作任何方向的支持或反驳判定</w:t>
+      </w:r>
+      <w:r>
+        <w:rPr>
+          <w:rFonts w:ascii="Calibri" w:hAnsi="Calibri" w:eastAsia="Microsoft YaHei" w:cs="Microsoft YaHei"/>
+          <w:sz w:val="21"/>
+        </w:rPr>
+        <w:t>；本分布是「所经历难度」的描述性分布，不是对最优值的检验。</w:t>
       </w:r>
     </w:p>
     <w:p>
@@ -6296,14 +5647,29 @@
           <w:b/>
           <w:sz w:val="21"/>
         </w:rPr>
-        <w:t>旧稿"与 85% 规则的 15.87% 和先行研究的 80.7% 均相容"一句不成立。</w:t>
-      </w:r>
-      <w:r>
-        <w:rPr>
-          <w:rFonts w:ascii="Calibri" w:hAnsi="Calibri" w:eastAsia="Microsoft YaHei" w:cs="Microsoft YaHei"/>
-          <w:sz w:val="21"/>
-        </w:rPr>
-        <w:t xml:space="preserve"> 该句建立在伪影之上，已撤回。分布的单值众数</w:t>
+        <w:t>旧稿"与 85% 规则的 15.87% 和先行研究的 80.7% 均相容"一句已撤回</w:t>
+      </w:r>
+      <w:r>
+        <w:rPr>
+          <w:rFonts w:ascii="Calibri" w:hAnsi="Calibri" w:eastAsia="Microsoft YaHei" w:cs="Microsoft YaHei"/>
+          <w:sz w:val="21"/>
+        </w:rPr>
+        <w:t>——该句建立在伪影之上；</w:t>
+      </w:r>
+      <w:r>
+        <w:rPr>
+          <w:rFonts w:ascii="Calibri" w:hAnsi="Calibri" w:eastAsia="Microsoft YaHei" w:cs="Microsoft YaHei"/>
+          <w:b/>
+          <w:sz w:val="21"/>
+        </w:rPr>
+        <w:t>且按审阅 3.3，本分布是所经历难度的分布、不是对最优值的检验，故对 85% 规则与 80.7% 既不能断言相容、也不能断言不相容</w:t>
+      </w:r>
+      <w:r>
+        <w:rPr>
+          <w:rFonts w:ascii="Calibri" w:hAnsi="Calibri" w:eastAsia="Microsoft YaHei" w:cs="Microsoft YaHei"/>
+          <w:sz w:val="21"/>
+        </w:rPr>
+        <w:t>。分布的单值众数</w:t>
       </w:r>
       <w:r>
         <w:rPr>
@@ -6574,7 +5940,7 @@
           <w:rFonts w:ascii="Calibri" w:hAnsi="Calibri" w:eastAsia="Microsoft YaHei" w:cs="Microsoft YaHei"/>
           <w:sz w:val="21"/>
         </w:rPr>
-        <w:t xml:space="preserve"> 原设计的双重稳健（AIPW/DR）离策略评估、剂量—反应曲线拟合、非单调性检验与五前提分解</w:t>
+        <w:t xml:space="preserve"> 原设计的双重稳健（AIPW/DR）离策略评估与剂量—反应曲线拟合（按冻结识别策略 LF-CIS-2026-09-22 执行，剂量取原始错误条数口径，非原预注册前向标定版本）</w:t>
       </w:r>
       <w:r>
         <w:rPr>
@@ -6582,14 +5948,44 @@
           <w:b/>
           <w:sz w:val="21"/>
         </w:rPr>
-        <w:t>均未执行</w:t>
-      </w:r>
-      <w:r>
-        <w:rPr>
-          <w:rFonts w:ascii="Calibri" w:hAnsi="Calibri" w:eastAsia="Microsoft YaHei" w:cs="Microsoft YaHei"/>
-          <w:sz w:val="21"/>
-        </w:rPr>
-        <w:t>，详见第 9 节。分布证据本身只在描述层面成立，且该分布是</w:t>
+        <w:t>已于 2026-09-24 执行，但未通过预注册的阳性对照标准，且实现与冻结文档（LF-CIS-2026-09-22）不一致，故其结果不可解释</w:t>
+      </w:r>
+      <w:r>
+        <w:rPr>
+          <w:rFonts w:ascii="Calibri" w:hAnsi="Calibri" w:eastAsia="Microsoft YaHei" w:cs="Microsoft YaHei"/>
+          <w:sz w:val="21"/>
+        </w:rPr>
+        <w:t>，本稿不作确认性解读；因果侧已从 M1 拆出，转入计划书 §7.1 节表第 4 行的第四篇论文（详见 M1 §8.2）。其余两项——非单调性检验与五前提正式排序检验——</w:t>
+      </w:r>
+      <w:r>
+        <w:rPr>
+          <w:rFonts w:ascii="Calibri" w:hAnsi="Calibri" w:eastAsia="Microsoft YaHei" w:cs="Microsoft YaHei"/>
+          <w:b/>
+          <w:sz w:val="21"/>
+        </w:rPr>
+        <w:t>仍未执行</w:t>
+      </w:r>
+      <w:r>
+        <w:rPr>
+          <w:rFonts w:ascii="Calibri" w:hAnsi="Calibri" w:eastAsia="Microsoft YaHei" w:cs="Microsoft YaHei"/>
+          <w:sz w:val="21"/>
+        </w:rPr>
+        <w:t>，详见第 9 节。</w:t>
+      </w:r>
+      <w:r>
+        <w:rPr>
+          <w:rFonts w:ascii="Calibri" w:hAnsi="Calibri" w:eastAsia="Microsoft YaHei" w:cs="Microsoft YaHei"/>
+          <w:b/>
+          <w:sz w:val="21"/>
+        </w:rPr>
+        <w:t>（时点提示：若最终提交 tag 早于 2026-09-24，按审阅 2.1②「tag 之后的工作不进入提交件」，本节应回退为「未执行」。)</w:t>
+      </w:r>
+      <w:r>
+        <w:rPr>
+          <w:rFonts w:ascii="Calibri" w:hAnsi="Calibri" w:eastAsia="Microsoft YaHei" w:cs="Microsoft YaHei"/>
+          <w:sz w:val="21"/>
+        </w:rPr>
+        <w:t>分布证据本身只在描述层面成立，且该分布是</w:t>
       </w:r>
       <w:r>
         <w:rPr>
@@ -6617,13 +6013,13 @@
     </w:p>
     <w:p>
       <w:pPr>
-        <w:pStyle w:val="Heading1"/>
-        <w:spacing w:before="200" w:after="80"/>
+        <w:pStyle w:val="Heading3"/>
+        <w:spacing w:before="120" w:after="80"/>
       </w:pPr>
       <w:r>
         <w:rPr>
           <w:rFonts w:ascii="Calibri" w:hAnsi="Calibri" w:eastAsia="Microsoft YaHei" w:cs="Microsoft YaHei"/>
-          <w:sz w:val="32"/>
+          <w:sz w:val="24"/>
         </w:rPr>
         <w:t>4 论文二：多干预并存学习系统的冲突结构审计</w:t>
       </w:r>
@@ -6650,13 +6046,13 @@
     </w:p>
     <w:p>
       <w:pPr>
-        <w:pStyle w:val="Heading2"/>
+        <w:pStyle w:val="Heading4"/>
         <w:spacing w:before="120" w:after="80"/>
       </w:pPr>
       <w:r>
         <w:rPr>
           <w:rFonts w:ascii="Calibri" w:hAnsi="Calibri" w:eastAsia="Microsoft YaHei" w:cs="Microsoft YaHei"/>
-          <w:sz w:val="27"/>
+          <w:sz w:val="22"/>
         </w:rPr>
         <w:t>4.1 审计方法与证伪条件</w:t>
       </w:r>
@@ -6980,13 +6376,13 @@
     </w:p>
     <w:p>
       <w:pPr>
-        <w:pStyle w:val="Heading2"/>
+        <w:pStyle w:val="Heading4"/>
         <w:spacing w:before="120" w:after="80"/>
       </w:pPr>
       <w:r>
         <w:rPr>
           <w:rFonts w:ascii="Calibri" w:hAnsi="Calibri" w:eastAsia="Microsoft YaHei" w:cs="Microsoft YaHei"/>
-          <w:sz w:val="27"/>
+          <w:sz w:val="22"/>
         </w:rPr>
         <w:t>4.2 四项实测结果</w:t>
       </w:r>
@@ -7828,7 +7224,7 @@
           <w:color w:val="555555"/>
           <w:sz w:val="19"/>
         </w:rPr>
-        <w:t>docs/M2_路线A_B决策备忘.md</w:t>
+        <w:t>`LearnFlow_研究设计与审阅档案.md</w:t>
       </w:r>
       <w:r>
         <w:rPr>
@@ -7837,18 +7233,37 @@
           <w:color w:val="555555"/>
           <w:sz w:val="19"/>
         </w:rPr>
-        <w:t>。</w:t>
+        <w:t>（</w:t>
+      </w:r>
+      <w:r>
+        <w:rPr>
+          <w:rFonts w:ascii="Calibri" w:hAnsi="Calibri" w:eastAsia="Microsoft YaHei" w:cs="Microsoft YaHei"/>
+          <w:b/>
+          <w:i/>
+          <w:color w:val="555555"/>
+          <w:sz w:val="19"/>
+        </w:rPr>
+        <w:t>其内容即本档第七部</w:t>
+      </w:r>
+      <w:r>
+        <w:rPr>
+          <w:rFonts w:ascii="Calibri" w:hAnsi="Calibri" w:eastAsia="Microsoft YaHei" w:cs="Microsoft YaHei"/>
+          <w:i/>
+          <w:color w:val="555555"/>
+          <w:sz w:val="19"/>
+        </w:rPr>
+        <w:t>，本档为二者的合并产物）（§5 M2 路线 A/B 决策备忘）`。</w:t>
       </w:r>
     </w:p>
     <w:p>
       <w:pPr>
-        <w:pStyle w:val="Heading2"/>
+        <w:pStyle w:val="Heading4"/>
         <w:spacing w:before="120" w:after="80"/>
       </w:pPr>
       <w:r>
         <w:rPr>
           <w:rFonts w:ascii="Calibri" w:hAnsi="Calibri" w:eastAsia="Microsoft YaHei" w:cs="Microsoft YaHei"/>
-          <w:sz w:val="27"/>
+          <w:sz w:val="22"/>
         </w:rPr>
         <w:t>4.3 主线结论与审计方法的自我报告</w:t>
       </w:r>
@@ -8354,14 +7769,29 @@
           <w:rFonts w:ascii="Consolas" w:hAnsi="Consolas" w:eastAsia="Microsoft YaHei" w:cs="Microsoft YaHei"/>
           <w:sz w:val="21"/>
         </w:rPr>
-        <w:t>docs/M2_路线A_B决策备忘.md</w:t>
-      </w:r>
-      <w:r>
-        <w:rPr>
-          <w:rFonts w:ascii="Calibri" w:hAnsi="Calibri" w:eastAsia="Microsoft YaHei" w:cs="Microsoft YaHei"/>
-          <w:sz w:val="21"/>
-        </w:rPr>
-        <w:t>；</w:t>
+        <w:t>`LearnFlow_研究设计与审阅档案.md</w:t>
+      </w:r>
+      <w:r>
+        <w:rPr>
+          <w:rFonts w:ascii="Calibri" w:hAnsi="Calibri" w:eastAsia="Microsoft YaHei" w:cs="Microsoft YaHei"/>
+          <w:sz w:val="21"/>
+        </w:rPr>
+        <w:t>（</w:t>
+      </w:r>
+      <w:r>
+        <w:rPr>
+          <w:rFonts w:ascii="Calibri" w:hAnsi="Calibri" w:eastAsia="Microsoft YaHei" w:cs="Microsoft YaHei"/>
+          <w:b/>
+          <w:sz w:val="21"/>
+        </w:rPr>
+        <w:t>其内容即本档第七部</w:t>
+      </w:r>
+      <w:r>
+        <w:rPr>
+          <w:rFonts w:ascii="Calibri" w:hAnsi="Calibri" w:eastAsia="Microsoft YaHei" w:cs="Microsoft YaHei"/>
+          <w:sz w:val="21"/>
+        </w:rPr>
+        <w:t>，本档为二者的合并产物）（§5 M2 路线 A/B 决策备忘）`；</w:t>
       </w:r>
       <w:r>
         <w:rPr>
@@ -8389,13 +7819,13 @@
     </w:p>
     <w:p>
       <w:pPr>
-        <w:pStyle w:val="Heading1"/>
-        <w:spacing w:before="200" w:after="80"/>
+        <w:pStyle w:val="Heading3"/>
+        <w:spacing w:before="120" w:after="80"/>
       </w:pPr>
       <w:r>
         <w:rPr>
           <w:rFonts w:ascii="Calibri" w:hAnsi="Calibri" w:eastAsia="Microsoft YaHei" w:cs="Microsoft YaHei"/>
-          <w:sz w:val="32"/>
+          <w:sz w:val="24"/>
         </w:rPr>
         <w:t>5 论文三：有序难度决策与大模型难度先验的可靠性边界</w:t>
       </w:r>
@@ -8422,13 +7852,13 @@
     </w:p>
     <w:p>
       <w:pPr>
-        <w:pStyle w:val="Heading2"/>
+        <w:pStyle w:val="Heading4"/>
         <w:spacing w:before="120" w:after="80"/>
       </w:pPr>
       <w:r>
         <w:rPr>
           <w:rFonts w:ascii="Calibri" w:hAnsi="Calibri" w:eastAsia="Microsoft YaHei" w:cs="Microsoft YaHei"/>
-          <w:sz w:val="27"/>
+          <w:sz w:val="22"/>
         </w:rPr>
         <w:t>5.1 有序动作空间的实证基础</w:t>
       </w:r>
@@ -8691,13 +8121,13 @@
     </w:p>
     <w:p>
       <w:pPr>
-        <w:pStyle w:val="Heading2"/>
+        <w:pStyle w:val="Heading4"/>
         <w:spacing w:before="120" w:after="80"/>
       </w:pPr>
       <w:r>
         <w:rPr>
           <w:rFonts w:ascii="Calibri" w:hAnsi="Calibri" w:eastAsia="Microsoft YaHei" w:cs="Microsoft YaHei"/>
-          <w:sz w:val="27"/>
+          <w:sz w:val="22"/>
         </w:rPr>
         <w:t>5.2 真实臂上的策略比较（奖励 = 即时成功率）：初步观察，不构成结论</w:t>
       </w:r>
@@ -9154,13 +8584,13 @@
     </w:p>
     <w:p>
       <w:pPr>
-        <w:pStyle w:val="Heading2"/>
+        <w:pStyle w:val="Heading4"/>
         <w:spacing w:before="120" w:after="80"/>
       </w:pPr>
       <w:r>
         <w:rPr>
           <w:rFonts w:ascii="Calibri" w:hAnsi="Calibri" w:eastAsia="Microsoft YaHei" w:cs="Microsoft YaHei"/>
-          <w:sz w:val="27"/>
+          <w:sz w:val="22"/>
         </w:rPr>
         <w:t>5.3 单一模型的难度先验可靠性边界</w:t>
       </w:r>
@@ -9228,7 +8658,83 @@
           <w:color w:val="555555"/>
           <w:sz w:val="19"/>
         </w:rPr>
-        <w:t xml:space="preserve">。本节及本报告全部相关表述已限定为"单一模型"。  | 项 | 实测 | |---|---| | 模型标签 | </w:t>
+        <w:t>。本节及本报告全部相关表述已限定为"单一模型"。（</w:t>
+      </w:r>
+      <w:r>
+        <w:rPr>
+          <w:rFonts w:ascii="Calibri" w:hAnsi="Calibri" w:eastAsia="Microsoft YaHei" w:cs="Microsoft YaHei"/>
+          <w:b/>
+          <w:i/>
+          <w:color w:val="555555"/>
+          <w:sz w:val="19"/>
+        </w:rPr>
+        <w:t>2026-09-29 按审阅 §6.2② 更新</w:t>
+      </w:r>
+      <w:r>
+        <w:rPr>
+          <w:rFonts w:ascii="Calibri" w:hAnsi="Calibri" w:eastAsia="Microsoft YaHei" w:cs="Microsoft YaHei"/>
+          <w:i/>
+          <w:color w:val="555555"/>
+          <w:sz w:val="19"/>
+        </w:rPr>
+        <w:t>：M3 已补齐</w:t>
+      </w:r>
+      <w:r>
+        <w:rPr>
+          <w:rFonts w:ascii="Calibri" w:hAnsi="Calibri" w:eastAsia="Microsoft YaHei" w:cs="Microsoft YaHei"/>
+          <w:b/>
+          <w:i/>
+          <w:color w:val="555555"/>
+          <w:sz w:val="19"/>
+        </w:rPr>
+        <w:t>本地开放权重模型</w:t>
+      </w:r>
+      <w:r>
+        <w:rPr>
+          <w:rFonts w:ascii="Calibri" w:hAnsi="Calibri" w:eastAsia="Microsoft YaHei" w:cs="Microsoft YaHei"/>
+          <w:i/>
+          <w:color w:val="555555"/>
+          <w:sz w:val="19"/>
+        </w:rPr>
+        <w:t xml:space="preserve"> 4 族 × 3 档共 11 个单元格的标注矩阵，标题口径随之由「单一模型」改为「本地开放权重模型（≤47B、4 比特级量化）」；但仍</w:t>
+      </w:r>
+      <w:r>
+        <w:rPr>
+          <w:rFonts w:ascii="Calibri" w:hAnsi="Calibri" w:eastAsia="Microsoft YaHei" w:cs="Microsoft YaHei"/>
+          <w:b/>
+          <w:i/>
+          <w:color w:val="555555"/>
+          <w:sz w:val="19"/>
+        </w:rPr>
+        <w:t>不含前沿 API 模型</w:t>
+      </w:r>
+      <w:r>
+        <w:rPr>
+          <w:rFonts w:ascii="Calibri" w:hAnsi="Calibri" w:eastAsia="Microsoft YaHei" w:cs="Microsoft YaHei"/>
+          <w:i/>
+          <w:color w:val="555555"/>
+          <w:sz w:val="19"/>
+        </w:rPr>
+        <w:t>，故仍</w:t>
+      </w:r>
+      <w:r>
+        <w:rPr>
+          <w:rFonts w:ascii="Calibri" w:hAnsi="Calibri" w:eastAsia="Microsoft YaHei" w:cs="Microsoft YaHei"/>
+          <w:b/>
+          <w:i/>
+          <w:color w:val="555555"/>
+          <w:sz w:val="19"/>
+        </w:rPr>
+        <w:t>不得</w:t>
+      </w:r>
+      <w:r>
+        <w:rPr>
+          <w:rFonts w:ascii="Calibri" w:hAnsi="Calibri" w:eastAsia="Microsoft YaHei" w:cs="Microsoft YaHei"/>
+          <w:i/>
+          <w:color w:val="555555"/>
+          <w:sz w:val="19"/>
+        </w:rPr>
+        <w:t xml:space="preserve">上升为对「LLM」的一般性命题。）  | 项 | 实测 | |---|---| | 模型标签 | </w:t>
       </w:r>
       <w:r>
         <w:rPr>
@@ -9702,7 +9208,7 @@
           <w:b/>
           <w:sz w:val="21"/>
         </w:rPr>
-        <w:t>在单一模型上</w:t>
+        <w:t>在本地开放权重模型（4 族 × 3 档 11 格）上</w:t>
       </w:r>
       <w:r>
         <w:rPr>
@@ -9759,13 +9265,13 @@
     </w:p>
     <w:p>
       <w:pPr>
-        <w:pStyle w:val="Heading2"/>
+        <w:pStyle w:val="Heading4"/>
         <w:spacing w:before="120" w:after="80"/>
       </w:pPr>
       <w:r>
         <w:rPr>
           <w:rFonts w:ascii="Calibri" w:hAnsi="Calibri" w:eastAsia="Microsoft YaHei" w:cs="Microsoft YaHei"/>
-          <w:sz w:val="27"/>
+          <w:sz w:val="22"/>
         </w:rPr>
         <w:t>5.4 协议审计：可用性分级、工程教训与一处方法论更正</w:t>
       </w:r>
@@ -10893,13 +10399,13 @@
     </w:p>
     <w:p>
       <w:pPr>
-        <w:pStyle w:val="Heading2"/>
+        <w:pStyle w:val="Heading4"/>
         <w:spacing w:before="120" w:after="80"/>
       </w:pPr>
       <w:r>
         <w:rPr>
           <w:rFonts w:ascii="Calibri" w:hAnsi="Calibri" w:eastAsia="Microsoft YaHei" w:cs="Microsoft YaHei"/>
-          <w:sz w:val="27"/>
+          <w:sz w:val="22"/>
         </w:rPr>
         <w:t>5.5 一条反向边界</w:t>
       </w:r>
@@ -10922,6 +10428,373 @@
           <w:sz w:val="21"/>
         </w:rPr>
         <w:t>知识树结构不能充当难度序的代理。</w:t>
+      </w:r>
+    </w:p>
+    <w:p>
+      <w:pPr>
+        <w:pStyle w:val="Heading4"/>
+        <w:spacing w:before="120" w:after="80"/>
+      </w:pPr>
+      <w:r>
+        <w:rPr>
+          <w:rFonts w:ascii="Calibri" w:hAnsi="Calibri" w:eastAsia="Microsoft YaHei" w:cs="Microsoft YaHei"/>
+          <w:sz w:val="22"/>
+        </w:rPr>
+        <w:t>5.6 论文四：信度结构化组合难度估计（审阅 §4.4 降格为方法讨论稿，不作独立投稿）</w:t>
+      </w:r>
+    </w:p>
+    <w:p>
+      <w:pPr>
+        <w:spacing w:after="120"/>
+      </w:pPr>
+      <w:r>
+        <w:rPr>
+          <w:rFonts w:ascii="Calibri" w:hAnsi="Calibri" w:eastAsia="Microsoft YaHei" w:cs="Microsoft YaHei"/>
+          <w:b/>
+          <w:sz w:val="21"/>
+        </w:rPr>
+        <w:t>定位与去向</w:t>
+      </w:r>
+      <w:r>
+        <w:rPr>
+          <w:rFonts w:ascii="Calibri" w:hAnsi="Calibri" w:eastAsia="Microsoft YaHei" w:cs="Microsoft YaHei"/>
+          <w:sz w:val="21"/>
+        </w:rPr>
+        <w:t>。M4 回答的是"在只有日志、没有外部难度标签的冷启动条件下，多个难度信号应当如何组合"。按审阅意见 §4.4，</w:t>
+      </w:r>
+      <w:r>
+        <w:rPr>
+          <w:rFonts w:ascii="Calibri" w:hAnsi="Calibri" w:eastAsia="Microsoft YaHei" w:cs="Microsoft YaHei"/>
+          <w:b/>
+          <w:sz w:val="21"/>
+        </w:rPr>
+        <w:t>M4 不作为独立稿件投出</w:t>
+      </w:r>
+      <w:r>
+        <w:rPr>
+          <w:rFonts w:ascii="Calibri" w:hAnsi="Calibri" w:eastAsia="Microsoft YaHei" w:cs="Microsoft YaHei"/>
+          <w:sz w:val="21"/>
+        </w:rPr>
+        <w:t>：其经验部分与 M1 共用数据、标签与基线，M4-E 是在同一数据上看到失败后做出的修正。是否并入 M1 方法部分一节，或先在新数据集上做预先登记的确认性检验，</w:t>
+      </w:r>
+      <w:r>
+        <w:rPr>
+          <w:rFonts w:ascii="Calibri" w:hAnsi="Calibri" w:eastAsia="Microsoft YaHei" w:cs="Microsoft YaHei"/>
+          <w:b/>
+          <w:sz w:val="21"/>
+        </w:rPr>
+        <w:t>2026-11-03 决定</w:t>
+      </w:r>
+      <w:r>
+        <w:rPr>
+          <w:rFonts w:ascii="Calibri" w:hAnsi="Calibri" w:eastAsia="Microsoft YaHei" w:cs="Microsoft YaHei"/>
+          <w:sz w:val="21"/>
+        </w:rPr>
+        <w:t>；决定前不追加新实验（详见计划书 §7.1 表第 4 行）。本节据其完整稿要点如实记录进展，不作独立结论主张。</w:t>
+      </w:r>
+    </w:p>
+    <w:p>
+      <w:pPr>
+        <w:spacing w:after="120"/>
+      </w:pPr>
+      <w:r>
+        <w:rPr>
+          <w:rFonts w:ascii="Calibri" w:hAnsi="Calibri" w:eastAsia="Microsoft YaHei" w:cs="Microsoft YaHei"/>
+          <w:b/>
+          <w:sz w:val="21"/>
+        </w:rPr>
+        <w:t>方法链条</w:t>
+      </w:r>
+      <w:r>
+        <w:rPr>
+          <w:rFonts w:ascii="Calibri" w:hAnsi="Calibri" w:eastAsia="Microsoft YaHei" w:cs="Microsoft YaHei"/>
+          <w:sz w:val="21"/>
+        </w:rPr>
+        <w:t xml:space="preserve">。已部署的 </w:t>
+      </w:r>
+      <w:r>
+        <w:rPr>
+          <w:rFonts w:ascii="Consolas" w:hAnsi="Consolas" w:eastAsia="Microsoft YaHei" w:cs="Microsoft YaHei"/>
+          <w:sz w:val="21"/>
+        </w:rPr>
+        <w:t>srw7</w:t>
+      </w:r>
+      <w:r>
+        <w:rPr>
+          <w:rFonts w:ascii="Calibri" w:hAnsi="Calibri" w:eastAsia="Microsoft YaHei" w:cs="Microsoft YaHei"/>
+          <w:sz w:val="21"/>
+        </w:rPr>
+        <w:t xml:space="preserve"> 估计器（符号校正 + 折半信度加权 + 样本量收缩 λ(k)）直接以信度为组合权重。M4 提出四个结构性改进：</w:t>
+      </w:r>
+      <w:r>
+        <w:rPr>
+          <w:rFonts w:ascii="Calibri" w:hAnsi="Calibri" w:eastAsia="Microsoft YaHei" w:cs="Microsoft YaHei"/>
+          <w:b/>
+          <w:sz w:val="21"/>
+        </w:rPr>
+        <w:t>M4-A</w:t>
+      </w:r>
+      <w:r>
+        <w:rPr>
+          <w:rFonts w:ascii="Calibri" w:hAnsi="Calibri" w:eastAsia="Microsoft YaHei" w:cs="Microsoft YaHei"/>
+          <w:sz w:val="21"/>
+        </w:rPr>
+        <w:t xml:space="preserve"> 以秩相关估计信号协方差以抗 ECDF–logit 变换尾部；</w:t>
+      </w:r>
+      <w:r>
+        <w:rPr>
+          <w:rFonts w:ascii="Calibri" w:hAnsi="Calibri" w:eastAsia="Microsoft YaHei" w:cs="Microsoft YaHei"/>
+          <w:b/>
+          <w:sz w:val="21"/>
+        </w:rPr>
+        <w:t>M4-B</w:t>
+      </w:r>
+      <w:r>
+        <w:rPr>
+          <w:rFonts w:ascii="Calibri" w:hAnsi="Calibri" w:eastAsia="Microsoft YaHei" w:cs="Microsoft YaHei"/>
+          <w:sz w:val="21"/>
+        </w:rPr>
+        <w:t xml:space="preserve"> 在单因子模型下给出最优线性组合权重 β = V⁻¹q（q_k = sgn_k√ρ_k），V⁻¹ 自动消除列间共线；</w:t>
+      </w:r>
+      <w:r>
+        <w:rPr>
+          <w:rFonts w:ascii="Calibri" w:hAnsi="Calibri" w:eastAsia="Microsoft YaHei" w:cs="Microsoft YaHei"/>
+          <w:b/>
+          <w:sz w:val="21"/>
+        </w:rPr>
+        <w:t>M4-C</w:t>
+      </w:r>
+      <w:r>
+        <w:rPr>
+          <w:rFonts w:ascii="Calibri" w:hAnsi="Calibri" w:eastAsia="Microsoft YaHei" w:cs="Microsoft YaHei"/>
+          <w:sz w:val="21"/>
+        </w:rPr>
+        <w:t xml:space="preserve"> 使 λ = Σ|β_aux|/Σ|β| 成为</w:t>
+      </w:r>
+      <w:r>
+        <w:rPr>
+          <w:rFonts w:ascii="Calibri" w:hAnsi="Calibri" w:eastAsia="Microsoft YaHei" w:cs="Microsoft YaHei"/>
+          <w:b/>
+          <w:sz w:val="21"/>
+        </w:rPr>
+        <w:t>诊断量而非超参数</w:t>
+      </w:r>
+      <w:r>
+        <w:rPr>
+          <w:rFonts w:ascii="Calibri" w:hAnsi="Calibri" w:eastAsia="Microsoft YaHei" w:cs="Microsoft YaHei"/>
+          <w:sz w:val="21"/>
+        </w:rPr>
+        <w:t>；</w:t>
+      </w:r>
+      <w:r>
+        <w:rPr>
+          <w:rFonts w:ascii="Calibri" w:hAnsi="Calibri" w:eastAsia="Microsoft YaHei" w:cs="Microsoft YaHei"/>
+          <w:b/>
+          <w:sz w:val="21"/>
+        </w:rPr>
+        <w:t>M4-D</w:t>
+      </w:r>
+      <w:r>
+        <w:rPr>
+          <w:rFonts w:ascii="Calibri" w:hAnsi="Calibri" w:eastAsia="Microsoft YaHei" w:cs="Microsoft YaHei"/>
+          <w:sz w:val="21"/>
+        </w:rPr>
+        <w:t xml:space="preserve"> 以 Spearman–Brown 公式在部分可观测下为每题赋局部信度。</w:t>
+      </w:r>
+    </w:p>
+    <w:p>
+      <w:pPr>
+        <w:spacing w:after="120"/>
+      </w:pPr>
+      <w:r>
+        <w:rPr>
+          <w:rFonts w:ascii="Calibri" w:hAnsi="Calibri" w:eastAsia="Microsoft YaHei" w:cs="Microsoft YaHei"/>
+          <w:b/>
+          <w:sz w:val="21"/>
+        </w:rPr>
+        <w:t>可加分离恒等式（命题 P1）及其失效</w:t>
+      </w:r>
+      <w:r>
+        <w:rPr>
+          <w:rFonts w:ascii="Calibri" w:hAnsi="Calibri" w:eastAsia="Microsoft YaHei" w:cs="Microsoft YaHei"/>
+          <w:sz w:val="21"/>
+        </w:rPr>
+        <w:t>。在可加分离的对数几率证据下，成对 Bradley–Terry 聚合与加权线性组合给出</w:t>
+      </w:r>
+      <w:r>
+        <w:rPr>
+          <w:rFonts w:ascii="Calibri" w:hAnsi="Calibri" w:eastAsia="Microsoft YaHei" w:cs="Microsoft YaHei"/>
+          <w:b/>
+          <w:sz w:val="21"/>
+        </w:rPr>
+        <w:t>相同排序</w:t>
+      </w:r>
+      <w:r>
+        <w:rPr>
+          <w:rFonts w:ascii="Calibri" w:hAnsi="Calibri" w:eastAsia="Microsoft YaHei" w:cs="Microsoft YaHei"/>
+          <w:sz w:val="21"/>
+        </w:rPr>
+        <w:t>（ρ(d,u) = 1.000000；收敛证书 ‖∇ℓ‖_∞ = 1e-11；384 次求解全部收敛）。但两类现实的分离性违反——概率域平均（即 LLM 评判实际所做）与逐对缺失——会破坏该恒等式；机制诊断显示概率域平均</w:t>
+      </w:r>
+      <w:r>
+        <w:rPr>
+          <w:rFonts w:ascii="Calibri" w:hAnsi="Calibri" w:eastAsia="Microsoft YaHei" w:cs="Microsoft YaHei"/>
+          <w:b/>
+          <w:sz w:val="21"/>
+        </w:rPr>
+        <w:t>隐式趋向精度加权</w:t>
+      </w:r>
+      <w:r>
+        <w:rPr>
+          <w:rFonts w:ascii="Calibri" w:hAnsi="Calibri" w:eastAsia="Microsoft YaHei" w:cs="Microsoft YaHei"/>
+          <w:sz w:val="21"/>
+        </w:rPr>
+        <w:t>（ρ(BT prob-mean, precision-weighting) = 0.96404，高于 ρ(u_α, precision-weighting) = 0.939289）。</w:t>
+      </w:r>
+    </w:p>
+    <w:p>
+      <w:pPr>
+        <w:spacing w:after="120"/>
+      </w:pPr>
+      <w:r>
+        <w:rPr>
+          <w:rFonts w:ascii="Calibri" w:hAnsi="Calibri" w:eastAsia="Microsoft YaHei" w:cs="Microsoft YaHei"/>
+          <w:b/>
+          <w:sz w:val="21"/>
+        </w:rPr>
+        <w:t>外生判据上的负结果与残差化修正</w:t>
+      </w:r>
+      <w:r>
+        <w:rPr>
+          <w:rFonts w:ascii="Calibri" w:hAnsi="Calibri" w:eastAsia="Microsoft YaHei" w:cs="Microsoft YaHei"/>
+          <w:sz w:val="21"/>
+        </w:rPr>
+        <w:t>。在</w:t>
+      </w:r>
+      <w:r>
+        <w:rPr>
+          <w:rFonts w:ascii="Calibri" w:hAnsi="Calibri" w:eastAsia="Microsoft YaHei" w:cs="Microsoft YaHei"/>
+          <w:b/>
+          <w:sz w:val="21"/>
+        </w:rPr>
+        <w:t>外生</w:t>
+      </w:r>
+      <w:r>
+        <w:rPr>
+          <w:rFonts w:ascii="Calibri" w:hAnsi="Calibri" w:eastAsia="Microsoft YaHei" w:cs="Microsoft YaHei"/>
+          <w:sz w:val="21"/>
+        </w:rPr>
+        <w:t>判据（DBE-KT22 教师难度标签，Kendall τ_b）上，完整 M4 估计器（M4-A/B/C）</w:t>
+      </w:r>
+      <w:r>
+        <w:rPr>
+          <w:rFonts w:ascii="Calibri" w:hAnsi="Calibri" w:eastAsia="Microsoft YaHei" w:cs="Microsoft YaHei"/>
+          <w:b/>
+          <w:sz w:val="21"/>
+        </w:rPr>
+        <w:t>随样本量增大而崩塌</w:t>
+      </w:r>
+      <w:r>
+        <w:rPr>
+          <w:rFonts w:ascii="Calibri" w:hAnsi="Calibri" w:eastAsia="Microsoft YaHei" w:cs="Microsoft YaHei"/>
+          <w:sz w:val="21"/>
+        </w:rPr>
+        <w:t xml:space="preserve">（k=10 τ_b = 0.1596 → k=200 τ_b = 0.0796，Δ = −0.0903，融合胜率 0.00），原因在于辅助信号与成功率高度共线，而 M4 导出的 λ 随 k 上升（0.7449 → 0.8734），尽管折外最优 λ 实际趋近 0（0.015）。据此提出 </w:t>
+      </w:r>
+      <w:r>
+        <w:rPr>
+          <w:rFonts w:ascii="Calibri" w:hAnsi="Calibri" w:eastAsia="Microsoft YaHei" w:cs="Microsoft YaHei"/>
+          <w:b/>
+          <w:sz w:val="21"/>
+        </w:rPr>
+        <w:t>M4-E（残差化）</w:t>
+      </w:r>
+      <w:r>
+        <w:rPr>
+          <w:rFonts w:ascii="Calibri" w:hAnsi="Calibri" w:eastAsia="Microsoft YaHei" w:cs="Microsoft YaHei"/>
+          <w:sz w:val="21"/>
+        </w:rPr>
+        <w:t>：剔除各辅助信号相对参考列（成功率）的冗余成分、只保留增量部分再以 λ 混回，</w:t>
+      </w:r>
+      <w:r>
+        <w:rPr>
+          <w:rFonts w:ascii="Calibri" w:hAnsi="Calibri" w:eastAsia="Microsoft YaHei" w:cs="Microsoft YaHei"/>
+          <w:b/>
+          <w:sz w:val="21"/>
+        </w:rPr>
+        <w:t>修复了该崩塌</w:t>
+      </w:r>
+      <w:r>
+        <w:rPr>
+          <w:rFonts w:ascii="Calibri" w:hAnsi="Calibri" w:eastAsia="Microsoft YaHei" w:cs="Microsoft YaHei"/>
+          <w:sz w:val="21"/>
+        </w:rPr>
+        <w:t>（k=200 τ_b = 0.1718，Δ = +0.0019，配对 t = 5.66，胜率 0.90）。在</w:t>
+      </w:r>
+      <w:r>
+        <w:rPr>
+          <w:rFonts w:ascii="Calibri" w:hAnsi="Calibri" w:eastAsia="Microsoft YaHei" w:cs="Microsoft YaHei"/>
+          <w:b/>
+          <w:sz w:val="21"/>
+        </w:rPr>
+        <w:t>次级</w:t>
+      </w:r>
+      <w:r>
+        <w:rPr>
+          <w:rFonts w:ascii="Calibri" w:hAnsi="Calibri" w:eastAsia="Microsoft YaHei" w:cs="Microsoft YaHei"/>
+          <w:sz w:val="21"/>
+        </w:rPr>
+        <w:t>判据（Junyi 平台难度标签）上，完整 M4 估计器在所有比较中获胜（k=200 Δ = +0.0708，胜率 1.00），M4-E 亦为正（Δ = +0.0073，胜率 1.00）。</w:t>
+      </w:r>
+    </w:p>
+    <w:p>
+      <w:pPr>
+        <w:spacing w:after="120"/>
+      </w:pPr>
+      <w:r>
+        <w:rPr>
+          <w:rFonts w:ascii="Calibri" w:hAnsi="Calibri" w:eastAsia="Microsoft YaHei" w:cs="Microsoft YaHei"/>
+          <w:b/>
+          <w:sz w:val="21"/>
+        </w:rPr>
+        <w:t>方法论含义</w:t>
+      </w:r>
+      <w:r>
+        <w:rPr>
+          <w:rFonts w:ascii="Calibri" w:hAnsi="Calibri" w:eastAsia="Microsoft YaHei" w:cs="Microsoft YaHei"/>
+          <w:sz w:val="21"/>
+        </w:rPr>
+        <w:t>。§3.2 给出"</w:t>
+      </w:r>
+      <w:r>
+        <w:rPr>
+          <w:rFonts w:ascii="Calibri" w:hAnsi="Calibri" w:eastAsia="Microsoft YaHei" w:cs="Microsoft YaHei"/>
+          <w:b/>
+          <w:sz w:val="21"/>
+        </w:rPr>
+        <w:t>信度 ≠ 效度</w:t>
+      </w:r>
+      <w:r>
+        <w:rPr>
+          <w:rFonts w:ascii="Calibri" w:hAnsi="Calibri" w:eastAsia="Microsoft YaHei" w:cs="Microsoft YaHei"/>
+          <w:sz w:val="21"/>
+        </w:rPr>
+        <w:t>"的形式化证明；据此，M4 在 §3.1/§5.2 的负结果不是数值噪声，而是"信度优化"与 M4"效度目标"错配的结构性表现——</w:t>
+      </w:r>
+      <w:r>
+        <w:rPr>
+          <w:rFonts w:ascii="Calibri" w:hAnsi="Calibri" w:eastAsia="Microsoft YaHei" w:cs="Microsoft YaHei"/>
+          <w:b/>
+          <w:sz w:val="21"/>
+        </w:rPr>
+        <w:t>任何 M4 增益主张都必须重新对外生判据检验</w:t>
+      </w:r>
+      <w:r>
+        <w:rPr>
+          <w:rFonts w:ascii="Calibri" w:hAnsi="Calibri" w:eastAsia="Microsoft YaHei" w:cs="Microsoft YaHei"/>
+          <w:sz w:val="21"/>
+        </w:rPr>
+        <w:t>。</w:t>
       </w:r>
     </w:p>
     <w:p>
@@ -10934,13 +10807,13 @@
     </w:p>
     <w:p>
       <w:pPr>
-        <w:pStyle w:val="Heading1"/>
-        <w:spacing w:before="200" w:after="80"/>
+        <w:pStyle w:val="Heading3"/>
+        <w:spacing w:before="120" w:after="80"/>
       </w:pPr>
       <w:r>
         <w:rPr>
           <w:rFonts w:ascii="Calibri" w:hAnsi="Calibri" w:eastAsia="Microsoft YaHei" w:cs="Microsoft YaHei"/>
-          <w:sz w:val="32"/>
+          <w:sz w:val="24"/>
         </w:rPr>
         <w:t>6 算法优化链汇总（O1–O12）</w:t>
       </w:r>
@@ -11804,13 +11677,13 @@
     </w:p>
     <w:p>
       <w:pPr>
-        <w:pStyle w:val="Heading1"/>
-        <w:spacing w:before="200" w:after="80"/>
+        <w:pStyle w:val="Heading3"/>
+        <w:spacing w:before="120" w:after="80"/>
       </w:pPr>
       <w:r>
         <w:rPr>
           <w:rFonts w:ascii="Calibri" w:hAnsi="Calibri" w:eastAsia="Microsoft YaHei" w:cs="Microsoft YaHei"/>
-          <w:sz w:val="32"/>
+          <w:sz w:val="24"/>
         </w:rPr>
         <w:t>7 工程落地</w:t>
       </w:r>
@@ -11837,13 +11710,13 @@
     </w:p>
     <w:p>
       <w:pPr>
-        <w:pStyle w:val="Heading2"/>
+        <w:pStyle w:val="Heading4"/>
         <w:spacing w:before="120" w:after="80"/>
       </w:pPr>
       <w:r>
         <w:rPr>
           <w:rFonts w:ascii="Calibri" w:hAnsi="Calibri" w:eastAsia="Microsoft YaHei" w:cs="Microsoft YaHei"/>
-          <w:sz w:val="27"/>
+          <w:sz w:val="22"/>
         </w:rPr>
         <w:t>7.1 已落地的改动</w:t>
       </w:r>
@@ -12147,7 +12020,7 @@
           <w:rFonts w:ascii="Calibri" w:hAnsi="Calibri" w:eastAsia="Microsoft YaHei" w:cs="Microsoft YaHei"/>
           <w:sz w:val="21"/>
         </w:rPr>
-        <w:t xml:space="preserve">：前两处改动使全量测试数由改动前的 920 增至 934（中间值）；本次审阅整改新增 2 条机制计数门禁测试后为 </w:t>
+        <w:t xml:space="preserve">：前两处改动使全量测试数由改动前的 920 增至 934（中间值）；本次审阅整改新增 2 条机制计数门禁测试、并入 learnflow-main 快照后为 </w:t>
       </w:r>
       <w:r>
         <w:rPr>
@@ -12155,7 +12028,7 @@
           <w:b/>
           <w:sz w:val="21"/>
         </w:rPr>
-        <w:t>936</w:t>
+        <w:t>972</w:t>
       </w:r>
       <w:r>
         <w:rPr>
@@ -12181,13 +12054,13 @@
     </w:p>
     <w:p>
       <w:pPr>
-        <w:pStyle w:val="Heading2"/>
+        <w:pStyle w:val="Heading4"/>
         <w:spacing w:before="120" w:after="80"/>
       </w:pPr>
       <w:r>
         <w:rPr>
           <w:rFonts w:ascii="Calibri" w:hAnsi="Calibri" w:eastAsia="Microsoft YaHei" w:cs="Microsoft YaHei"/>
-          <w:sz w:val="27"/>
+          <w:sz w:val="22"/>
         </w:rPr>
         <w:t>7.2 报告期内的回归验证</w:t>
       </w:r>
@@ -12281,7 +12154,7 @@
                 <w:rFonts w:ascii="Calibri" w:hAnsi="Calibri" w:eastAsia="Microsoft YaHei" w:cs="Microsoft YaHei"/>
                 <w:sz w:val="19"/>
               </w:rPr>
-              <w:t>936 collected / 936 passed</w:t>
+              <w:t>972 collected / 972 passed</w:t>
             </w:r>
           </w:p>
         </w:tc>
@@ -12352,7 +12225,7 @@
                 <w:rFonts w:ascii="Calibri" w:hAnsi="Calibri" w:eastAsia="Microsoft YaHei" w:cs="Microsoft YaHei"/>
                 <w:sz w:val="19"/>
               </w:rPr>
-              <w:t>25,795</w:t>
+              <w:t>26,749</w:t>
             </w:r>
           </w:p>
         </w:tc>
@@ -12441,13 +12314,13 @@
     </w:p>
     <w:p>
       <w:pPr>
-        <w:pStyle w:val="Heading1"/>
-        <w:spacing w:before="200" w:after="80"/>
+        <w:pStyle w:val="Heading3"/>
+        <w:spacing w:before="120" w:after="80"/>
       </w:pPr>
       <w:r>
         <w:rPr>
           <w:rFonts w:ascii="Calibri" w:hAnsi="Calibri" w:eastAsia="Microsoft YaHei" w:cs="Microsoft YaHei"/>
-          <w:sz w:val="32"/>
+          <w:sz w:val="24"/>
         </w:rPr>
         <w:t>8 负结果与诚实缺口清单</w:t>
       </w:r>
@@ -12474,13 +12347,13 @@
     </w:p>
     <w:p>
       <w:pPr>
-        <w:pStyle w:val="Heading2"/>
+        <w:pStyle w:val="Heading4"/>
         <w:spacing w:before="120" w:after="80"/>
       </w:pPr>
       <w:r>
         <w:rPr>
           <w:rFonts w:ascii="Calibri" w:hAnsi="Calibri" w:eastAsia="Microsoft YaHei" w:cs="Microsoft YaHei"/>
-          <w:sz w:val="27"/>
+          <w:sz w:val="22"/>
         </w:rPr>
         <w:t>8.1 否定性结论清单</w:t>
       </w:r>
@@ -12851,7 +12724,7 @@
                 <w:rFonts w:ascii="Calibri" w:hAnsi="Calibri" w:eastAsia="Microsoft YaHei" w:cs="Microsoft YaHei"/>
                 <w:sz w:val="19"/>
               </w:rPr>
-              <w:t>最优错误率的</w:t>
+              <w:t>最优错误率方面，本分布是</w:t>
             </w:r>
             <w:r>
               <w:rPr>
@@ -12859,14 +12732,14 @@
                 <w:b/>
                 <w:sz w:val="19"/>
               </w:rPr>
-              <w:t>单值众数是 75% 成功率</w:t>
-            </w:r>
-            <w:r>
-              <w:rPr>
-                <w:rFonts w:ascii="Calibri" w:hAnsi="Calibri" w:eastAsia="Microsoft YaHei" w:cs="Microsoft YaHei"/>
-                <w:sz w:val="19"/>
-              </w:rPr>
-              <w:t>（错误率 0.25，30,899 窗），</w:t>
+              <w:t>所经历难度的分布、不是对最优值的检验</w:t>
+            </w:r>
+            <w:r>
+              <w:rPr>
+                <w:rFonts w:ascii="Calibri" w:hAnsi="Calibri" w:eastAsia="Microsoft YaHei" w:cs="Microsoft YaHei"/>
+                <w:sz w:val="19"/>
+              </w:rPr>
+              <w:t xml:space="preserve">；对 85% 规则（15.87%）与先行研究的 80.7% </w:t>
             </w:r>
             <w:r>
               <w:rPr>
@@ -12874,14 +12747,29 @@
                 <w:b/>
                 <w:sz w:val="19"/>
               </w:rPr>
-              <w:t>既不支持 15.87% 也不支持 80.7%</w:t>
-            </w:r>
-            <w:r>
-              <w:rPr>
-                <w:rFonts w:ascii="Calibri" w:hAnsi="Calibri" w:eastAsia="Microsoft YaHei" w:cs="Microsoft YaHei"/>
-                <w:sz w:val="19"/>
-              </w:rPr>
-              <w:t>；80–85% 带仅占 19.64%。旧稿"众数区间 0.15–0.20"经复核为</w:t>
+              <w:t>什么都不能说</w:t>
+            </w:r>
+            <w:r>
+              <w:rPr>
+                <w:rFonts w:ascii="Calibri" w:hAnsi="Calibri" w:eastAsia="Microsoft YaHei" w:cs="Microsoft YaHei"/>
+                <w:sz w:val="19"/>
+              </w:rPr>
+              <w:t xml:space="preserve">（审阅 3.3）。单值众数为 </w:t>
+            </w:r>
+            <w:r>
+              <w:rPr>
+                <w:rFonts w:ascii="Calibri" w:hAnsi="Calibri" w:eastAsia="Microsoft YaHei" w:cs="Microsoft YaHei"/>
+                <w:b/>
+                <w:sz w:val="19"/>
+              </w:rPr>
+              <w:t>75% 成功率</w:t>
+            </w:r>
+            <w:r>
+              <w:rPr>
+                <w:rFonts w:ascii="Calibri" w:hAnsi="Calibri" w:eastAsia="Microsoft YaHei" w:cs="Microsoft YaHei"/>
+                <w:sz w:val="19"/>
+              </w:rPr>
+              <w:t>（错误率 0.25，30,899 窗）；80–85% 带仅占 19.64%。旧稿"众数区间 0.15–0.20"经复核为</w:t>
             </w:r>
             <w:r>
               <w:rPr>
@@ -13443,13 +13331,13 @@
     <w:p/>
     <w:p>
       <w:pPr>
-        <w:pStyle w:val="Heading2"/>
+        <w:pStyle w:val="Heading4"/>
         <w:spacing w:before="120" w:after="80"/>
       </w:pPr>
       <w:r>
         <w:rPr>
           <w:rFonts w:ascii="Calibri" w:hAnsi="Calibri" w:eastAsia="Microsoft YaHei" w:cs="Microsoft YaHei"/>
-          <w:sz w:val="27"/>
+          <w:sz w:val="22"/>
         </w:rPr>
         <w:t>8.2 未执行分项（诚实缺口）</w:t>
       </w:r>
@@ -14296,13 +14184,13 @@
     <w:p/>
     <w:p>
       <w:pPr>
-        <w:pStyle w:val="Heading2"/>
+        <w:pStyle w:val="Heading4"/>
         <w:spacing w:before="120" w:after="80"/>
       </w:pPr>
       <w:r>
         <w:rPr>
           <w:rFonts w:ascii="Calibri" w:hAnsi="Calibri" w:eastAsia="Microsoft YaHei" w:cs="Microsoft YaHei"/>
-          <w:sz w:val="27"/>
+          <w:sz w:val="22"/>
         </w:rPr>
         <w:t>8.3 口径更正留痕</w:t>
       </w:r>
@@ -14740,13 +14628,13 @@
     </w:p>
     <w:p>
       <w:pPr>
-        <w:pStyle w:val="Heading2"/>
+        <w:pStyle w:val="Heading4"/>
         <w:spacing w:before="120" w:after="80"/>
       </w:pPr>
       <w:r>
         <w:rPr>
           <w:rFonts w:ascii="Calibri" w:hAnsi="Calibri" w:eastAsia="Microsoft YaHei" w:cs="Microsoft YaHei"/>
-          <w:sz w:val="27"/>
+          <w:sz w:val="22"/>
         </w:rPr>
         <w:t>8.4 v1.1 更正表（回应审阅意见第 4 节）</w:t>
       </w:r>
@@ -15642,13 +15530,13 @@
     </w:p>
     <w:p>
       <w:pPr>
-        <w:pStyle w:val="Heading1"/>
-        <w:spacing w:before="200" w:after="80"/>
+        <w:pStyle w:val="Heading3"/>
+        <w:spacing w:before="120" w:after="80"/>
       </w:pPr>
       <w:r>
         <w:rPr>
           <w:rFonts w:ascii="Calibri" w:hAnsi="Calibri" w:eastAsia="Microsoft YaHei" w:cs="Microsoft YaHei"/>
-          <w:sz w:val="32"/>
+          <w:sz w:val="24"/>
         </w:rPr>
         <w:t>9 未完成事项与下一步计划</w:t>
       </w:r>
@@ -15675,13 +15563,13 @@
     </w:p>
     <w:p>
       <w:pPr>
-        <w:pStyle w:val="Heading2"/>
+        <w:pStyle w:val="Heading4"/>
         <w:spacing w:before="120" w:after="80"/>
       </w:pPr>
       <w:r>
         <w:rPr>
           <w:rFonts w:ascii="Calibri" w:hAnsi="Calibri" w:eastAsia="Microsoft YaHei" w:cs="Microsoft YaHei"/>
-          <w:sz w:val="27"/>
+          <w:sz w:val="22"/>
         </w:rPr>
         <w:t>9.1 阶段二：因果侧与人类被试</w:t>
       </w:r>
@@ -15772,13 +15660,13 @@
     </w:p>
     <w:p>
       <w:pPr>
-        <w:pStyle w:val="Heading2"/>
+        <w:pStyle w:val="Heading4"/>
         <w:spacing w:before="120" w:after="80"/>
       </w:pPr>
       <w:r>
         <w:rPr>
           <w:rFonts w:ascii="Calibri" w:hAnsi="Calibri" w:eastAsia="Microsoft YaHei" w:cs="Microsoft YaHei"/>
-          <w:sz w:val="27"/>
+          <w:sz w:val="22"/>
         </w:rPr>
         <w:t>9.2 阶段三：学位论文整合</w:t>
       </w:r>
@@ -15797,13 +15685,13 @@
     </w:p>
     <w:p>
       <w:pPr>
-        <w:pStyle w:val="Heading2"/>
+        <w:pStyle w:val="Heading4"/>
         <w:spacing w:before="120" w:after="80"/>
       </w:pPr>
       <w:r>
         <w:rPr>
           <w:rFonts w:ascii="Calibri" w:hAnsi="Calibri" w:eastAsia="Microsoft YaHei" w:cs="Microsoft YaHei"/>
-          <w:sz w:val="27"/>
+          <w:sz w:val="22"/>
         </w:rPr>
         <w:t>9.3 传播计划</w:t>
       </w:r>
@@ -15907,7 +15795,7 @@
           <w:rFonts w:ascii="Calibri" w:hAnsi="Calibri" w:eastAsia="Microsoft YaHei" w:cs="Microsoft YaHei"/>
           <w:sz w:val="21"/>
         </w:rPr>
-        <w:t xml:space="preserve">）；M2 拟投 </w:t>
+        <w:t xml:space="preserve">）；M2 的目标期刊 </w:t>
       </w:r>
       <w:r>
         <w:rPr>
@@ -15952,7 +15840,22 @@
           <w:rFonts w:ascii="Calibri" w:hAnsi="Calibri" w:eastAsia="Microsoft YaHei" w:cs="Microsoft YaHei"/>
           <w:sz w:val="21"/>
         </w:rPr>
-        <w:t xml:space="preserve">），若走"路线 B"则不作期刊立项；M3 拟投 </w:t>
+        <w:t>）</w:t>
+      </w:r>
+      <w:r>
+        <w:rPr>
+          <w:rFonts w:ascii="Calibri" w:hAnsi="Calibri" w:eastAsia="Microsoft YaHei" w:cs="Microsoft YaHei"/>
+          <w:b/>
+          <w:sz w:val="21"/>
+        </w:rPr>
+        <w:t>已于 2026-09-29 按审阅 §5.4 撤下</w:t>
+      </w:r>
+      <w:r>
+        <w:rPr>
+          <w:rFonts w:ascii="Calibri" w:hAnsi="Calibri" w:eastAsia="Microsoft YaHei" w:cs="Microsoft YaHei"/>
+          <w:sz w:val="21"/>
+        </w:rPr>
+        <w:t xml:space="preserve">（M2 已定为路线 B，改为学位论文治理章 + 短经验报告，不作期刊立项）；M3 拟投 </w:t>
       </w:r>
       <w:r>
         <w:rPr>
@@ -15983,6 +15886,36 @@
           <w:sz w:val="21"/>
         </w:rPr>
         <w:t>。</w:t>
+      </w:r>
+      <w:r>
+        <w:rPr>
+          <w:rFonts w:ascii="Calibri" w:hAnsi="Calibri" w:eastAsia="Microsoft YaHei" w:cs="Microsoft YaHei"/>
+          <w:b/>
+          <w:sz w:val="21"/>
+        </w:rPr>
+        <w:t>第四篇稿件 M4（信度结构化组合难度估计，2026-09-27 新建）按审阅 §4.4 不作为独立稿件投出</w:t>
+      </w:r>
+      <w:r>
+        <w:rPr>
+          <w:rFonts w:ascii="Calibri" w:hAnsi="Calibri" w:eastAsia="Microsoft YaHei" w:cs="Microsoft YaHei"/>
+          <w:sz w:val="21"/>
+        </w:rPr>
+        <w:t>：其经验部分与 M1 建立在相同缓存、相同 DBE 教师标签、相同 Junyi 标签、相同 B 块留出、相同 λ_cf 与相同 srw7 之上，且 M4-E 系看到失败后在同一批 212 题·同一标签·同一种子上做出的修正。是否并入 M1 作为方法部分的一节，或先在一个完全不同的数据集上做预先登记的确认性检验，</w:t>
+      </w:r>
+      <w:r>
+        <w:rPr>
+          <w:rFonts w:ascii="Calibri" w:hAnsi="Calibri" w:eastAsia="Microsoft YaHei" w:cs="Microsoft YaHei"/>
+          <w:b/>
+          <w:sz w:val="21"/>
+        </w:rPr>
+        <w:t>2026-11-03 决定</w:t>
+      </w:r>
+      <w:r>
+        <w:rPr>
+          <w:rFonts w:ascii="Calibri" w:hAnsi="Calibri" w:eastAsia="Microsoft YaHei" w:cs="Microsoft YaHei"/>
+          <w:sz w:val="21"/>
+        </w:rPr>
+        <w:t>；在决定之前不给 M4 追加新实验。</w:t>
       </w:r>
       <w:r>
         <w:rPr>
@@ -16017,13 +15950,13 @@
     </w:p>
     <w:p>
       <w:pPr>
-        <w:pStyle w:val="Heading2"/>
+        <w:pStyle w:val="Heading4"/>
         <w:spacing w:before="120" w:after="80"/>
       </w:pPr>
       <w:r>
         <w:rPr>
           <w:rFonts w:ascii="Calibri" w:hAnsi="Calibri" w:eastAsia="Microsoft YaHei" w:cs="Microsoft YaHei"/>
-          <w:sz w:val="27"/>
+          <w:sz w:val="22"/>
         </w:rPr>
         <w:t>9.4 本版未闭环项（据实列出）</w:t>
       </w:r>
@@ -16186,7 +16119,15 @@
                 <w:rFonts w:ascii="Calibri" w:hAnsi="Calibri" w:eastAsia="Microsoft YaHei" w:cs="Microsoft YaHei"/>
                 <w:sz w:val="19"/>
               </w:rPr>
-              <w:t>⬜ 未开始</w:t>
+              <w:t xml:space="preserve">✅ </w:t>
+            </w:r>
+            <w:r>
+              <w:rPr>
+                <w:rFonts w:ascii="Calibri" w:hAnsi="Calibri" w:eastAsia="Microsoft YaHei" w:cs="Microsoft YaHei"/>
+                <w:b/>
+                <w:sz w:val="19"/>
+              </w:rPr>
+              <w:t>已执行（2026-09-24，LF-CIS-2026-09-22 冻结识别策略；AIPW/DR + 剂量—反应，结论未检出内部最优、降级为关联性证据，详见 M1 §8.3）</w:t>
             </w:r>
           </w:p>
         </w:tc>
@@ -16201,7 +16142,7 @@
                 <w:rFonts w:ascii="Calibri" w:hAnsi="Calibri" w:eastAsia="Microsoft YaHei" w:cs="Microsoft YaHei"/>
                 <w:sz w:val="19"/>
               </w:rPr>
-              <w:t>10-20 交付</w:t>
+              <w:t>已完成</w:t>
             </w:r>
           </w:p>
         </w:tc>
@@ -16576,13 +16517,13 @@
     </w:p>
     <w:p>
       <w:pPr>
-        <w:pStyle w:val="Heading1"/>
-        <w:spacing w:before="200" w:after="80"/>
+        <w:pStyle w:val="Heading3"/>
+        <w:spacing w:before="120" w:after="80"/>
       </w:pPr>
       <w:r>
         <w:rPr>
           <w:rFonts w:ascii="Calibri" w:hAnsi="Calibri" w:eastAsia="Microsoft YaHei" w:cs="Microsoft YaHei"/>
-          <w:sz w:val="32"/>
+          <w:sz w:val="24"/>
         </w:rPr>
         <w:t>10 数据与代码可得性</w:t>
       </w:r>
@@ -16609,13 +16550,13 @@
     </w:p>
     <w:p>
       <w:pPr>
-        <w:pStyle w:val="Heading2"/>
+        <w:pStyle w:val="Heading4"/>
         <w:spacing w:before="120" w:after="80"/>
       </w:pPr>
       <w:r>
         <w:rPr>
           <w:rFonts w:ascii="Calibri" w:hAnsi="Calibri" w:eastAsia="Microsoft YaHei" w:cs="Microsoft YaHei"/>
-          <w:sz w:val="27"/>
+          <w:sz w:val="22"/>
         </w:rPr>
         <w:t>10.1 代码与复算产物</w:t>
       </w:r>
@@ -16662,13 +16603,13 @@
     </w:p>
     <w:p>
       <w:pPr>
-        <w:pStyle w:val="Heading2"/>
+        <w:pStyle w:val="Heading4"/>
         <w:spacing w:before="120" w:after="80"/>
       </w:pPr>
       <w:r>
         <w:rPr>
           <w:rFonts w:ascii="Calibri" w:hAnsi="Calibri" w:eastAsia="Microsoft YaHei" w:cs="Microsoft YaHei"/>
-          <w:sz w:val="27"/>
+          <w:sz w:val="22"/>
         </w:rPr>
         <w:t>10.2 数据与许可义务</w:t>
       </w:r>
@@ -17047,13 +16988,13 @@
     </w:p>
     <w:p>
       <w:pPr>
-        <w:pStyle w:val="Heading2"/>
+        <w:pStyle w:val="Heading4"/>
         <w:spacing w:before="120" w:after="80"/>
       </w:pPr>
       <w:r>
         <w:rPr>
           <w:rFonts w:ascii="Calibri" w:hAnsi="Calibri" w:eastAsia="Microsoft YaHei" w:cs="Microsoft YaHei"/>
-          <w:sz w:val="27"/>
+          <w:sz w:val="22"/>
         </w:rPr>
         <w:t>10.3 归档标识</w:t>
       </w:r>
@@ -17267,13 +17208,13 @@
     </w:p>
     <w:p>
       <w:pPr>
-        <w:pStyle w:val="Heading1"/>
-        <w:spacing w:before="200" w:after="80"/>
+        <w:pStyle w:val="Heading3"/>
+        <w:spacing w:before="120" w:after="80"/>
       </w:pPr>
       <w:r>
         <w:rPr>
           <w:rFonts w:ascii="Calibri" w:hAnsi="Calibri" w:eastAsia="Microsoft YaHei" w:cs="Microsoft YaHei"/>
-          <w:sz w:val="32"/>
+          <w:sz w:val="24"/>
         </w:rPr>
         <w:t>11 结论</w:t>
       </w:r>
@@ -17655,13 +17596,13 @@
     </w:p>
     <w:p>
       <w:pPr>
-        <w:pStyle w:val="Heading1"/>
-        <w:spacing w:before="200" w:after="80"/>
+        <w:pStyle w:val="Heading3"/>
+        <w:spacing w:before="120" w:after="80"/>
       </w:pPr>
       <w:r>
         <w:rPr>
           <w:rFonts w:ascii="Calibri" w:hAnsi="Calibri" w:eastAsia="Microsoft YaHei" w:cs="Microsoft YaHei"/>
-          <w:sz w:val="32"/>
+          <w:sz w:val="24"/>
         </w:rPr>
         <w:t>附录 A 关键数字速查表</w:t>
       </w:r>
@@ -18006,7 +17947,7 @@
                 <w:rFonts w:ascii="Calibri" w:hAnsi="Calibri" w:eastAsia="Microsoft YaHei" w:cs="Microsoft YaHei"/>
                 <w:sz w:val="19"/>
               </w:rPr>
-              <w:t>88 个文件 / 25,795 行</w:t>
+              <w:t>92 个文件 / 26,749 行</w:t>
             </w:r>
           </w:p>
         </w:tc>
@@ -18076,7 +18017,7 @@
                 <w:rFonts w:ascii="Calibri" w:hAnsi="Calibri" w:eastAsia="Microsoft YaHei" w:cs="Microsoft YaHei"/>
                 <w:sz w:val="19"/>
               </w:rPr>
-              <w:t>55</w:t>
+              <w:t>59</w:t>
             </w:r>
           </w:p>
         </w:tc>
@@ -18111,7 +18052,7 @@
                 <w:rFonts w:ascii="Calibri" w:hAnsi="Calibri" w:eastAsia="Microsoft YaHei" w:cs="Microsoft YaHei"/>
                 <w:sz w:val="19"/>
               </w:rPr>
-              <w:t>54 个测试文件 / 936 条通过</w:t>
+              <w:t>56 个测试文件 / 972 条通过</w:t>
             </w:r>
           </w:p>
         </w:tc>
@@ -18575,13 +18516,13 @@
     <w:p/>
     <w:p>
       <w:pPr>
-        <w:pStyle w:val="Heading1"/>
-        <w:spacing w:before="200" w:after="80"/>
+        <w:pStyle w:val="Heading3"/>
+        <w:spacing w:before="120" w:after="80"/>
       </w:pPr>
       <w:r>
         <w:rPr>
           <w:rFonts w:ascii="Calibri" w:hAnsi="Calibri" w:eastAsia="Microsoft YaHei" w:cs="Microsoft YaHei"/>
-          <w:sz w:val="32"/>
+          <w:sz w:val="24"/>
         </w:rPr>
         <w:t>附录 B 术语表</w:t>
       </w:r>
@@ -19048,6 +18989,14 @@
       </w:tr>
     </w:tbl>
     <w:p/>
+    <w:p>
+      <w:pPr>
+        <w:pBdr>
+          <w:bottom w:val="single" w:sz="6" w:space="1" w:color="999999"/>
+        </w:pBdr>
+        <w:spacing w:after="40"/>
+      </w:pPr>
+    </w:p>
     <w:sectPr>
       <w:pgSz w:w="16840" w:h="23820"/>
       <w:pgMar w:top="1440" w:right="1800" w:bottom="1440" w:left="1800" w:header="720" w:footer="720" w:gutter="0"/>
